--- a/materials/3-ניתוח-דרישות/תוצר-מאומת/סיפורי-משתמש-קמפוס.docx
+++ b/materials/3-ניתוח-דרישות/תוצר-מאומת/סיפורי-משתמש-קמפוס.docx
@@ -2,7 +2,7 @@
 <file path=word/document.xml><?xml version="1.0" encoding="utf-8"?>
 <w:document xmlns:w="http://schemas.openxmlformats.org/wordprocessingml/2006/main" xmlns:m="http://schemas.openxmlformats.org/officeDocument/2006/math" xmlns:r="http://schemas.openxmlformats.org/officeDocument/2006/relationships" xmlns:o="urn:schemas-microsoft-com:office:office" xmlns:v="urn:schemas-microsoft-com:vml" xmlns:w10="urn:schemas-microsoft-com:office:word" xmlns:a="http://schemas.openxmlformats.org/drawingml/2006/main" xmlns:pic="http://schemas.openxmlformats.org/drawingml/2006/picture" xmlns:wp="http://schemas.openxmlformats.org/drawingml/2006/wordprocessingDrawing">
   <w:body>
-    <w:bookmarkStart w:id="22" w:name="סיפורי-משתמש--מערכת-הזמנת-האוכל-בקמפוס"/>
+    <w:bookmarkStart w:id="36" w:name="סיפורי-משתמש--מערכת-הזמנת-האוכל-בקמפוס"/>
     <w:p>
       <w:pPr>
         <w:pStyle w:val="Heading1"/>
@@ -101,10 +101,10 @@
         <w:rPr>
           <w:rtl/>
         </w:rPr>
-        <w:t xml:space="preserve">סיפור + תנאי קבלה + עדיפות, וטבלת עקיבות אל ה-FR.</w:t>
-      </w:r>
-    </w:p>
-    <w:bookmarkStart w:id="10" w:name="תזכורת-פורמט"/>
+        <w:t xml:space="preserve">סיפור + תנאי קבלה + עדיפות, וטבלת עקיבות אל ה-FR וה-NFR.</w:t>
+      </w:r>
+    </w:p>
+    <w:bookmarkStart w:id="11" w:name="תזכורת-פורמט"/>
     <w:p>
       <w:pPr>
         <w:pStyle w:val="Heading2"/>
@@ -228,46 +228,49 @@
           <w:bCs/>
           <w:rtl/>
         </w:rPr>
-        <w:t xml:space="preserve">הסיפור = הדרישה הכללית</w:t>
-      </w:r>
-      <w:r>
-        <w:rPr>
-          <w:rtl/>
-        </w:rPr>
-        <w:t xml:space="preserve"> </w:t>
-      </w:r>
-      <w:r>
-        <w:rPr>
-          <w:rtl/>
-        </w:rPr>
-        <w:t xml:space="preserve">(</w:t>
-      </w:r>
-      <w:r>
-        <w:rPr>
-          <w:rStyle w:val="VerbatimChar"/>
-          <w:rtl/>
-        </w:rPr>
-        <w:t xml:space="preserve">FR-n</w:t>
-      </w:r>
-      <w:r>
-        <w:rPr>
-          <w:rtl/>
-        </w:rPr>
-        <w:t xml:space="preserve">) ·</w:t>
-      </w:r>
-      <w:r>
-        <w:rPr>
-          <w:rtl/>
-        </w:rPr>
-        <w:t xml:space="preserve"> </w:t>
-      </w:r>
-      <w:r>
-        <w:rPr>
-          <w:b/>
-          <w:bCs/>
-          <w:rtl/>
-        </w:rPr>
-        <w:t xml:space="preserve">תנאי הקבלה = הדרישות המפורטות</w:t>
+        <w:t xml:space="preserve">הסיפור = היכולת</w:t>
+      </w:r>
+      <w:r>
+        <w:rPr>
+          <w:rtl/>
+        </w:rPr>
+        <w:t xml:space="preserve"> </w:t>
+      </w:r>
+      <w:r>
+        <w:rPr>
+          <w:rtl/>
+        </w:rPr>
+        <w:t xml:space="preserve">·</w:t>
+      </w:r>
+      <w:r>
+        <w:rPr>
+          <w:rtl/>
+        </w:rPr>
+        <w:t xml:space="preserve"> </w:t>
+      </w:r>
+      <w:r>
+        <w:rPr>
+          <w:b/>
+          <w:bCs/>
+          <w:rtl/>
+        </w:rPr>
+        <w:t xml:space="preserve">תנאי הקבלה =</w:t>
+      </w:r>
+      <w:r>
+        <w:rPr>
+          <w:b/>
+          <w:bCs/>
+          <w:rtl/>
+        </w:rPr>
+        <w:t xml:space="preserve"> </w:t>
+      </w:r>
+      <w:r>
+        <w:rPr>
+          <w:b/>
+          <w:bCs/>
+          <w:rtl/>
+        </w:rPr>
+        <w:t xml:space="preserve">הדרישות המפורטות</w:t>
       </w:r>
       <w:r>
         <w:rPr>
@@ -375,6 +378,253 @@
         <w:t xml:space="preserve">הרלוונטי · הסיפור עצמו נשאר קצר — הפירוט חי בתנאים, לא במשפט.</w:t>
       </w:r>
     </w:p>
+    <w:bookmarkStart w:id="10" w:name="שני-כללים-שקובעים-כמה-סיפורים-ייצאו-לכם"/>
+    <w:p>
+      <w:pPr>
+        <w:pStyle w:val="Heading3"/>
+        <w:bidi/>
+      </w:pPr>
+      <w:r>
+        <w:rPr>
+          <w:rtl/>
+        </w:rPr>
+        <w:t xml:space="preserve">שני כללים שקובעים כמה סיפורים ייצאו לכם</w:t>
+      </w:r>
+    </w:p>
+    <w:p>
+      <w:pPr>
+        <w:pStyle w:val="FirstParagraph"/>
+        <w:bidi/>
+      </w:pPr>
+      <w:r>
+        <w:rPr>
+          <w:b/>
+          <w:bCs/>
+          <w:rtl/>
+        </w:rPr>
+        <w:t xml:space="preserve">1. דרישת CRUD מתפרקת לארבעה סיפורים — אחד לכל פעולה.</w:t>
+      </w:r>
+      <w:r>
+        <w:rPr>
+          <w:rtl/>
+        </w:rPr>
+        <w:t xml:space="preserve"> </w:t>
+      </w:r>
+      <w:r>
+        <w:rPr>
+          <w:rtl/>
+        </w:rPr>
+        <w:t xml:space="preserve">״לנהל את העובדים״ הוא</w:t>
+      </w:r>
+      <w:r>
+        <w:rPr>
+          <w:rtl/>
+        </w:rPr>
+        <w:t xml:space="preserve"> </w:t>
+      </w:r>
+      <w:r>
+        <w:rPr>
+          <w:b/>
+          <w:bCs/>
+          <w:rtl/>
+        </w:rPr>
+        <w:t xml:space="preserve">אפוס</w:t>
+      </w:r>
+      <w:r>
+        <w:rPr>
+          <w:rtl/>
+        </w:rPr>
+        <w:t xml:space="preserve"> </w:t>
+      </w:r>
+      <w:r>
+        <w:rPr>
+          <w:rtl/>
+        </w:rPr>
+        <w:t xml:space="preserve">(Epic), לא סיפור: הוא גדול מכדי לתכנן, לאמוד או לבדוק אותו כיחידה אחת. לכן</w:t>
+      </w:r>
+      <w:r>
+        <w:rPr>
+          <w:rtl/>
+        </w:rPr>
+        <w:t xml:space="preserve"> </w:t>
+      </w:r>
+      <w:r>
+        <w:rPr>
+          <w:rtl/>
+        </w:rPr>
+        <w:t xml:space="preserve">כותבים ארבעה סיפורים נפרדים — יצירה, קריאה, עדכון, מחיקה — כל אחד עם תנאי הקבלה שלו</w:t>
+      </w:r>
+      <w:r>
+        <w:rPr>
+          <w:rtl/>
+        </w:rPr>
+        <w:t xml:space="preserve"> </w:t>
+      </w:r>
+      <w:r>
+        <w:rPr>
+          <w:rtl/>
+        </w:rPr>
+        <w:t xml:space="preserve">(</w:t>
+      </w:r>
+      <w:r>
+        <w:rPr>
+          <w:rStyle w:val="VerbatimChar"/>
+          <w:rtl/>
+        </w:rPr>
+        <w:t xml:space="preserve">US-9</w:t>
+      </w:r>
+      <w:r>
+        <w:rPr>
+          <w:rtl/>
+        </w:rPr>
+        <w:t xml:space="preserve">–</w:t>
+      </w:r>
+      <w:r>
+        <w:rPr>
+          <w:rStyle w:val="VerbatimChar"/>
+          <w:rtl/>
+        </w:rPr>
+        <w:t xml:space="preserve">US-12</w:t>
+      </w:r>
+      <w:r>
+        <w:rPr>
+          <w:rtl/>
+        </w:rPr>
+        <w:t xml:space="preserve"> </w:t>
+      </w:r>
+      <w:r>
+        <w:rPr>
+          <w:rtl/>
+        </w:rPr>
+        <w:t xml:space="preserve">כאן).</w:t>
+      </w:r>
+      <w:r>
+        <w:rPr>
+          <w:rtl/>
+        </w:rPr>
+        <w:t xml:space="preserve"> </w:t>
+      </w:r>
+      <w:r>
+        <w:rPr>
+          <w:i/>
+          <w:iCs/>
+          <w:rtl/>
+        </w:rPr>
+        <w:t xml:space="preserve">הערה למי שמכיר Agile: בהמשך הקורס נראה שאפשר להחזיק את הארבעה</w:t>
+      </w:r>
+      <w:r>
+        <w:rPr>
+          <w:i/>
+          <w:iCs/>
+          <w:rtl/>
+        </w:rPr>
+        <w:t xml:space="preserve"> </w:t>
+      </w:r>
+      <w:r>
+        <w:rPr>
+          <w:i/>
+          <w:iCs/>
+          <w:rtl/>
+        </w:rPr>
+        <w:t xml:space="preserve">תחת אפוס אחד ולפרק אותם ממנו; בשלב זה כותבים אותם ישירות כארבעה סיפורים.</w:t>
+      </w:r>
+    </w:p>
+    <w:p>
+      <w:pPr>
+        <w:pStyle w:val="BodyText"/>
+        <w:bidi/>
+      </w:pPr>
+      <w:r>
+        <w:rPr>
+          <w:b/>
+          <w:bCs/>
+          <w:rtl/>
+        </w:rPr>
+        <w:t xml:space="preserve">2. המספור של הסיפורים עצמאי — הוא אינו עוקב אחרי מספרי הדרישות.</w:t>
+      </w:r>
+      <w:r>
+        <w:rPr>
+          <w:rtl/>
+        </w:rPr>
+        <w:t xml:space="preserve"> </w:t>
+      </w:r>
+      <w:r>
+        <w:rPr>
+          <w:rtl/>
+        </w:rPr>
+        <w:t xml:space="preserve">הסיפורים כאן</w:t>
+      </w:r>
+      <w:r>
+        <w:rPr>
+          <w:rtl/>
+        </w:rPr>
+        <w:t xml:space="preserve"> </w:t>
+      </w:r>
+      <w:r>
+        <w:rPr>
+          <w:rtl/>
+        </w:rPr>
+        <w:t xml:space="preserve">מסודרים לפי</w:t>
+      </w:r>
+      <w:r>
+        <w:rPr>
+          <w:rtl/>
+        </w:rPr>
+        <w:t xml:space="preserve"> </w:t>
+      </w:r>
+      <w:r>
+        <w:rPr>
+          <w:b/>
+          <w:bCs/>
+          <w:rtl/>
+        </w:rPr>
+        <w:t xml:space="preserve">מסע השחקן</w:t>
+      </w:r>
+      <w:r>
+        <w:rPr>
+          <w:rtl/>
+        </w:rPr>
+        <w:t xml:space="preserve"> </w:t>
+      </w:r>
+      <w:r>
+        <w:rPr>
+          <w:rtl/>
+        </w:rPr>
+        <w:t xml:space="preserve">(סטודנט → דלפק ומטבח → מנהל → דרישות לא-פונקציונליות), כפי</w:t>
+      </w:r>
+      <w:r>
+        <w:rPr>
+          <w:rtl/>
+        </w:rPr>
+        <w:t xml:space="preserve"> </w:t>
+      </w:r>
+      <w:r>
+        <w:rPr>
+          <w:rtl/>
+        </w:rPr>
+        <w:t xml:space="preserve">שמסודר בַּקְלוֹג אמיתי. הקשר בין סיפור לדרישה חי</w:t>
+      </w:r>
+      <w:r>
+        <w:rPr>
+          <w:rtl/>
+        </w:rPr>
+        <w:t xml:space="preserve"> </w:t>
+      </w:r>
+      <w:r>
+        <w:rPr>
+          <w:b/>
+          <w:bCs/>
+          <w:rtl/>
+        </w:rPr>
+        <w:t xml:space="preserve">בטבלת העקיבות</w:t>
+      </w:r>
+      <w:r>
+        <w:rPr>
+          <w:rtl/>
+        </w:rPr>
+        <w:t xml:space="preserve">, לא במספר.</w:t>
+      </w:r>
+    </w:p>
     <w:p>
       <w:pPr>
         <w:bidi/>
@@ -389,7 +639,8 @@
       </w:r>
     </w:p>
     <w:bookmarkEnd w:id="10"/>
-    <w:bookmarkStart w:id="20" w:name="הסיפורים"/>
+    <w:bookmarkEnd w:id="11"/>
+    <w:bookmarkStart w:id="16" w:name="הסיפורים--הסטודנט"/>
     <w:p>
       <w:pPr>
         <w:pStyle w:val="Heading2"/>
@@ -399,10 +650,10 @@
         <w:rPr>
           <w:rtl/>
         </w:rPr>
-        <w:t xml:space="preserve">הסיפורים</w:t>
-      </w:r>
-    </w:p>
-    <w:bookmarkStart w:id="11" w:name="us-1--סינון-לפי-פרופיל-תזונתי--should"/>
+        <w:t xml:space="preserve">הסיפורים — הסטודנט</w:t>
+      </w:r>
+    </w:p>
+    <w:bookmarkStart w:id="12" w:name="X4da4f983dc37c3b1f0ded684fc186cd5db40213"/>
     <w:p>
       <w:pPr>
         <w:pStyle w:val="Heading3"/>
@@ -412,21 +663,21 @@
         <w:rPr>
           <w:rtl/>
         </w:rPr>
-        <w:t xml:space="preserve">US-1 · סינון לפי פרופיל תזונתי —</w:t>
-      </w:r>
-      <w:r>
-        <w:rPr>
-          <w:rtl/>
-        </w:rPr>
-        <w:t xml:space="preserve"> </w:t>
-      </w:r>
-      <w:r>
-        <w:rPr>
-          <w:b/>
-          <w:bCs/>
-          <w:rtl/>
-        </w:rPr>
-        <w:t xml:space="preserve">Should</w:t>
+        <w:t xml:space="preserve">US-1 · הזמנה מהטלפון: מהתפריט ועד התשלום —</w:t>
+      </w:r>
+      <w:r>
+        <w:rPr>
+          <w:rtl/>
+        </w:rPr>
+        <w:t xml:space="preserve"> </w:t>
+      </w:r>
+      <w:r>
+        <w:rPr>
+          <w:b/>
+          <w:bCs/>
+          <w:rtl/>
+        </w:rPr>
+        <w:t xml:space="preserve">Must</w:t>
       </w:r>
     </w:p>
     <w:p>
@@ -446,7 +697,7 @@
           <w:bCs/>
           <w:rtl/>
         </w:rPr>
-        <w:t xml:space="preserve">סטודנט צמחוני</w:t>
+        <w:t xml:space="preserve">סטודנט</w:t>
       </w:r>
       <w:r>
         <w:rPr>
@@ -466,43 +717,39 @@
           <w:bCs/>
           <w:rtl/>
         </w:rPr>
-        <w:t xml:space="preserve">לראות מיד מה בתפריט מתאים לי</w:t>
-      </w:r>
-      <w:r>
-        <w:rPr>
-          <w:rtl/>
-        </w:rPr>
-        <w:t xml:space="preserve">, כדי</w:t>
-      </w:r>
-      <w:r>
-        <w:rPr>
-          <w:rtl/>
-        </w:rPr>
-        <w:t xml:space="preserve"> </w:t>
-      </w:r>
-      <w:r>
-        <w:rPr>
-          <w:b/>
-          <w:bCs/>
-          <w:rtl/>
-        </w:rPr>
-        <w:t xml:space="preserve">שלא אחפש בין</w:t>
-      </w:r>
-      <w:r>
-        <w:rPr>
-          <w:b/>
-          <w:bCs/>
-          <w:rtl/>
-        </w:rPr>
-        <w:t xml:space="preserve"> </w:t>
-      </w:r>
-      <w:r>
-        <w:rPr>
-          <w:b/>
-          <w:bCs/>
-          <w:rtl/>
-        </w:rPr>
-        <w:t xml:space="preserve">מנות לא רלוונטיות בהפסקה הקצרה</w:t>
+        <w:t xml:space="preserve">לעיין בתפריט, להרכיב הזמנה ולשלם עליה מהטלפון בדרך לקפיטריה</w:t>
+      </w:r>
+      <w:r>
+        <w:rPr>
+          <w:rtl/>
+        </w:rPr>
+        <w:t xml:space="preserve">,</w:t>
+      </w:r>
+      <w:r>
+        <w:rPr>
+          <w:rtl/>
+        </w:rPr>
+        <w:t xml:space="preserve"> </w:t>
+      </w:r>
+      <w:r>
+        <w:rPr>
+          <w:rtl/>
+        </w:rPr>
+        <w:t xml:space="preserve">כדי</w:t>
+      </w:r>
+      <w:r>
+        <w:rPr>
+          <w:rtl/>
+        </w:rPr>
+        <w:t xml:space="preserve"> </w:t>
+      </w:r>
+      <w:r>
+        <w:rPr>
+          <w:b/>
+          <w:bCs/>
+          <w:rtl/>
+        </w:rPr>
+        <w:t xml:space="preserve">שלא אעמוד רבע שעה בתור של הצהריים</w:t>
       </w:r>
       <w:r>
         <w:rPr>
@@ -538,7 +785,7 @@
         <w:rPr>
           <w:rtl/>
         </w:rPr>
-        <w:t xml:space="preserve">אפשר להגדיר פרופיל תזונתי מהרשימה הסגורה (צמחוני / טבעוני / ללא-גלוטן) ולעדכן אותו בכל רגע.</w:t>
+        <w:t xml:space="preserve">לכל קפיטריה מוצג התפריט שלה — שם, מחיר, תיאור, סימוני תזונה וזמינות — ואפשר לחפש פריט בשם.</w:t>
       </w:r>
     </w:p>
     <w:p>
@@ -554,7 +801,7 @@
         <w:rPr>
           <w:rtl/>
         </w:rPr>
-        <w:t xml:space="preserve">כשהסינון מופעל — מוצגים אך ורק פריטים שסימוני התזונה שלהם תואמים את הפרופיל.</w:t>
+        <w:t xml:space="preserve">אפשר להוסיף לעגלה פריטים זמינים, להסיר ולעדכן כמות; הסכום המצטבר מוצג לאורך כל הדרך.</w:t>
       </w:r>
     </w:p>
     <w:p>
@@ -570,7 +817,7 @@
         <w:rPr>
           <w:rtl/>
         </w:rPr>
-        <w:t xml:space="preserve">פריט ללא סימוני תזונה אינו מוצג כשהסינון פעיל.</w:t>
+        <w:t xml:space="preserve">ברירת המחדל היא איסוף מיידי; אפשר לבחור שעת איסוף עתידית באותו יום, בתוך שעות הפעילות.</w:t>
       </w:r>
     </w:p>
     <w:p>
@@ -586,7 +833,55 @@
         <w:rPr>
           <w:rtl/>
         </w:rPr>
-        <w:t xml:space="preserve">ביטול הסינון נעשה בפעולה אחת ומחזיר את התפריט המלא.</w:t>
+        <w:t xml:space="preserve">התשלום בכרטיס סטודנט או בכרטיס אשראי; נשמרת אסמכתה בלבד — לא פרטי כרטיס.</w:t>
+      </w:r>
+    </w:p>
+    <w:p>
+      <w:pPr>
+        <w:pStyle w:val="Compact"/>
+        <w:numPr>
+          <w:ilvl w:val="0"/>
+          <w:numId w:val="1002"/>
+        </w:numPr>
+        <w:bidi/>
+      </w:pPr>
+      <w:r>
+        <w:rPr>
+          <w:rtl/>
+        </w:rPr>
+        <w:t xml:space="preserve">עם אישור התשלום מוצגים מספר הזמנה וקוד איסוף, וההזמנה נכנסת לתור ההכנה.</w:t>
+      </w:r>
+    </w:p>
+    <w:p>
+      <w:pPr>
+        <w:pStyle w:val="Compact"/>
+        <w:numPr>
+          <w:ilvl w:val="0"/>
+          <w:numId w:val="1002"/>
+        </w:numPr>
+        <w:bidi/>
+      </w:pPr>
+      <w:r>
+        <w:rPr>
+          <w:rtl/>
+        </w:rPr>
+        <w:t xml:space="preserve">תשלום שנכשל: ההזמנה לא נוצרת, העגלה נשמרת, ואפשר לנסות שוב.</w:t>
+      </w:r>
+    </w:p>
+    <w:p>
+      <w:pPr>
+        <w:pStyle w:val="Compact"/>
+        <w:numPr>
+          <w:ilvl w:val="0"/>
+          <w:numId w:val="1002"/>
+        </w:numPr>
+        <w:bidi/>
+      </w:pPr>
+      <w:r>
+        <w:rPr>
+          <w:rtl/>
+        </w:rPr>
+        <w:t xml:space="preserve">קפיטריה בסטטוס ״סגורה זמנית״: התפריט נצפה, אך לא ניתן להזמין ממנה.</w:t>
       </w:r>
     </w:p>
     <w:p>
@@ -600,7 +895,49 @@
           <w:iCs/>
           <w:rtl/>
         </w:rPr>
-        <w:t xml:space="preserve">מקור: ראיון הסטודנט ("אני גם צמחוני, אז חשוב לי לראות מה מתאים לי בלי לחפש") · מקביל ל-</w:t>
+        <w:t xml:space="preserve">מקור: ראיון הסטודנט + שמעון (תור הצהריים) · מכסה</w:t>
+      </w:r>
+      <w:r>
+        <w:rPr>
+          <w:i/>
+          <w:iCs/>
+          <w:rtl/>
+        </w:rPr>
+        <w:t xml:space="preserve"> </w:t>
+      </w:r>
+      <w:r>
+        <w:rPr>
+          <w:b/>
+          <w:bCs/>
+          <w:i/>
+          <w:iCs/>
+          <w:rtl/>
+        </w:rPr>
+        <w:t xml:space="preserve">שתי</w:t>
+      </w:r>
+      <w:r>
+        <w:rPr>
+          <w:i/>
+          <w:iCs/>
+          <w:rtl/>
+        </w:rPr>
+        <w:t xml:space="preserve"> </w:t>
+      </w:r>
+      <w:r>
+        <w:rPr>
+          <w:i/>
+          <w:iCs/>
+          <w:rtl/>
+        </w:rPr>
+        <w:t xml:space="preserve">דרישות —</w:t>
+      </w:r>
+      <w:r>
+        <w:rPr>
+          <w:i/>
+          <w:iCs/>
+          <w:rtl/>
+        </w:rPr>
+        <w:t xml:space="preserve"> </w:t>
       </w:r>
       <w:r>
         <w:rPr>
@@ -609,7 +946,73 @@
           <w:iCs/>
           <w:rtl/>
         </w:rPr>
-        <w:t xml:space="preserve">FR-1</w:t>
+        <w:t xml:space="preserve">FR-8</w:t>
+      </w:r>
+      <w:r>
+        <w:rPr>
+          <w:i/>
+          <w:iCs/>
+          <w:rtl/>
+        </w:rPr>
+        <w:t xml:space="preserve"> </w:t>
+      </w:r>
+      <w:r>
+        <w:rPr>
+          <w:i/>
+          <w:iCs/>
+          <w:rtl/>
+        </w:rPr>
+        <w:t xml:space="preserve">(עיון בתפריט)</w:t>
+      </w:r>
+      <w:r>
+        <w:rPr>
+          <w:i/>
+          <w:iCs/>
+          <w:rtl/>
+        </w:rPr>
+        <w:t xml:space="preserve"> </w:t>
+      </w:r>
+      <w:r>
+        <w:rPr>
+          <w:i/>
+          <w:iCs/>
+          <w:rtl/>
+        </w:rPr>
+        <w:t xml:space="preserve">ו-</w:t>
+      </w:r>
+      <w:r>
+        <w:rPr>
+          <w:rStyle w:val="VerbatimChar"/>
+          <w:i/>
+          <w:iCs/>
+          <w:rtl/>
+        </w:rPr>
+        <w:t xml:space="preserve">FR-9</w:t>
+      </w:r>
+      <w:r>
+        <w:rPr>
+          <w:i/>
+          <w:iCs/>
+          <w:rtl/>
+        </w:rPr>
+        <w:t xml:space="preserve"> </w:t>
+      </w:r>
+      <w:r>
+        <w:rPr>
+          <w:i/>
+          <w:iCs/>
+          <w:rtl/>
+        </w:rPr>
+        <w:t xml:space="preserve">(הרכבה ותשלום) · קשור ל-</w:t>
+      </w:r>
+      <w:r>
+        <w:rPr>
+          <w:rStyle w:val="VerbatimChar"/>
+          <w:i/>
+          <w:iCs/>
+          <w:rtl/>
+        </w:rPr>
+        <w:t xml:space="preserve">NFR-2</w:t>
       </w:r>
       <w:r>
         <w:rPr>
@@ -620,8 +1023,8 @@
         <w:t xml:space="preserve">.</w:t>
       </w:r>
     </w:p>
-    <w:bookmarkEnd w:id="11"/>
-    <w:bookmarkStart w:id="12" w:name="us-2--לדעת-שההזמנה-מוכנה--must"/>
+    <w:bookmarkEnd w:id="12"/>
+    <w:bookmarkStart w:id="13" w:name="us-2--סינון-לפי-פרופיל-תזונתי--should"/>
     <w:p>
       <w:pPr>
         <w:pStyle w:val="Heading3"/>
@@ -631,21 +1034,21 @@
         <w:rPr>
           <w:rtl/>
         </w:rPr>
-        <w:t xml:space="preserve">US-2 · לדעת שההזמנה מוכנה —</w:t>
-      </w:r>
-      <w:r>
-        <w:rPr>
-          <w:rtl/>
-        </w:rPr>
-        <w:t xml:space="preserve"> </w:t>
-      </w:r>
-      <w:r>
-        <w:rPr>
-          <w:b/>
-          <w:bCs/>
-          <w:rtl/>
-        </w:rPr>
-        <w:t xml:space="preserve">Must</w:t>
+        <w:t xml:space="preserve">US-2 · סינון לפי פרופיל תזונתי —</w:t>
+      </w:r>
+      <w:r>
+        <w:rPr>
+          <w:rtl/>
+        </w:rPr>
+        <w:t xml:space="preserve"> </w:t>
+      </w:r>
+      <w:r>
+        <w:rPr>
+          <w:b/>
+          <w:bCs/>
+          <w:rtl/>
+        </w:rPr>
+        <w:t xml:space="preserve">Should</w:t>
       </w:r>
     </w:p>
     <w:p>
@@ -665,7 +1068,7 @@
           <w:bCs/>
           <w:rtl/>
         </w:rPr>
-        <w:t xml:space="preserve">סטודנטית</w:t>
+        <w:t xml:space="preserve">סטודנט צמחוני</w:t>
       </w:r>
       <w:r>
         <w:rPr>
@@ -685,7 +1088,7 @@
           <w:bCs/>
           <w:rtl/>
         </w:rPr>
-        <w:t xml:space="preserve">לדעת כשההזמנה שלי מוכנה</w:t>
+        <w:t xml:space="preserve">לראות מיד מה בתפריט מתאים לי</w:t>
       </w:r>
       <w:r>
         <w:rPr>
@@ -705,23 +1108,23 @@
           <w:bCs/>
           <w:rtl/>
         </w:rPr>
-        <w:t xml:space="preserve">שלא אחכה סתם ליד הדלפק</w:t>
-      </w:r>
-      <w:r>
-        <w:rPr>
-          <w:b/>
-          <w:bCs/>
-          <w:rtl/>
-        </w:rPr>
-        <w:t xml:space="preserve"> </w:t>
-      </w:r>
-      <w:r>
-        <w:rPr>
-          <w:b/>
-          <w:bCs/>
-          <w:rtl/>
-        </w:rPr>
-        <w:t xml:space="preserve">בהפסקה הקצרה</w:t>
+        <w:t xml:space="preserve">שלא אחפש בין</w:t>
+      </w:r>
+      <w:r>
+        <w:rPr>
+          <w:b/>
+          <w:bCs/>
+          <w:rtl/>
+        </w:rPr>
+        <w:t xml:space="preserve"> </w:t>
+      </w:r>
+      <w:r>
+        <w:rPr>
+          <w:b/>
+          <w:bCs/>
+          <w:rtl/>
+        </w:rPr>
+        <w:t xml:space="preserve">מנות לא רלוונטיות בהפסקה הקצרה</w:t>
       </w:r>
       <w:r>
         <w:rPr>
@@ -757,7 +1160,7 @@
         <w:rPr>
           <w:rtl/>
         </w:rPr>
-        <w:t xml:space="preserve">כשהמטבח מסמן הזמנה כ"מוכנה" — הסטודנטית מיודעת תוך 10 שניות.</w:t>
+        <w:t xml:space="preserve">אפשר להגדיר פרופיל תזונתי מהרשימה הסגורה (צמחוני / טבעוני / ללא-גלוטן) ולעדכן אותו בכל רגע.</w:t>
       </w:r>
     </w:p>
     <w:p>
@@ -773,7 +1176,7 @@
         <w:rPr>
           <w:rtl/>
         </w:rPr>
-        <w:t xml:space="preserve">אם ההודעה הראשונה לא נמסרה — מתבצע ניסיון גיבוי, והמסירה מתועדת.</w:t>
+        <w:t xml:space="preserve">כשהסינון מופעל — מוצגים אך ורק פריטים שסימוני התזונה שלהם תואמים את הפרופיל.</w:t>
       </w:r>
     </w:p>
     <w:p>
@@ -789,7 +1192,7 @@
         <w:rPr>
           <w:rtl/>
         </w:rPr>
-        <w:t xml:space="preserve">ההודעה כוללת את מספר ההזמנה ואת נקודת האיסוף.</w:t>
+        <w:t xml:space="preserve">פריט ללא סימוני תזונה אינו מוצג כשהסינון פעיל.</w:t>
       </w:r>
     </w:p>
     <w:p>
@@ -805,7 +1208,7 @@
         <w:rPr>
           <w:rtl/>
         </w:rPr>
-        <w:t xml:space="preserve">לא נשלחת הודעה על הזמנה שבוטלה.</w:t>
+        <w:t xml:space="preserve">ביטול הסינון נעשה בפעולה אחת ומחזיר את התפריט המלא.</w:t>
       </w:r>
     </w:p>
     <w:p>
@@ -819,7 +1222,7 @@
           <w:iCs/>
           <w:rtl/>
         </w:rPr>
-        <w:t xml:space="preserve">מקור: ראיון הסטודנט ("לדעת מתי האוכל מוכן שלא אבוא סתם") · מקביל ל-</w:t>
+        <w:t xml:space="preserve">מקור: ראיון הסטודנט (״אני גם צמחוני, אז חשוב לי לראות מה מתאים לי בלי לחפש״) · מקביל ל-</w:t>
       </w:r>
       <w:r>
         <w:rPr>
@@ -828,85 +1231,19 @@
           <w:iCs/>
           <w:rtl/>
         </w:rPr>
-        <w:t xml:space="preserve">FR-2</w:t>
-      </w:r>
-      <w:r>
-        <w:rPr>
-          <w:i/>
-          <w:iCs/>
-          <w:rtl/>
-        </w:rPr>
-        <w:t xml:space="preserve"> </w:t>
-      </w:r>
-      <w:r>
-        <w:rPr>
-          <w:i/>
-          <w:iCs/>
-          <w:rtl/>
-        </w:rPr>
-        <w:t xml:space="preserve">— זו אותה</w:t>
-      </w:r>
-      <w:r>
-        <w:rPr>
-          <w:i/>
-          <w:iCs/>
-          <w:rtl/>
-        </w:rPr>
-        <w:t xml:space="preserve"> </w:t>
-      </w:r>
-      <w:r>
-        <w:rPr>
-          <w:i/>
-          <w:iCs/>
-          <w:rtl/>
-        </w:rPr>
-        <w:t xml:space="preserve">דרישה בלבוש אחר: השוו לתנאים מול</w:t>
-      </w:r>
-      <w:r>
-        <w:rPr>
-          <w:i/>
-          <w:iCs/>
-          <w:rtl/>
-        </w:rPr>
-        <w:t xml:space="preserve"> </w:t>
-      </w:r>
-      <w:r>
-        <w:rPr>
-          <w:rStyle w:val="VerbatimChar"/>
-          <w:i/>
-          <w:iCs/>
-          <w:rtl/>
-        </w:rPr>
-        <w:t xml:space="preserve">FR-2.1</w:t>
-      </w:r>
-      <w:r>
-        <w:rPr>
-          <w:i/>
-          <w:iCs/>
-          <w:rtl/>
-        </w:rPr>
-        <w:t xml:space="preserve">–</w:t>
-      </w:r>
-      <w:r>
-        <w:rPr>
-          <w:rStyle w:val="VerbatimChar"/>
-          <w:i/>
-          <w:iCs/>
-          <w:rtl/>
-        </w:rPr>
-        <w:t xml:space="preserve">FR-2.4</w:t>
-      </w:r>
-      <w:r>
-        <w:rPr>
-          <w:i/>
-          <w:iCs/>
-          <w:rtl/>
-        </w:rPr>
-        <w:t xml:space="preserve">. באיזה ערוץ מודיעים — החלטת עיצוב.</w:t>
-      </w:r>
-    </w:p>
-    <w:bookmarkEnd w:id="12"/>
-    <w:bookmarkStart w:id="13" w:name="us-3--אימות-ומסירה-בקוד-איסוף--must"/>
+        <w:t xml:space="preserve">FR-1</w:t>
+      </w:r>
+      <w:r>
+        <w:rPr>
+          <w:i/>
+          <w:iCs/>
+          <w:rtl/>
+        </w:rPr>
+        <w:t xml:space="preserve">.</w:t>
+      </w:r>
+    </w:p>
+    <w:bookmarkEnd w:id="13"/>
+    <w:bookmarkStart w:id="14" w:name="us-3--לדעת-שההזמנה-מוכנה--must"/>
     <w:p>
       <w:pPr>
         <w:pStyle w:val="Heading3"/>
@@ -916,7 +1253,7 @@
         <w:rPr>
           <w:rtl/>
         </w:rPr>
-        <w:t xml:space="preserve">US-3 · אימות ומסירה בקוד איסוף —</w:t>
+        <w:t xml:space="preserve">US-3 · לדעת שההזמנה מוכנה —</w:t>
       </w:r>
       <w:r>
         <w:rPr>
@@ -950,7 +1287,7 @@
           <w:bCs/>
           <w:rtl/>
         </w:rPr>
-        <w:t xml:space="preserve">עובדת דלפק</w:t>
+        <w:t xml:space="preserve">סטודנטית</w:t>
       </w:r>
       <w:r>
         <w:rPr>
@@ -970,7 +1307,7 @@
           <w:bCs/>
           <w:rtl/>
         </w:rPr>
-        <w:t xml:space="preserve">לאמת כל הזמנה בקוד איסוף</w:t>
+        <w:t xml:space="preserve">לדעת כשההזמנה שלי מוכנה</w:t>
       </w:r>
       <w:r>
         <w:rPr>
@@ -990,23 +1327,23 @@
           <w:bCs/>
           <w:rtl/>
         </w:rPr>
-        <w:t xml:space="preserve">למסור אותה רק למי</w:t>
-      </w:r>
-      <w:r>
-        <w:rPr>
-          <w:b/>
-          <w:bCs/>
-          <w:rtl/>
-        </w:rPr>
-        <w:t xml:space="preserve"> </w:t>
-      </w:r>
-      <w:r>
-        <w:rPr>
-          <w:b/>
-          <w:bCs/>
-          <w:rtl/>
-        </w:rPr>
-        <w:t xml:space="preserve">שהזמין ושילם — בלי בלגן השמות של היום</w:t>
+        <w:t xml:space="preserve">שלא אחכה סתם ליד הדלפק</w:t>
+      </w:r>
+      <w:r>
+        <w:rPr>
+          <w:b/>
+          <w:bCs/>
+          <w:rtl/>
+        </w:rPr>
+        <w:t xml:space="preserve"> </w:t>
+      </w:r>
+      <w:r>
+        <w:rPr>
+          <w:b/>
+          <w:bCs/>
+          <w:rtl/>
+        </w:rPr>
+        <w:t xml:space="preserve">בהפסקה הקצרה</w:t>
       </w:r>
       <w:r>
         <w:rPr>
@@ -1042,7 +1379,7 @@
         <w:rPr>
           <w:rtl/>
         </w:rPr>
-        <w:t xml:space="preserve">עם אישור ההזמנה נוצר קוד איסוף חד-פעמי בן 6 ספרות ומוצג לסטודנט באפליקציה.</w:t>
+        <w:t xml:space="preserve">כשהמטבח מסמן הזמנה כ״מוכנה״ — הסטודנטית מיודעת תוך 10 שניות.</w:t>
       </w:r>
     </w:p>
     <w:p>
@@ -1058,7 +1395,7 @@
         <w:rPr>
           <w:rtl/>
         </w:rPr>
-        <w:t xml:space="preserve">ההזמנה משתחררת למסירה רק כשהוקלד קוד התואם במדויק לקוד ההזמנה.</w:t>
+        <w:t xml:space="preserve">אם ההודעה הראשונה לא נמסרה — מתבצע ניסיון גיבוי, והמסירה מתועדת.</w:t>
       </w:r>
     </w:p>
     <w:p>
@@ -1074,7 +1411,7 @@
         <w:rPr>
           <w:rtl/>
         </w:rPr>
-        <w:t xml:space="preserve">קוד שגוי: ההזמנה לא משתחררת, ומוצגת הודעת שגיאה.</w:t>
+        <w:t xml:space="preserve">ההודעה כוללת את מספר ההזמנה ואת נקודת האיסוף.</w:t>
       </w:r>
     </w:p>
     <w:p>
@@ -1090,7 +1427,23 @@
         <w:rPr>
           <w:rtl/>
         </w:rPr>
-        <w:t xml:space="preserve">הזמנה שנמסרה מסומנת "נמסרה", עם מועד המסירה.</w:t>
+        <w:t xml:space="preserve">לא נשלחת הודעה על הזמנה שבוטלה.</w:t>
+      </w:r>
+    </w:p>
+    <w:p>
+      <w:pPr>
+        <w:pStyle w:val="Compact"/>
+        <w:numPr>
+          <w:ilvl w:val="0"/>
+          <w:numId w:val="1004"/>
+        </w:numPr>
+        <w:bidi/>
+      </w:pPr>
+      <w:r>
+        <w:rPr>
+          <w:rtl/>
+        </w:rPr>
+        <w:t xml:space="preserve">הסטטוס ״מוכנה״ נראה גם במסך ההזמנות — ההודעה אינה הדרך היחידה לדעת.</w:t>
       </w:r>
     </w:p>
     <w:p>
@@ -1104,23 +1457,7 @@
           <w:iCs/>
           <w:rtl/>
         </w:rPr>
-        <w:t xml:space="preserve">מקור: הראיון עם דנה, עובדת הדלפק ("היום זה בלגן עם שמות. הייתי רוצה קוד") · מקביל</w:t>
-      </w:r>
-      <w:r>
-        <w:rPr>
-          <w:i/>
-          <w:iCs/>
-          <w:rtl/>
-        </w:rPr>
-        <w:t xml:space="preserve"> </w:t>
-      </w:r>
-      <w:r>
-        <w:rPr>
-          <w:i/>
-          <w:iCs/>
-          <w:rtl/>
-        </w:rPr>
-        <w:t xml:space="preserve">ל-</w:t>
+        <w:t xml:space="preserve">מקור: ראיון הסטודנט (״לדעת מתי האוכל מוכן שלא אבוא סתם״) · מקביל ל-</w:t>
       </w:r>
       <w:r>
         <w:rPr>
@@ -1129,23 +1466,39 @@
           <w:iCs/>
           <w:rtl/>
         </w:rPr>
-        <w:t xml:space="preserve">FR-3</w:t>
-      </w:r>
-      <w:r>
-        <w:rPr>
-          <w:i/>
-          <w:iCs/>
-          <w:rtl/>
-        </w:rPr>
-        <w:t xml:space="preserve"> </w:t>
-      </w:r>
-      <w:r>
-        <w:rPr>
-          <w:i/>
-          <w:iCs/>
-          <w:rtl/>
-        </w:rPr>
-        <w:t xml:space="preserve">· אוכף את</w:t>
+        <w:t xml:space="preserve">FR-2</w:t>
+      </w:r>
+      <w:r>
+        <w:rPr>
+          <w:i/>
+          <w:iCs/>
+          <w:rtl/>
+        </w:rPr>
+        <w:t xml:space="preserve"> </w:t>
+      </w:r>
+      <w:r>
+        <w:rPr>
+          <w:i/>
+          <w:iCs/>
+          <w:rtl/>
+        </w:rPr>
+        <w:t xml:space="preserve">— זו אותה</w:t>
+      </w:r>
+      <w:r>
+        <w:rPr>
+          <w:i/>
+          <w:iCs/>
+          <w:rtl/>
+        </w:rPr>
+        <w:t xml:space="preserve"> </w:t>
+      </w:r>
+      <w:r>
+        <w:rPr>
+          <w:i/>
+          <w:iCs/>
+          <w:rtl/>
+        </w:rPr>
+        <w:t xml:space="preserve">דרישה בלבוש אחר: השוו לתנאים מול</w:t>
       </w:r>
       <w:r>
         <w:rPr>
@@ -1162,19 +1515,36 @@
           <w:iCs/>
           <w:rtl/>
         </w:rPr>
-        <w:t xml:space="preserve">BR-2</w:t>
-      </w:r>
-      <w:r>
-        <w:rPr>
-          <w:i/>
-          <w:iCs/>
-          <w:rtl/>
-        </w:rPr>
-        <w:t xml:space="preserve">.</w:t>
-      </w:r>
-    </w:p>
-    <w:bookmarkEnd w:id="13"/>
-    <w:bookmarkStart w:id="14" w:name="us-4--עדכון-זמינות-בזמן-אמת--must"/>
+        <w:t xml:space="preserve">FR-2.1</w:t>
+      </w:r>
+      <w:r>
+        <w:rPr>
+          <w:i/>
+          <w:iCs/>
+          <w:rtl/>
+        </w:rPr>
+        <w:t xml:space="preserve">–</w:t>
+      </w:r>
+      <w:r>
+        <w:rPr>
+          <w:rStyle w:val="VerbatimChar"/>
+          <w:i/>
+          <w:iCs/>
+          <w:rtl/>
+        </w:rPr>
+        <w:t xml:space="preserve">FR-2.5</w:t>
+      </w:r>
+      <w:r>
+        <w:rPr>
+          <w:i/>
+          <w:iCs/>
+          <w:rtl/>
+        </w:rPr>
+        <w:t xml:space="preserve">. באיזה ערוץ מודיעים — החלטת עיצוב.</w:t>
+      </w:r>
+    </w:p>
+    <w:bookmarkEnd w:id="14"/>
+    <w:bookmarkStart w:id="15" w:name="us-4--הזמנה-מועדפת--could"/>
     <w:p>
       <w:pPr>
         <w:pStyle w:val="Heading3"/>
@@ -1184,21 +1554,21 @@
         <w:rPr>
           <w:rtl/>
         </w:rPr>
-        <w:t xml:space="preserve">US-4 · עדכון זמינות בזמן אמת —</w:t>
-      </w:r>
-      <w:r>
-        <w:rPr>
-          <w:rtl/>
-        </w:rPr>
-        <w:t xml:space="preserve"> </w:t>
-      </w:r>
-      <w:r>
-        <w:rPr>
-          <w:b/>
-          <w:bCs/>
-          <w:rtl/>
-        </w:rPr>
-        <w:t xml:space="preserve">Must</w:t>
+        <w:t xml:space="preserve">US-4 · הזמנה מועדפת —</w:t>
+      </w:r>
+      <w:r>
+        <w:rPr>
+          <w:rtl/>
+        </w:rPr>
+        <w:t xml:space="preserve"> </w:t>
+      </w:r>
+      <w:r>
+        <w:rPr>
+          <w:b/>
+          <w:bCs/>
+          <w:rtl/>
+        </w:rPr>
+        <w:t xml:space="preserve">Could</w:t>
       </w:r>
     </w:p>
     <w:p>
@@ -1218,7 +1588,7 @@
           <w:bCs/>
           <w:rtl/>
         </w:rPr>
-        <w:t xml:space="preserve">מנהל הקפיטריה</w:t>
+        <w:t xml:space="preserve">סטודנט</w:t>
       </w:r>
       <w:r>
         <w:rPr>
@@ -1238,43 +1608,39 @@
           <w:bCs/>
           <w:rtl/>
         </w:rPr>
-        <w:t xml:space="preserve">לסמן פריט שאזל ברגע שהוא נגמר</w:t>
-      </w:r>
-      <w:r>
-        <w:rPr>
-          <w:rtl/>
-        </w:rPr>
-        <w:t xml:space="preserve">, כדי</w:t>
-      </w:r>
-      <w:r>
-        <w:rPr>
-          <w:rtl/>
-        </w:rPr>
-        <w:t xml:space="preserve"> </w:t>
-      </w:r>
-      <w:r>
-        <w:rPr>
-          <w:b/>
-          <w:bCs/>
-          <w:rtl/>
-        </w:rPr>
-        <w:t xml:space="preserve">שסטודנטים לא</w:t>
-      </w:r>
-      <w:r>
-        <w:rPr>
-          <w:b/>
-          <w:bCs/>
-          <w:rtl/>
-        </w:rPr>
-        <w:t xml:space="preserve"> </w:t>
-      </w:r>
-      <w:r>
-        <w:rPr>
-          <w:b/>
-          <w:bCs/>
-          <w:rtl/>
-        </w:rPr>
-        <w:t xml:space="preserve">יזמינו מנה שאין לנו למכור</w:t>
+        <w:t xml:space="preserve">לשמור את ההזמנה הקבועה שלי ולהזמין אותה שוב בלחיצה אחת</w:t>
+      </w:r>
+      <w:r>
+        <w:rPr>
+          <w:rtl/>
+        </w:rPr>
+        <w:t xml:space="preserve">,</w:t>
+      </w:r>
+      <w:r>
+        <w:rPr>
+          <w:rtl/>
+        </w:rPr>
+        <w:t xml:space="preserve"> </w:t>
+      </w:r>
+      <w:r>
+        <w:rPr>
+          <w:rtl/>
+        </w:rPr>
+        <w:t xml:space="preserve">כדי</w:t>
+      </w:r>
+      <w:r>
+        <w:rPr>
+          <w:rtl/>
+        </w:rPr>
+        <w:t xml:space="preserve"> </w:t>
+      </w:r>
+      <w:r>
+        <w:rPr>
+          <w:b/>
+          <w:bCs/>
+          <w:rtl/>
+        </w:rPr>
+        <w:t xml:space="preserve">שלא ארכיב אותה מחדש בכל הפסקה</w:t>
       </w:r>
       <w:r>
         <w:rPr>
@@ -1310,7 +1676,7 @@
         <w:rPr>
           <w:rtl/>
         </w:rPr>
-        <w:t xml:space="preserve">אפשר לסמן פריט "אזל" ולהחזירו ל"זמין".</w:t>
+        <w:t xml:space="preserve">אפשר לשמור הזמנה קיימת כ״מועדפת״, בשם שהסטודנט בוחר.</w:t>
       </w:r>
     </w:p>
     <w:p>
@@ -1326,7 +1692,7 @@
         <w:rPr>
           <w:rtl/>
         </w:rPr>
-        <w:t xml:space="preserve">פריט "אזל" מוצג כ"לא זמין" (מעומעם, ללא אפשרות הוספה לעגלה) — ואינו נמחק מהתפריט.</w:t>
+        <w:t xml:space="preserve">הזמנה חוזרת מהמועדפת נעשית בלחיצה אחת, לאחר בדיקת זמינות של כל הפריטים.</w:t>
       </w:r>
     </w:p>
     <w:p>
@@ -1342,7 +1708,7 @@
         <w:rPr>
           <w:rtl/>
         </w:rPr>
-        <w:t xml:space="preserve">שינוי הזמינות נראה לסטודנטים תוך 5 שניות.</w:t>
+        <w:t xml:space="preserve">פריט שאינו זמין מסומן, ואפשר לאשר את ההזמנה בלעדיו — או לבטל.</w:t>
       </w:r>
     </w:p>
     <w:p>
@@ -1358,7 +1724,7 @@
         <w:rPr>
           <w:rtl/>
         </w:rPr>
-        <w:t xml:space="preserve">רק משתמש בהרשאת "מנהל" יכול לשנות זמינות.</w:t>
+        <w:t xml:space="preserve">אפשר לשנות את שם המועדפת, לעדכן את תוכנה או למחוק אותה.</w:t>
       </w:r>
     </w:p>
     <w:p>
@@ -1372,23 +1738,7 @@
           <w:iCs/>
           <w:rtl/>
         </w:rPr>
-        <w:t xml:space="preserve">מקור: ראיון שמעון ("לעדכן מה אזל מהמלאי בלי לרוץ למחשב") + כאב הסטודנט ("המנה שרציתי</w:t>
-      </w:r>
-      <w:r>
-        <w:rPr>
-          <w:i/>
-          <w:iCs/>
-          <w:rtl/>
-        </w:rPr>
-        <w:t xml:space="preserve"> </w:t>
-      </w:r>
-      <w:r>
-        <w:rPr>
-          <w:i/>
-          <w:iCs/>
-          <w:rtl/>
-        </w:rPr>
-        <w:t xml:space="preserve">כבר נגמרה") · מקביל ל-</w:t>
+        <w:t xml:space="preserve">מקביל ל-</w:t>
       </w:r>
       <w:r>
         <w:rPr>
@@ -1397,40 +1747,7 @@
           <w:iCs/>
           <w:rtl/>
         </w:rPr>
-        <w:t xml:space="preserve">FR-4</w:t>
-      </w:r>
-      <w:r>
-        <w:rPr>
-          <w:i/>
-          <w:iCs/>
-          <w:rtl/>
-        </w:rPr>
-        <w:t xml:space="preserve"> </w:t>
-      </w:r>
-      <w:r>
-        <w:rPr>
-          <w:i/>
-          <w:iCs/>
-          <w:rtl/>
-        </w:rPr>
-        <w:t xml:space="preserve">· אוכף את</w:t>
-      </w:r>
-      <w:r>
-        <w:rPr>
-          <w:i/>
-          <w:iCs/>
-          <w:rtl/>
-        </w:rPr>
-        <w:t xml:space="preserve"> </w:t>
-      </w:r>
-      <w:r>
-        <w:rPr>
-          <w:rStyle w:val="VerbatimChar"/>
-          <w:i/>
-          <w:iCs/>
-          <w:rtl/>
-        </w:rPr>
-        <w:t xml:space="preserve">BR-1</w:t>
+        <w:t xml:space="preserve">FR-7</w:t>
       </w:r>
       <w:r>
         <w:rPr>
@@ -1441,8 +1758,35 @@
         <w:t xml:space="preserve">.</w:t>
       </w:r>
     </w:p>
-    <w:bookmarkEnd w:id="14"/>
-    <w:bookmarkStart w:id="15" w:name="us-6--ניהול-עובדים-והרשאות--must"/>
+    <w:p>
+      <w:pPr>
+        <w:bidi/>
+      </w:pPr>
+      <w:r>
+        <w:rPr>
+          <w:rtl/>
+        </w:rPr>
+        <w:pict>
+          <v:rect style="width:0;height:1.5pt" o:hralign="center" o:hrstd="t" o:hr="t"/>
+        </w:pict>
+      </w:r>
+    </w:p>
+    <w:bookmarkEnd w:id="15"/>
+    <w:bookmarkEnd w:id="16"/>
+    <w:bookmarkStart w:id="19" w:name="הסיפורים--הדלפק-והמטבח"/>
+    <w:p>
+      <w:pPr>
+        <w:pStyle w:val="Heading2"/>
+        <w:bidi/>
+      </w:pPr>
+      <w:r>
+        <w:rPr>
+          <w:rtl/>
+        </w:rPr>
+        <w:t xml:space="preserve">הסיפורים — הדלפק והמטבח</w:t>
+      </w:r>
+    </w:p>
+    <w:bookmarkStart w:id="17" w:name="us-5--אימות-ומסירה-בקוד-איסוף--must"/>
     <w:p>
       <w:pPr>
         <w:pStyle w:val="Heading3"/>
@@ -1452,7 +1796,7 @@
         <w:rPr>
           <w:rtl/>
         </w:rPr>
-        <w:t xml:space="preserve">US-6 · ניהול עובדים והרשאות —</w:t>
+        <w:t xml:space="preserve">US-5 · אימות ומסירה בקוד איסוף —</w:t>
       </w:r>
       <w:r>
         <w:rPr>
@@ -1486,7 +1830,7 @@
           <w:bCs/>
           <w:rtl/>
         </w:rPr>
-        <w:t xml:space="preserve">מנהל הקפיטריה</w:t>
+        <w:t xml:space="preserve">עובדת דלפק</w:t>
       </w:r>
       <w:r>
         <w:rPr>
@@ -1506,7 +1850,7 @@
           <w:bCs/>
           <w:rtl/>
         </w:rPr>
-        <w:t xml:space="preserve">לנהל את העובדים, תפקידיהם והרשאותיהם</w:t>
+        <w:t xml:space="preserve">לאמת כל הזמנה בקוד איסוף</w:t>
       </w:r>
       <w:r>
         <w:rPr>
@@ -1526,23 +1870,23 @@
           <w:bCs/>
           <w:rtl/>
         </w:rPr>
-        <w:t xml:space="preserve">שכל</w:t>
-      </w:r>
-      <w:r>
-        <w:rPr>
-          <w:b/>
-          <w:bCs/>
-          <w:rtl/>
-        </w:rPr>
-        <w:t xml:space="preserve"> </w:t>
-      </w:r>
-      <w:r>
-        <w:rPr>
-          <w:b/>
-          <w:bCs/>
-          <w:rtl/>
-        </w:rPr>
-        <w:t xml:space="preserve">אחד יראה בדיוק את מה ששייך לתפקידו</w:t>
+        <w:t xml:space="preserve">למסור אותה רק למי</w:t>
+      </w:r>
+      <w:r>
+        <w:rPr>
+          <w:b/>
+          <w:bCs/>
+          <w:rtl/>
+        </w:rPr>
+        <w:t xml:space="preserve"> </w:t>
+      </w:r>
+      <w:r>
+        <w:rPr>
+          <w:b/>
+          <w:bCs/>
+          <w:rtl/>
+        </w:rPr>
+        <w:t xml:space="preserve">שהזמין ושילם — בלי בלגן השמות של היום</w:t>
       </w:r>
       <w:r>
         <w:rPr>
@@ -1578,7 +1922,7 @@
         <w:rPr>
           <w:rtl/>
         </w:rPr>
-        <w:t xml:space="preserve">אפשר להוסיף עובד עם שדות החובה שבמילון הנתונים ולשייך לו תפקיד; שם-משתמש כפול נדחה.</w:t>
+        <w:t xml:space="preserve">עם אישור ההזמנה נוצר קוד איסוף חד-פעמי בן 6 ספרות ומוצג לסטודנט באפליקציה.</w:t>
       </w:r>
     </w:p>
     <w:p>
@@ -1594,7 +1938,7 @@
         <w:rPr>
           <w:rtl/>
         </w:rPr>
-        <w:t xml:space="preserve">שדה חובה חסר או שגוי — הרשומה לא נוצרת, ומוצגת שגיאה.</w:t>
+        <w:t xml:space="preserve">ההזמנה משתחררת למסירה רק כשהוקלד קוד התואם במדויק לקוד ההזמנה.</w:t>
       </w:r>
     </w:p>
     <w:p>
@@ -1610,7 +1954,7 @@
         <w:rPr>
           <w:rtl/>
         </w:rPr>
-        <w:t xml:space="preserve">אפשר לחפש ולסנן עובדים לפי תפקיד, קפיטריה או סטטוס.</w:t>
+        <w:t xml:space="preserve">קוד שגוי: ההזמנה לא משתחררת, ומוצגת הודעת שגיאה.</w:t>
       </w:r>
     </w:p>
     <w:p>
@@ -1626,7 +1970,7 @@
         <w:rPr>
           <w:rtl/>
         </w:rPr>
-        <w:t xml:space="preserve">מעבר ל"לא-פעיל" חוסם גישה ושומר את הרשומה (מחיקה רכה).</w:t>
+        <w:t xml:space="preserve">הזמנה שאינה בסטטוס ״מוכנה״ אינה נמסרת, והסטטוס הנוכחי שלה מוצג לעובד.</w:t>
       </w:r>
     </w:p>
     <w:p>
@@ -1642,7 +1986,7 @@
         <w:rPr>
           <w:rtl/>
         </w:rPr>
-        <w:t xml:space="preserve">עובד רואה את הפרופיל של עצמו בלבד.</w:t>
+        <w:t xml:space="preserve">הזמנה שנמסרה מסומנת ״נמסרה״, עם מועד המסירה.</w:t>
       </w:r>
     </w:p>
     <w:p>
@@ -1656,7 +2000,23 @@
           <w:iCs/>
           <w:rtl/>
         </w:rPr>
-        <w:t xml:space="preserve">מקביל ל-</w:t>
+        <w:t xml:space="preserve">מקור: הראיון עם דנה, עובדת הדלפק (״היום זה בלגן עם שמות. הייתי רוצה קוד״) · מקביל</w:t>
+      </w:r>
+      <w:r>
+        <w:rPr>
+          <w:i/>
+          <w:iCs/>
+          <w:rtl/>
+        </w:rPr>
+        <w:t xml:space="preserve"> </w:t>
+      </w:r>
+      <w:r>
+        <w:rPr>
+          <w:i/>
+          <w:iCs/>
+          <w:rtl/>
+        </w:rPr>
+        <w:t xml:space="preserve">ל-</w:t>
       </w:r>
       <w:r>
         <w:rPr>
@@ -1665,23 +2025,31 @@
           <w:iCs/>
           <w:rtl/>
         </w:rPr>
-        <w:t xml:space="preserve">FR-6</w:t>
-      </w:r>
-      <w:r>
-        <w:rPr>
-          <w:i/>
-          <w:iCs/>
-          <w:rtl/>
-        </w:rPr>
-        <w:t xml:space="preserve"> </w:t>
-      </w:r>
-      <w:r>
-        <w:rPr>
-          <w:i/>
-          <w:iCs/>
-          <w:rtl/>
-        </w:rPr>
-        <w:t xml:space="preserve">(פירוק ה-CRUD המלא — במסמך הדרישות) · קשור ל-</w:t>
+        <w:t xml:space="preserve">FR-3</w:t>
+      </w:r>
+      <w:r>
+        <w:rPr>
+          <w:i/>
+          <w:iCs/>
+          <w:rtl/>
+        </w:rPr>
+        <w:t xml:space="preserve"> </w:t>
+      </w:r>
+      <w:r>
+        <w:rPr>
+          <w:i/>
+          <w:iCs/>
+          <w:rtl/>
+        </w:rPr>
+        <w:t xml:space="preserve">· אוכף את</w:t>
+      </w:r>
+      <w:r>
+        <w:rPr>
+          <w:i/>
+          <w:iCs/>
+          <w:rtl/>
+        </w:rPr>
+        <w:t xml:space="preserve"> </w:t>
       </w:r>
       <w:r>
         <w:rPr>
@@ -1690,7 +2058,7 @@
           <w:iCs/>
           <w:rtl/>
         </w:rPr>
-        <w:t xml:space="preserve">BR-1</w:t>
+        <w:t xml:space="preserve">BR-2</w:t>
       </w:r>
       <w:r>
         <w:rPr>
@@ -1701,8 +2069,8 @@
         <w:t xml:space="preserve">.</w:t>
       </w:r>
     </w:p>
-    <w:bookmarkEnd w:id="15"/>
-    <w:bookmarkStart w:id="16" w:name="us-7--הזמנה-מועדפת--could"/>
+    <w:bookmarkEnd w:id="17"/>
+    <w:bookmarkStart w:id="18" w:name="us-6--תור-הכנה-לפי-עמדה--must"/>
     <w:p>
       <w:pPr>
         <w:pStyle w:val="Heading3"/>
@@ -1712,21 +2080,21 @@
         <w:rPr>
           <w:rtl/>
         </w:rPr>
-        <w:t xml:space="preserve">US-7 · הזמנה מועדפת —</w:t>
-      </w:r>
-      <w:r>
-        <w:rPr>
-          <w:rtl/>
-        </w:rPr>
-        <w:t xml:space="preserve"> </w:t>
-      </w:r>
-      <w:r>
-        <w:rPr>
-          <w:b/>
-          <w:bCs/>
-          <w:rtl/>
-        </w:rPr>
-        <w:t xml:space="preserve">Could</w:t>
+        <w:t xml:space="preserve">US-6 · תור הכנה לפי עמדה —</w:t>
+      </w:r>
+      <w:r>
+        <w:rPr>
+          <w:rtl/>
+        </w:rPr>
+        <w:t xml:space="preserve"> </w:t>
+      </w:r>
+      <w:r>
+        <w:rPr>
+          <w:b/>
+          <w:bCs/>
+          <w:rtl/>
+        </w:rPr>
+        <w:t xml:space="preserve">Must</w:t>
       </w:r>
     </w:p>
     <w:p>
@@ -1746,7 +2114,7 @@
           <w:bCs/>
           <w:rtl/>
         </w:rPr>
-        <w:t xml:space="preserve">סטודנט</w:t>
+        <w:t xml:space="preserve">עובד מטבח</w:t>
       </w:r>
       <w:r>
         <w:rPr>
@@ -1766,7 +2134,7 @@
           <w:bCs/>
           <w:rtl/>
         </w:rPr>
-        <w:t xml:space="preserve">לשמור את ההזמנה הקבועה שלי ולהזמין אותה שוב בלחיצה אחת</w:t>
+        <w:t xml:space="preserve">לראות רק את תור ההכנה של העמדה שלי ולסמן מנה כמוכנה</w:t>
       </w:r>
       <w:r>
         <w:rPr>
@@ -1798,7 +2166,7 @@
           <w:bCs/>
           <w:rtl/>
         </w:rPr>
-        <w:t xml:space="preserve">שלא ארכיב אותה מחדש בכל הפסקה</w:t>
+        <w:t xml:space="preserve">שאדע מה להכין ובאיזה סדר — בלי להתעסק בתשלומים</w:t>
       </w:r>
       <w:r>
         <w:rPr>
@@ -1834,7 +2202,7 @@
         <w:rPr>
           <w:rtl/>
         </w:rPr>
-        <w:t xml:space="preserve">אפשר לשמור הזמנה קיימת כ"מועדפת", בשם שהסטודנט בוחר.</w:t>
+        <w:t xml:space="preserve">כל עמדה (חמה / קרה) רואה את תור ההכנה שלה בלבד, מסודר לפי מועד היעד.</w:t>
       </w:r>
     </w:p>
     <w:p>
@@ -1850,7 +2218,20 @@
         <w:rPr>
           <w:rtl/>
         </w:rPr>
-        <w:t xml:space="preserve">הזמנה חוזרת מהמועדפת נעשית בלחיצה אחת, לאחר בדיקת זמינות של כל הפריטים.</w:t>
+        <w:t xml:space="preserve">סימון ״בהכנה״ הוא הרגע שאחריו אי-אפשר לבטל (</w:t>
+      </w:r>
+      <w:r>
+        <w:rPr>
+          <w:rStyle w:val="VerbatimChar"/>
+          <w:rtl/>
+        </w:rPr>
+        <w:t xml:space="preserve">BR-4</w:t>
+      </w:r>
+      <w:r>
+        <w:rPr>
+          <w:rtl/>
+        </w:rPr>
+        <w:t xml:space="preserve">).</w:t>
       </w:r>
     </w:p>
     <w:p>
@@ -1866,7 +2247,55 @@
         <w:rPr>
           <w:rtl/>
         </w:rPr>
-        <w:t xml:space="preserve">פריט שאינו זמין מסומן, ואפשר לאשר את ההזמנה בלעדיו — או לבטל.</w:t>
+        <w:t xml:space="preserve">סימון ״מוכנה״ מפעיל את ההתראה לסטודנט (US-3).</w:t>
+      </w:r>
+    </w:p>
+    <w:p>
+      <w:pPr>
+        <w:pStyle w:val="Compact"/>
+        <w:numPr>
+          <w:ilvl w:val="0"/>
+          <w:numId w:val="1007"/>
+        </w:numPr>
+        <w:bidi/>
+      </w:pPr>
+      <w:r>
+        <w:rPr>
+          <w:rtl/>
+        </w:rPr>
+        <w:t xml:space="preserve">הזמנה מרובת-עמדות מסומנת ״מוכנה״ רק כששתי העמדות סיימו.</w:t>
+      </w:r>
+    </w:p>
+    <w:p>
+      <w:pPr>
+        <w:pStyle w:val="Compact"/>
+        <w:numPr>
+          <w:ilvl w:val="0"/>
+          <w:numId w:val="1007"/>
+        </w:numPr>
+        <w:bidi/>
+      </w:pPr>
+      <w:r>
+        <w:rPr>
+          <w:rtl/>
+        </w:rPr>
+        <w:t xml:space="preserve">הזמנה שבוטלה בעודה בתור יורדת מהתור מיידית ומסומנת כמבוטלת.</w:t>
+      </w:r>
+    </w:p>
+    <w:p>
+      <w:pPr>
+        <w:pStyle w:val="Compact"/>
+        <w:numPr>
+          <w:ilvl w:val="0"/>
+          <w:numId w:val="1007"/>
+        </w:numPr>
+        <w:bidi/>
+      </w:pPr>
+      <w:r>
+        <w:rPr>
+          <w:rtl/>
+        </w:rPr>
+        <w:t xml:space="preserve">מסך המטבח אינו מציג מחירים או פרטי תשלום.</w:t>
       </w:r>
     </w:p>
     <w:p>
@@ -1880,7 +2309,7 @@
           <w:iCs/>
           <w:rtl/>
         </w:rPr>
-        <w:t xml:space="preserve">מקביל ל-</w:t>
+        <w:t xml:space="preserve">מקור: ראיון עובד המטבח (״אני רק צריך לדעת מה להכין ובאיזה סדר… כל אחד רואה רק את שלו״) · מקביל ל-</w:t>
       </w:r>
       <w:r>
         <w:rPr>
@@ -1889,7 +2318,7 @@
           <w:iCs/>
           <w:rtl/>
         </w:rPr>
-        <w:t xml:space="preserve">FR-7</w:t>
+        <w:t xml:space="preserve">FR-10</w:t>
       </w:r>
       <w:r>
         <w:rPr>
@@ -1900,8 +2329,35 @@
         <w:t xml:space="preserve">.</w:t>
       </w:r>
     </w:p>
-    <w:bookmarkEnd w:id="16"/>
-    <w:bookmarkStart w:id="17" w:name="us-9--הרכבת-הזמנה-ותשלום--must"/>
+    <w:p>
+      <w:pPr>
+        <w:bidi/>
+      </w:pPr>
+      <w:r>
+        <w:rPr>
+          <w:rtl/>
+        </w:rPr>
+        <w:pict>
+          <v:rect style="width:0;height:1.5pt" o:hralign="center" o:hrstd="t" o:hr="t"/>
+        </w:pict>
+      </w:r>
+    </w:p>
+    <w:bookmarkEnd w:id="18"/>
+    <w:bookmarkEnd w:id="19"/>
+    <w:bookmarkStart w:id="22" w:name="הסיפורים--מנהל-הקפיטריה"/>
+    <w:p>
+      <w:pPr>
+        <w:pStyle w:val="Heading2"/>
+        <w:bidi/>
+      </w:pPr>
+      <w:r>
+        <w:rPr>
+          <w:rtl/>
+        </w:rPr>
+        <w:t xml:space="preserve">הסיפורים — מנהל הקפיטריה</w:t>
+      </w:r>
+    </w:p>
+    <w:bookmarkStart w:id="20" w:name="us-7--עדכון-זמינות-בזמן-אמת--must"/>
     <w:p>
       <w:pPr>
         <w:pStyle w:val="Heading3"/>
@@ -1911,7 +2367,7 @@
         <w:rPr>
           <w:rtl/>
         </w:rPr>
-        <w:t xml:space="preserve">US-9 · הרכבת הזמנה ותשלום —</w:t>
+        <w:t xml:space="preserve">US-7 · עדכון זמינות בזמן אמת —</w:t>
       </w:r>
       <w:r>
         <w:rPr>
@@ -1945,7 +2401,7 @@
           <w:bCs/>
           <w:rtl/>
         </w:rPr>
-        <w:t xml:space="preserve">סטודנט</w:t>
+        <w:t xml:space="preserve">מנהל הקפיטריה</w:t>
       </w:r>
       <w:r>
         <w:rPr>
@@ -1965,39 +2421,43 @@
           <w:bCs/>
           <w:rtl/>
         </w:rPr>
-        <w:t xml:space="preserve">להרכיב הזמנה, לשלם ולקבל קוד איסוף מהטלפון בדרך לקפיטריה</w:t>
-      </w:r>
-      <w:r>
-        <w:rPr>
-          <w:rtl/>
-        </w:rPr>
-        <w:t xml:space="preserve">,</w:t>
-      </w:r>
-      <w:r>
-        <w:rPr>
-          <w:rtl/>
-        </w:rPr>
-        <w:t xml:space="preserve"> </w:t>
-      </w:r>
-      <w:r>
-        <w:rPr>
-          <w:rtl/>
-        </w:rPr>
-        <w:t xml:space="preserve">כדי</w:t>
-      </w:r>
-      <w:r>
-        <w:rPr>
-          <w:rtl/>
-        </w:rPr>
-        <w:t xml:space="preserve"> </w:t>
-      </w:r>
-      <w:r>
-        <w:rPr>
-          <w:b/>
-          <w:bCs/>
-          <w:rtl/>
-        </w:rPr>
-        <w:t xml:space="preserve">שלא אעמוד רבע שעה בתור של הצהריים</w:t>
+        <w:t xml:space="preserve">לסמן פריט שאזל ברגע שהוא נגמר</w:t>
+      </w:r>
+      <w:r>
+        <w:rPr>
+          <w:rtl/>
+        </w:rPr>
+        <w:t xml:space="preserve">, כדי</w:t>
+      </w:r>
+      <w:r>
+        <w:rPr>
+          <w:rtl/>
+        </w:rPr>
+        <w:t xml:space="preserve"> </w:t>
+      </w:r>
+      <w:r>
+        <w:rPr>
+          <w:b/>
+          <w:bCs/>
+          <w:rtl/>
+        </w:rPr>
+        <w:t xml:space="preserve">שסטודנטים לא</w:t>
+      </w:r>
+      <w:r>
+        <w:rPr>
+          <w:b/>
+          <w:bCs/>
+          <w:rtl/>
+        </w:rPr>
+        <w:t xml:space="preserve"> </w:t>
+      </w:r>
+      <w:r>
+        <w:rPr>
+          <w:b/>
+          <w:bCs/>
+          <w:rtl/>
+        </w:rPr>
+        <w:t xml:space="preserve">יזמינו מנה שאין לנו למכור</w:t>
       </w:r>
       <w:r>
         <w:rPr>
@@ -2033,7 +2493,7 @@
         <w:rPr>
           <w:rtl/>
         </w:rPr>
-        <w:t xml:space="preserve">אפשר להוסיף לעגלה פריטים זמינים, להסיר ולעדכן כמות — והסכום המצטבר מוצג לאורך כל הדרך.</w:t>
+        <w:t xml:space="preserve">אפשר לסמן פריט ״אזל״ ולהחזירו ל״זמין״.</w:t>
       </w:r>
     </w:p>
     <w:p>
@@ -2049,7 +2509,7 @@
         <w:rPr>
           <w:rtl/>
         </w:rPr>
-        <w:t xml:space="preserve">ברירת המחדל היא איסוף מיידי; אפשר לבחור שעת איסוף עתידית באותו יום, בתוך שעות הפעילות.</w:t>
+        <w:t xml:space="preserve">פריט ״אזל״ מוצג כ״לא זמין״ (ללא אפשרות הוספה לעגלה) — ואינו נמחק מהתפריט.</w:t>
       </w:r>
     </w:p>
     <w:p>
@@ -2065,7 +2525,7 @@
         <w:rPr>
           <w:rtl/>
         </w:rPr>
-        <w:t xml:space="preserve">התשלום בכרטיס סטודנט או בכרטיס אשראי; נשמרת אסמכתה בלבד — לא פרטי כרטיס.</w:t>
+        <w:t xml:space="preserve">שינוי הזמינות נראה לסטודנטים תוך 5 שניות.</w:t>
       </w:r>
     </w:p>
     <w:p>
@@ -2081,23 +2541,7 @@
         <w:rPr>
           <w:rtl/>
         </w:rPr>
-        <w:t xml:space="preserve">עם אישור התשלום מוצגים מספר הזמנה וקוד איסוף, וההזמנה נכנסת לתור ההכנה.</w:t>
-      </w:r>
-    </w:p>
-    <w:p>
-      <w:pPr>
-        <w:pStyle w:val="Compact"/>
-        <w:numPr>
-          <w:ilvl w:val="0"/>
-          <w:numId w:val="1008"/>
-        </w:numPr>
-        <w:bidi/>
-      </w:pPr>
-      <w:r>
-        <w:rPr>
-          <w:rtl/>
-        </w:rPr>
-        <w:t xml:space="preserve">תשלום שנכשל: ההזמנה לא נוצרת, העגלה נשמרת, ואפשר לנסות שוב.</w:t>
+        <w:t xml:space="preserve">רק משתמש בהרשאת ״מנהל״ יכול לשנות זמינות.</w:t>
       </w:r>
     </w:p>
     <w:p>
@@ -2111,7 +2555,23 @@
           <w:iCs/>
           <w:rtl/>
         </w:rPr>
-        <w:t xml:space="preserve">מקור: ראיון הסטודנט + שמעון (תור הצהריים) · מקביל ל-</w:t>
+        <w:t xml:space="preserve">מקור: ראיון שמעון (״לעדכן מה אזל מהמלאי בלי לרוץ למחשב״) + כאב הסטודנט (״המנה שרציתי</w:t>
+      </w:r>
+      <w:r>
+        <w:rPr>
+          <w:i/>
+          <w:iCs/>
+          <w:rtl/>
+        </w:rPr>
+        <w:t xml:space="preserve"> </w:t>
+      </w:r>
+      <w:r>
+        <w:rPr>
+          <w:i/>
+          <w:iCs/>
+          <w:rtl/>
+        </w:rPr>
+        <w:t xml:space="preserve">כבר נגמרה״) · מקביל ל-</w:t>
       </w:r>
       <w:r>
         <w:rPr>
@@ -2120,23 +2580,31 @@
           <w:iCs/>
           <w:rtl/>
         </w:rPr>
-        <w:t xml:space="preserve">FR-9</w:t>
-      </w:r>
-      <w:r>
-        <w:rPr>
-          <w:i/>
-          <w:iCs/>
-          <w:rtl/>
-        </w:rPr>
-        <w:t xml:space="preserve"> </w:t>
-      </w:r>
-      <w:r>
-        <w:rPr>
-          <w:i/>
-          <w:iCs/>
-          <w:rtl/>
-        </w:rPr>
-        <w:t xml:space="preserve">· קשור ל-</w:t>
+        <w:t xml:space="preserve">FR-4</w:t>
+      </w:r>
+      <w:r>
+        <w:rPr>
+          <w:i/>
+          <w:iCs/>
+          <w:rtl/>
+        </w:rPr>
+        <w:t xml:space="preserve"> </w:t>
+      </w:r>
+      <w:r>
+        <w:rPr>
+          <w:i/>
+          <w:iCs/>
+          <w:rtl/>
+        </w:rPr>
+        <w:t xml:space="preserve">· אוכף את</w:t>
+      </w:r>
+      <w:r>
+        <w:rPr>
+          <w:i/>
+          <w:iCs/>
+          <w:rtl/>
+        </w:rPr>
+        <w:t xml:space="preserve"> </w:t>
       </w:r>
       <w:r>
         <w:rPr>
@@ -2145,27 +2613,19 @@
           <w:iCs/>
           <w:rtl/>
         </w:rPr>
-        <w:t xml:space="preserve">NFR-2</w:t>
-      </w:r>
-      <w:r>
-        <w:rPr>
-          <w:i/>
-          <w:iCs/>
-          <w:rtl/>
-        </w:rPr>
-        <w:t xml:space="preserve"> </w:t>
-      </w:r>
-      <w:r>
-        <w:rPr>
-          <w:i/>
-          <w:iCs/>
-          <w:rtl/>
-        </w:rPr>
-        <w:t xml:space="preserve">(הזמנה מלאה ≤ 90 שניות).</w:t>
-      </w:r>
-    </w:p>
-    <w:bookmarkEnd w:id="17"/>
-    <w:bookmarkStart w:id="18" w:name="us-10--תור-הכנה-לפי-עמדה--must"/>
+        <w:t xml:space="preserve">BR-1</w:t>
+      </w:r>
+      <w:r>
+        <w:rPr>
+          <w:i/>
+          <w:iCs/>
+          <w:rtl/>
+        </w:rPr>
+        <w:t xml:space="preserve">.</w:t>
+      </w:r>
+    </w:p>
+    <w:bookmarkEnd w:id="20"/>
+    <w:bookmarkStart w:id="21" w:name="us-8--לוח-ההזמנות-הפעילות--must"/>
     <w:p>
       <w:pPr>
         <w:pStyle w:val="Heading3"/>
@@ -2175,7 +2635,7 @@
         <w:rPr>
           <w:rtl/>
         </w:rPr>
-        <w:t xml:space="preserve">US-10 · תור הכנה לפי עמדה —</w:t>
+        <w:t xml:space="preserve">US-8 · לוח ההזמנות הפעילות —</w:t>
       </w:r>
       <w:r>
         <w:rPr>
@@ -2209,7 +2669,7 @@
           <w:bCs/>
           <w:rtl/>
         </w:rPr>
-        <w:t xml:space="preserve">עובד מטבח</w:t>
+        <w:t xml:space="preserve">מנהל קפיטריה</w:t>
       </w:r>
       <w:r>
         <w:rPr>
@@ -2229,39 +2689,43 @@
           <w:bCs/>
           <w:rtl/>
         </w:rPr>
-        <w:t xml:space="preserve">לראות רק את תור ההכנה של העמדה שלי ולסמן מנה כמוכנה</w:t>
-      </w:r>
-      <w:r>
-        <w:rPr>
-          <w:rtl/>
-        </w:rPr>
-        <w:t xml:space="preserve">,</w:t>
-      </w:r>
-      <w:r>
-        <w:rPr>
-          <w:rtl/>
-        </w:rPr>
-        <w:t xml:space="preserve"> </w:t>
-      </w:r>
-      <w:r>
-        <w:rPr>
-          <w:rtl/>
-        </w:rPr>
-        <w:t xml:space="preserve">כדי</w:t>
-      </w:r>
-      <w:r>
-        <w:rPr>
-          <w:rtl/>
-        </w:rPr>
-        <w:t xml:space="preserve"> </w:t>
-      </w:r>
-      <w:r>
-        <w:rPr>
-          <w:b/>
-          <w:bCs/>
-          <w:rtl/>
-        </w:rPr>
-        <w:t xml:space="preserve">שאדע מה להכין ובאיזה סדר — בלי להתעסק בתשלומים</w:t>
+        <w:t xml:space="preserve">לראות את כל ההזמנות בלוח אחד</w:t>
+      </w:r>
+      <w:r>
+        <w:rPr>
+          <w:rtl/>
+        </w:rPr>
+        <w:t xml:space="preserve">, כדי</w:t>
+      </w:r>
+      <w:r>
+        <w:rPr>
+          <w:rtl/>
+        </w:rPr>
+        <w:t xml:space="preserve"> </w:t>
+      </w:r>
+      <w:r>
+        <w:rPr>
+          <w:b/>
+          <w:bCs/>
+          <w:rtl/>
+        </w:rPr>
+        <w:t xml:space="preserve">להתמודד עם עומס</w:t>
+      </w:r>
+      <w:r>
+        <w:rPr>
+          <w:b/>
+          <w:bCs/>
+          <w:rtl/>
+        </w:rPr>
+        <w:t xml:space="preserve"> </w:t>
+      </w:r>
+      <w:r>
+        <w:rPr>
+          <w:b/>
+          <w:bCs/>
+          <w:rtl/>
+        </w:rPr>
+        <w:t xml:space="preserve">הצהריים</w:t>
       </w:r>
       <w:r>
         <w:rPr>
@@ -2297,7 +2761,7 @@
         <w:rPr>
           <w:rtl/>
         </w:rPr>
-        <w:t xml:space="preserve">כל עמדה (חמה / קרה) רואה את תור ההכנה שלה בלבד.</w:t>
+        <w:t xml:space="preserve">הלוח מציג את כל ההזמנות הפעילות, עם סטטוס ושעת איסוף מבוקשת.</w:t>
       </w:r>
     </w:p>
     <w:p>
@@ -2313,7 +2777,7 @@
         <w:rPr>
           <w:rtl/>
         </w:rPr>
-        <w:t xml:space="preserve">סימון "מוכנה" מפעיל את ההתראה לסטודנט (US-2).</w:t>
+        <w:t xml:space="preserve">הצפייה בלבד — המנהל אינו משנה סטטוס הזמנה מהלוח.</w:t>
       </w:r>
     </w:p>
     <w:p>
@@ -2329,7 +2793,7 @@
         <w:rPr>
           <w:rtl/>
         </w:rPr>
-        <w:t xml:space="preserve">הזמנה מרובת-עמדות מסומנת "מוכנה" רק כששתי העמדות סיימו.</w:t>
+        <w:t xml:space="preserve">הזמנה שנמסרה או בוטלה יורדת מהלוח.</w:t>
       </w:r>
     </w:p>
     <w:p>
@@ -2345,7 +2809,7 @@
         <w:rPr>
           <w:rtl/>
         </w:rPr>
-        <w:t xml:space="preserve">מסך המטבח אינו מציג מחירים או פרטי תשלום.</w:t>
+        <w:t xml:space="preserve">אפשר לסנן את הלוח לפי עמדת הכנה ולפי קפיטריה.</w:t>
       </w:r>
     </w:p>
     <w:p>
@@ -2359,7 +2823,7 @@
           <w:iCs/>
           <w:rtl/>
         </w:rPr>
-        <w:t xml:space="preserve">מקור: ראיון עובד המטבח ("אני רק צריך לדעת מה להכין ובאיזה סדר… כל אחד רואה רק את שלו") · מקביל ל-</w:t>
+        <w:t xml:space="preserve">מקור: ראיון שמעון (״אני צריך לראות את כל ההזמנות במקום אחד״) · מקביל ל-</w:t>
       </w:r>
       <w:r>
         <w:rPr>
@@ -2368,19 +2832,184 @@
           <w:iCs/>
           <w:rtl/>
         </w:rPr>
-        <w:t xml:space="preserve">FR-10</w:t>
-      </w:r>
-      <w:r>
-        <w:rPr>
-          <w:i/>
-          <w:iCs/>
-          <w:rtl/>
-        </w:rPr>
-        <w:t xml:space="preserve">.</w:t>
-      </w:r>
-    </w:p>
-    <w:bookmarkEnd w:id="18"/>
-    <w:bookmarkStart w:id="19" w:name="us-11--לוח-הזמנות-פעילות--must"/>
+        <w:t xml:space="preserve">FR-10.4</w:t>
+      </w:r>
+      <w:r>
+        <w:rPr>
+          <w:i/>
+          <w:iCs/>
+          <w:rtl/>
+        </w:rPr>
+        <w:t xml:space="preserve"> </w:t>
+      </w:r>
+      <w:r>
+        <w:rPr>
+          <w:i/>
+          <w:iCs/>
+          <w:rtl/>
+        </w:rPr>
+        <w:t xml:space="preserve">—</w:t>
+      </w:r>
+      <w:r>
+        <w:rPr>
+          <w:i/>
+          <w:iCs/>
+          <w:rtl/>
+        </w:rPr>
+        <w:t xml:space="preserve"> </w:t>
+      </w:r>
+      <w:r>
+        <w:rPr>
+          <w:i/>
+          <w:iCs/>
+          <w:rtl/>
+        </w:rPr>
+        <w:t xml:space="preserve">תצפית המנהל על אותו תור של US-6:</w:t>
+      </w:r>
+      <w:r>
+        <w:rPr>
+          <w:i/>
+          <w:iCs/>
+          <w:rtl/>
+        </w:rPr>
+        <w:t xml:space="preserve"> </w:t>
+      </w:r>
+      <w:r>
+        <w:rPr>
+          <w:b/>
+          <w:bCs/>
+          <w:i/>
+          <w:iCs/>
+          <w:rtl/>
+        </w:rPr>
+        <w:t xml:space="preserve">שני סיפורים על אותה דרישה</w:t>
+      </w:r>
+      <w:r>
+        <w:rPr>
+          <w:i/>
+          <w:iCs/>
+          <w:rtl/>
+        </w:rPr>
+        <w:t xml:space="preserve">, מזווית תפקיד אחרת.</w:t>
+      </w:r>
+    </w:p>
+    <w:p>
+      <w:pPr>
+        <w:bidi/>
+      </w:pPr>
+      <w:r>
+        <w:rPr>
+          <w:rtl/>
+        </w:rPr>
+        <w:pict>
+          <v:rect style="width:0;height:1.5pt" o:hralign="center" o:hrstd="t" o:hr="t"/>
+        </w:pict>
+      </w:r>
+    </w:p>
+    <w:bookmarkEnd w:id="21"/>
+    <w:bookmarkEnd w:id="22"/>
+    <w:bookmarkStart w:id="27" w:name="הסיפורים--crud-העובדים-fr-6"/>
+    <w:p>
+      <w:pPr>
+        <w:pStyle w:val="Heading2"/>
+        <w:bidi/>
+      </w:pPr>
+      <w:r>
+        <w:rPr>
+          <w:rtl/>
+        </w:rPr>
+        <w:t xml:space="preserve">הסיפורים — CRUD העובדים (</w:t>
+      </w:r>
+      <w:r>
+        <w:rPr>
+          <w:rStyle w:val="VerbatimChar"/>
+          <w:rtl/>
+        </w:rPr>
+        <w:t xml:space="preserve">FR-6</w:t>
+      </w:r>
+      <w:r>
+        <w:rPr>
+          <w:rtl/>
+        </w:rPr>
+        <w:t xml:space="preserve">)</w:t>
+      </w:r>
+    </w:p>
+    <w:p>
+      <w:pPr>
+        <w:pStyle w:val="BlockText"/>
+        <w:bidi/>
+      </w:pPr>
+      <w:r>
+        <w:rPr>
+          <w:rtl/>
+        </w:rPr>
+        <w:t xml:space="preserve">ארבע פעולות, ארבעה סיפורים. ״כמנהל אני רוצה לנהל את העובדים״ הוא</w:t>
+      </w:r>
+      <w:r>
+        <w:rPr>
+          <w:rtl/>
+        </w:rPr>
+        <w:t xml:space="preserve"> </w:t>
+      </w:r>
+      <w:r>
+        <w:rPr>
+          <w:b/>
+          <w:bCs/>
+          <w:rtl/>
+        </w:rPr>
+        <w:t xml:space="preserve">אפוס</w:t>
+      </w:r>
+      <w:r>
+        <w:rPr>
+          <w:rtl/>
+        </w:rPr>
+        <w:t xml:space="preserve"> </w:t>
+      </w:r>
+      <w:r>
+        <w:rPr>
+          <w:rtl/>
+        </w:rPr>
+        <w:t xml:space="preserve">— הוא נשמע</w:t>
+      </w:r>
+      <w:r>
+        <w:rPr>
+          <w:rtl/>
+        </w:rPr>
+        <w:t xml:space="preserve"> </w:t>
+      </w:r>
+      <w:r>
+        <w:rPr>
+          <w:rtl/>
+        </w:rPr>
+        <w:t xml:space="preserve">כמו סיפור אבל אי-אפשר לאמוד או לבדוק אותו. הפירוק הזה הוא בדיוק פירוק ה-CRUD של</w:t>
+      </w:r>
+      <w:r>
+        <w:rPr>
+          <w:rtl/>
+        </w:rPr>
+        <w:t xml:space="preserve"> </w:t>
+      </w:r>
+      <w:r>
+        <w:rPr>
+          <w:rStyle w:val="VerbatimChar"/>
+          <w:rtl/>
+        </w:rPr>
+        <w:t xml:space="preserve">FR-6</w:t>
+      </w:r>
+      <w:r>
+        <w:rPr>
+          <w:rtl/>
+        </w:rPr>
+        <w:t xml:space="preserve"> </w:t>
+      </w:r>
+      <w:r>
+        <w:rPr>
+          <w:rtl/>
+        </w:rPr>
+        <w:t xml:space="preserve">במסמך הדרישות, בפורמט השני.</w:t>
+      </w:r>
+    </w:p>
+    <w:bookmarkStart w:id="23" w:name="us-9--הוספת-עובד-חדש--must"/>
     <w:p>
       <w:pPr>
         <w:pStyle w:val="Heading3"/>
@@ -2390,7 +3019,7 @@
         <w:rPr>
           <w:rtl/>
         </w:rPr>
-        <w:t xml:space="preserve">US-11 · לוח הזמנות פעילות —</w:t>
+        <w:t xml:space="preserve">US-9 · הוספת עובד חדש —</w:t>
       </w:r>
       <w:r>
         <w:rPr>
@@ -2430,69 +3059,57 @@
         <w:rPr>
           <w:rtl/>
         </w:rPr>
-        <w:t xml:space="preserve"> </w:t>
-      </w:r>
-      <w:r>
-        <w:rPr>
-          <w:rtl/>
-        </w:rPr>
-        <w:t xml:space="preserve">אני רוצה</w:t>
-      </w:r>
-      <w:r>
-        <w:rPr>
-          <w:rtl/>
-        </w:rPr>
-        <w:t xml:space="preserve"> </w:t>
-      </w:r>
-      <w:r>
-        <w:rPr>
-          <w:b/>
-          <w:bCs/>
-          <w:rtl/>
-        </w:rPr>
-        <w:t xml:space="preserve">לראות את כל ההזמנות בלוח אחד</w:t>
-      </w:r>
-      <w:r>
-        <w:rPr>
-          <w:rtl/>
-        </w:rPr>
-        <w:t xml:space="preserve"> </w:t>
-      </w:r>
-      <w:r>
-        <w:rPr>
-          <w:rtl/>
-        </w:rPr>
-        <w:t xml:space="preserve">כדי</w:t>
-      </w:r>
-      <w:r>
-        <w:rPr>
-          <w:rtl/>
-        </w:rPr>
-        <w:t xml:space="preserve"> </w:t>
-      </w:r>
-      <w:r>
-        <w:rPr>
-          <w:b/>
-          <w:bCs/>
-          <w:rtl/>
-        </w:rPr>
-        <w:t xml:space="preserve">להתמודד עם עומס</w:t>
-      </w:r>
-      <w:r>
-        <w:rPr>
-          <w:b/>
-          <w:bCs/>
-          <w:rtl/>
-        </w:rPr>
-        <w:t xml:space="preserve"> </w:t>
-      </w:r>
-      <w:r>
-        <w:rPr>
-          <w:b/>
-          <w:bCs/>
-          <w:rtl/>
-        </w:rPr>
-        <w:t xml:space="preserve">הצהריים</w:t>
+        <w:t xml:space="preserve">, אני רוצה</w:t>
+      </w:r>
+      <w:r>
+        <w:rPr>
+          <w:rtl/>
+        </w:rPr>
+        <w:t xml:space="preserve"> </w:t>
+      </w:r>
+      <w:r>
+        <w:rPr>
+          <w:b/>
+          <w:bCs/>
+          <w:rtl/>
+        </w:rPr>
+        <w:t xml:space="preserve">להוסיף עובד חדש ולשייך לו תפקיד</w:t>
+      </w:r>
+      <w:r>
+        <w:rPr>
+          <w:rtl/>
+        </w:rPr>
+        <w:t xml:space="preserve">, כדי</w:t>
+      </w:r>
+      <w:r>
+        <w:rPr>
+          <w:rtl/>
+        </w:rPr>
+        <w:t xml:space="preserve"> </w:t>
+      </w:r>
+      <w:r>
+        <w:rPr>
+          <w:b/>
+          <w:bCs/>
+          <w:rtl/>
+        </w:rPr>
+        <w:t xml:space="preserve">שיוכל להתחיל</w:t>
+      </w:r>
+      <w:r>
+        <w:rPr>
+          <w:b/>
+          <w:bCs/>
+          <w:rtl/>
+        </w:rPr>
+        <w:t xml:space="preserve"> </w:t>
+      </w:r>
+      <w:r>
+        <w:rPr>
+          <w:b/>
+          <w:bCs/>
+          <w:rtl/>
+        </w:rPr>
+        <w:t xml:space="preserve">לעבוד במשמרת הראשונה שלו בלי שאחכה לאיש מחשוב</w:t>
       </w:r>
       <w:r>
         <w:rPr>
@@ -2528,7 +3145,7 @@
         <w:rPr>
           <w:rtl/>
         </w:rPr>
-        <w:t xml:space="preserve">הלוח מציג את כל ההזמנות הפעילות, עם סטטוס ושעת איסוף מבוקשת.</w:t>
+        <w:t xml:space="preserve">אפשר להוסיף עובד עם שדות החובה שבמילון הנתונים ולשייך לו תפקיד מהרשימה הסגורה.</w:t>
       </w:r>
     </w:p>
     <w:p>
@@ -2544,7 +3161,7 @@
         <w:rPr>
           <w:rtl/>
         </w:rPr>
-        <w:t xml:space="preserve">הזמנה שנמסרה או בוטלה יורדת מהלוח.</w:t>
+        <w:t xml:space="preserve">המערכת מקצה מזהה ייחודי; שם-משתמש שכבר קיים נדחה.</w:t>
       </w:r>
     </w:p>
     <w:p>
@@ -2560,7 +3177,7 @@
         <w:rPr>
           <w:rtl/>
         </w:rPr>
-        <w:t xml:space="preserve">אפשר לסנן את הלוח לפי עמדת הכנה ולפי קפיטריה.</w:t>
+        <w:t xml:space="preserve">שדה חובה חסר או שגוי — הרשומה לא נוצרת, ומוצגת שגיאה שמצביעה על השדה.</w:t>
       </w:r>
     </w:p>
     <w:p>
@@ -2574,7 +3191,7 @@
           <w:iCs/>
           <w:rtl/>
         </w:rPr>
-        <w:t xml:space="preserve">מקור: ראיון שמעון ("אני צריך לראות את כל ההזמנות במקום אחד") · מקביל ל-</w:t>
+        <w:t xml:space="preserve">מקביל ל-</w:t>
       </w:r>
       <w:r>
         <w:rPr>
@@ -2583,39 +3200,840 @@
           <w:iCs/>
           <w:rtl/>
         </w:rPr>
-        <w:t xml:space="preserve">FR-10.4</w:t>
-      </w:r>
-      <w:r>
-        <w:rPr>
-          <w:i/>
-          <w:iCs/>
-          <w:rtl/>
-        </w:rPr>
-        <w:t xml:space="preserve"> </w:t>
-      </w:r>
-      <w:r>
-        <w:rPr>
-          <w:i/>
-          <w:iCs/>
-          <w:rtl/>
-        </w:rPr>
-        <w:t xml:space="preserve">—</w:t>
-      </w:r>
-      <w:r>
-        <w:rPr>
-          <w:i/>
-          <w:iCs/>
-          <w:rtl/>
-        </w:rPr>
-        <w:t xml:space="preserve"> </w:t>
-      </w:r>
-      <w:r>
-        <w:rPr>
-          <w:i/>
-          <w:iCs/>
-          <w:rtl/>
-        </w:rPr>
-        <w:t xml:space="preserve">תצפית המנהל על אותו תור: סיפור שני לאותה דרישה, מזווית תפקיד אחרת.</w:t>
+        <w:t xml:space="preserve">FR-6.1</w:t>
+      </w:r>
+      <w:r>
+        <w:rPr>
+          <w:i/>
+          <w:iCs/>
+          <w:rtl/>
+        </w:rPr>
+        <w:t xml:space="preserve"> </w:t>
+      </w:r>
+      <w:r>
+        <w:rPr>
+          <w:i/>
+          <w:iCs/>
+          <w:rtl/>
+        </w:rPr>
+        <w:t xml:space="preserve">· קשור ל-</w:t>
+      </w:r>
+      <w:r>
+        <w:rPr>
+          <w:rStyle w:val="VerbatimChar"/>
+          <w:i/>
+          <w:iCs/>
+          <w:rtl/>
+        </w:rPr>
+        <w:t xml:space="preserve">BR-1</w:t>
+      </w:r>
+      <w:r>
+        <w:rPr>
+          <w:i/>
+          <w:iCs/>
+          <w:rtl/>
+        </w:rPr>
+        <w:t xml:space="preserve">.</w:t>
+      </w:r>
+    </w:p>
+    <w:bookmarkEnd w:id="23"/>
+    <w:bookmarkStart w:id="24" w:name="us-10--איתור-עובד-ופרטיו--must"/>
+    <w:p>
+      <w:pPr>
+        <w:pStyle w:val="Heading3"/>
+        <w:bidi/>
+      </w:pPr>
+      <w:r>
+        <w:rPr>
+          <w:rtl/>
+        </w:rPr>
+        <w:t xml:space="preserve">US-10 · איתור עובד ופרטיו —</w:t>
+      </w:r>
+      <w:r>
+        <w:rPr>
+          <w:rtl/>
+        </w:rPr>
+        <w:t xml:space="preserve"> </w:t>
+      </w:r>
+      <w:r>
+        <w:rPr>
+          <w:b/>
+          <w:bCs/>
+          <w:rtl/>
+        </w:rPr>
+        <w:t xml:space="preserve">Must</w:t>
+      </w:r>
+    </w:p>
+    <w:p>
+      <w:pPr>
+        <w:pStyle w:val="BlockText"/>
+        <w:bidi/>
+      </w:pPr>
+      <w:r>
+        <w:rPr>
+          <w:rtl/>
+        </w:rPr>
+        <w:t xml:space="preserve">״כ</w:t>
+      </w:r>
+      <w:r>
+        <w:rPr>
+          <w:b/>
+          <w:bCs/>
+          <w:rtl/>
+        </w:rPr>
+        <w:t xml:space="preserve">מנהל קפיטריה</w:t>
+      </w:r>
+      <w:r>
+        <w:rPr>
+          <w:rtl/>
+        </w:rPr>
+        <w:t xml:space="preserve">, אני רוצה</w:t>
+      </w:r>
+      <w:r>
+        <w:rPr>
+          <w:rtl/>
+        </w:rPr>
+        <w:t xml:space="preserve"> </w:t>
+      </w:r>
+      <w:r>
+        <w:rPr>
+          <w:b/>
+          <w:bCs/>
+          <w:rtl/>
+        </w:rPr>
+        <w:t xml:space="preserve">למצוא עובד ולראות את פרטיו</w:t>
+      </w:r>
+      <w:r>
+        <w:rPr>
+          <w:rtl/>
+        </w:rPr>
+        <w:t xml:space="preserve">, כדי</w:t>
+      </w:r>
+      <w:r>
+        <w:rPr>
+          <w:rtl/>
+        </w:rPr>
+        <w:t xml:space="preserve"> </w:t>
+      </w:r>
+      <w:r>
+        <w:rPr>
+          <w:b/>
+          <w:bCs/>
+          <w:rtl/>
+        </w:rPr>
+        <w:t xml:space="preserve">לדעת מי משובץ לאיזו</w:t>
+      </w:r>
+      <w:r>
+        <w:rPr>
+          <w:b/>
+          <w:bCs/>
+          <w:rtl/>
+        </w:rPr>
+        <w:t xml:space="preserve"> </w:t>
+      </w:r>
+      <w:r>
+        <w:rPr>
+          <w:b/>
+          <w:bCs/>
+          <w:rtl/>
+        </w:rPr>
+        <w:t xml:space="preserve">קפיטריה כשאני בונה משמרת</w:t>
+      </w:r>
+      <w:r>
+        <w:rPr>
+          <w:rtl/>
+        </w:rPr>
+        <w:t xml:space="preserve">.״</w:t>
+      </w:r>
+    </w:p>
+    <w:p>
+      <w:pPr>
+        <w:pStyle w:val="FirstParagraph"/>
+        <w:bidi/>
+      </w:pPr>
+      <w:r>
+        <w:rPr>
+          <w:b/>
+          <w:bCs/>
+          <w:rtl/>
+        </w:rPr>
+        <w:t xml:space="preserve">תנאי קבלה:</w:t>
+      </w:r>
+    </w:p>
+    <w:p>
+      <w:pPr>
+        <w:pStyle w:val="Compact"/>
+        <w:numPr>
+          <w:ilvl w:val="0"/>
+          <w:numId w:val="1011"/>
+        </w:numPr>
+        <w:bidi/>
+      </w:pPr>
+      <w:r>
+        <w:rPr>
+          <w:rtl/>
+        </w:rPr>
+        <w:t xml:space="preserve">אפשר לצפות בפרטי עובד לפי שדות המילון.</w:t>
+      </w:r>
+    </w:p>
+    <w:p>
+      <w:pPr>
+        <w:pStyle w:val="Compact"/>
+        <w:numPr>
+          <w:ilvl w:val="0"/>
+          <w:numId w:val="1011"/>
+        </w:numPr>
+        <w:bidi/>
+      </w:pPr>
+      <w:r>
+        <w:rPr>
+          <w:rtl/>
+        </w:rPr>
+        <w:t xml:space="preserve">אפשר לחפש ולסנן עובדים לפי תפקיד, קפיטריה או סטטוס.</w:t>
+      </w:r>
+    </w:p>
+    <w:p>
+      <w:pPr>
+        <w:pStyle w:val="Compact"/>
+        <w:numPr>
+          <w:ilvl w:val="0"/>
+          <w:numId w:val="1011"/>
+        </w:numPr>
+        <w:bidi/>
+      </w:pPr>
+      <w:r>
+        <w:rPr>
+          <w:rtl/>
+        </w:rPr>
+        <w:t xml:space="preserve">עובד שאינו מנהל רואה את הפרופיל של עצמו בלבד.</w:t>
+      </w:r>
+    </w:p>
+    <w:p>
+      <w:pPr>
+        <w:pStyle w:val="FirstParagraph"/>
+        <w:bidi/>
+      </w:pPr>
+      <w:r>
+        <w:rPr>
+          <w:i/>
+          <w:iCs/>
+          <w:rtl/>
+        </w:rPr>
+        <w:t xml:space="preserve">מקביל ל-</w:t>
+      </w:r>
+      <w:r>
+        <w:rPr>
+          <w:rStyle w:val="VerbatimChar"/>
+          <w:i/>
+          <w:iCs/>
+          <w:rtl/>
+        </w:rPr>
+        <w:t xml:space="preserve">FR-6.2</w:t>
+      </w:r>
+      <w:r>
+        <w:rPr>
+          <w:i/>
+          <w:iCs/>
+          <w:rtl/>
+        </w:rPr>
+        <w:t xml:space="preserve">.</w:t>
+      </w:r>
+    </w:p>
+    <w:bookmarkEnd w:id="24"/>
+    <w:bookmarkStart w:id="25" w:name="us-11--עדכון-פרטי-עובד-והרשאותיו--must"/>
+    <w:p>
+      <w:pPr>
+        <w:pStyle w:val="Heading3"/>
+        <w:bidi/>
+      </w:pPr>
+      <w:r>
+        <w:rPr>
+          <w:rtl/>
+        </w:rPr>
+        <w:t xml:space="preserve">US-11 · עדכון פרטי עובד והרשאותיו —</w:t>
+      </w:r>
+      <w:r>
+        <w:rPr>
+          <w:rtl/>
+        </w:rPr>
+        <w:t xml:space="preserve"> </w:t>
+      </w:r>
+      <w:r>
+        <w:rPr>
+          <w:b/>
+          <w:bCs/>
+          <w:rtl/>
+        </w:rPr>
+        <w:t xml:space="preserve">Must</w:t>
+      </w:r>
+    </w:p>
+    <w:p>
+      <w:pPr>
+        <w:pStyle w:val="BlockText"/>
+        <w:bidi/>
+      </w:pPr>
+      <w:r>
+        <w:rPr>
+          <w:rtl/>
+        </w:rPr>
+        <w:t xml:space="preserve">״כ</w:t>
+      </w:r>
+      <w:r>
+        <w:rPr>
+          <w:b/>
+          <w:bCs/>
+          <w:rtl/>
+        </w:rPr>
+        <w:t xml:space="preserve">מנהל קפיטריה</w:t>
+      </w:r>
+      <w:r>
+        <w:rPr>
+          <w:rtl/>
+        </w:rPr>
+        <w:t xml:space="preserve">, אני רוצה</w:t>
+      </w:r>
+      <w:r>
+        <w:rPr>
+          <w:rtl/>
+        </w:rPr>
+        <w:t xml:space="preserve"> </w:t>
+      </w:r>
+      <w:r>
+        <w:rPr>
+          <w:b/>
+          <w:bCs/>
+          <w:rtl/>
+        </w:rPr>
+        <w:t xml:space="preserve">לעדכן את תפקידו והרשאותיו של עובד</w:t>
+      </w:r>
+      <w:r>
+        <w:rPr>
+          <w:rtl/>
+        </w:rPr>
+        <w:t xml:space="preserve">, כדי</w:t>
+      </w:r>
+      <w:r>
+        <w:rPr>
+          <w:rtl/>
+        </w:rPr>
+        <w:t xml:space="preserve"> </w:t>
+      </w:r>
+      <w:r>
+        <w:rPr>
+          <w:b/>
+          <w:bCs/>
+          <w:rtl/>
+        </w:rPr>
+        <w:t xml:space="preserve">שמי שעבר</w:t>
+      </w:r>
+      <w:r>
+        <w:rPr>
+          <w:b/>
+          <w:bCs/>
+          <w:rtl/>
+        </w:rPr>
+        <w:t xml:space="preserve"> </w:t>
+      </w:r>
+      <w:r>
+        <w:rPr>
+          <w:b/>
+          <w:bCs/>
+          <w:rtl/>
+        </w:rPr>
+        <w:t xml:space="preserve">מהדלפק למטבח יראה את המסך הנכון כבר באותו יום</w:t>
+      </w:r>
+      <w:r>
+        <w:rPr>
+          <w:rtl/>
+        </w:rPr>
+        <w:t xml:space="preserve">.״</w:t>
+      </w:r>
+    </w:p>
+    <w:p>
+      <w:pPr>
+        <w:pStyle w:val="FirstParagraph"/>
+        <w:bidi/>
+      </w:pPr>
+      <w:r>
+        <w:rPr>
+          <w:b/>
+          <w:bCs/>
+          <w:rtl/>
+        </w:rPr>
+        <w:t xml:space="preserve">תנאי קבלה:</w:t>
+      </w:r>
+    </w:p>
+    <w:p>
+      <w:pPr>
+        <w:pStyle w:val="Compact"/>
+        <w:numPr>
+          <w:ilvl w:val="0"/>
+          <w:numId w:val="1012"/>
+        </w:numPr>
+        <w:bidi/>
+      </w:pPr>
+      <w:r>
+        <w:rPr>
+          <w:rtl/>
+        </w:rPr>
+        <w:t xml:space="preserve">אפשר לעדכן את פרטי העובד, תפקידו והרשאותיו — למעט המזהה, שאינו ניתן לשינוי.</w:t>
+      </w:r>
+    </w:p>
+    <w:p>
+      <w:pPr>
+        <w:pStyle w:val="Compact"/>
+        <w:numPr>
+          <w:ilvl w:val="0"/>
+          <w:numId w:val="1012"/>
+        </w:numPr>
+        <w:bidi/>
+      </w:pPr>
+      <w:r>
+        <w:rPr>
+          <w:rtl/>
+        </w:rPr>
+        <w:t xml:space="preserve">שינוי תפקיד משנה מיידית את המסכים שהעובד רואה.</w:t>
+      </w:r>
+    </w:p>
+    <w:p>
+      <w:pPr>
+        <w:pStyle w:val="Compact"/>
+        <w:numPr>
+          <w:ilvl w:val="0"/>
+          <w:numId w:val="1012"/>
+        </w:numPr>
+        <w:bidi/>
+      </w:pPr>
+      <w:r>
+        <w:rPr>
+          <w:rtl/>
+        </w:rPr>
+        <w:t xml:space="preserve">העדכון בהרשאת ״מנהל״ בלבד.</w:t>
+      </w:r>
+    </w:p>
+    <w:p>
+      <w:pPr>
+        <w:pStyle w:val="FirstParagraph"/>
+        <w:bidi/>
+      </w:pPr>
+      <w:r>
+        <w:rPr>
+          <w:i/>
+          <w:iCs/>
+          <w:rtl/>
+        </w:rPr>
+        <w:t xml:space="preserve">מקביל ל-</w:t>
+      </w:r>
+      <w:r>
+        <w:rPr>
+          <w:rStyle w:val="VerbatimChar"/>
+          <w:i/>
+          <w:iCs/>
+          <w:rtl/>
+        </w:rPr>
+        <w:t xml:space="preserve">FR-6.3</w:t>
+      </w:r>
+      <w:r>
+        <w:rPr>
+          <w:i/>
+          <w:iCs/>
+          <w:rtl/>
+        </w:rPr>
+        <w:t xml:space="preserve"> </w:t>
+      </w:r>
+      <w:r>
+        <w:rPr>
+          <w:i/>
+          <w:iCs/>
+          <w:rtl/>
+        </w:rPr>
+        <w:t xml:space="preserve">· אוכף את</w:t>
+      </w:r>
+      <w:r>
+        <w:rPr>
+          <w:i/>
+          <w:iCs/>
+          <w:rtl/>
+        </w:rPr>
+        <w:t xml:space="preserve"> </w:t>
+      </w:r>
+      <w:r>
+        <w:rPr>
+          <w:rStyle w:val="VerbatimChar"/>
+          <w:i/>
+          <w:iCs/>
+          <w:rtl/>
+        </w:rPr>
+        <w:t xml:space="preserve">BR-1</w:t>
+      </w:r>
+      <w:r>
+        <w:rPr>
+          <w:i/>
+          <w:iCs/>
+          <w:rtl/>
+        </w:rPr>
+        <w:t xml:space="preserve">.</w:t>
+      </w:r>
+    </w:p>
+    <w:bookmarkEnd w:id="25"/>
+    <w:bookmarkStart w:id="26" w:name="us-12--השבתת-עובד-שעזב--must"/>
+    <w:p>
+      <w:pPr>
+        <w:pStyle w:val="Heading3"/>
+        <w:bidi/>
+      </w:pPr>
+      <w:r>
+        <w:rPr>
+          <w:rtl/>
+        </w:rPr>
+        <w:t xml:space="preserve">US-12 · השבתת עובד שעזב —</w:t>
+      </w:r>
+      <w:r>
+        <w:rPr>
+          <w:rtl/>
+        </w:rPr>
+        <w:t xml:space="preserve"> </w:t>
+      </w:r>
+      <w:r>
+        <w:rPr>
+          <w:b/>
+          <w:bCs/>
+          <w:rtl/>
+        </w:rPr>
+        <w:t xml:space="preserve">Must</w:t>
+      </w:r>
+    </w:p>
+    <w:p>
+      <w:pPr>
+        <w:pStyle w:val="BlockText"/>
+        <w:bidi/>
+      </w:pPr>
+      <w:r>
+        <w:rPr>
+          <w:rtl/>
+        </w:rPr>
+        <w:t xml:space="preserve">״כ</w:t>
+      </w:r>
+      <w:r>
+        <w:rPr>
+          <w:b/>
+          <w:bCs/>
+          <w:rtl/>
+        </w:rPr>
+        <w:t xml:space="preserve">מנהל קפיטריה</w:t>
+      </w:r>
+      <w:r>
+        <w:rPr>
+          <w:rtl/>
+        </w:rPr>
+        <w:t xml:space="preserve">, אני רוצה</w:t>
+      </w:r>
+      <w:r>
+        <w:rPr>
+          <w:rtl/>
+        </w:rPr>
+        <w:t xml:space="preserve"> </w:t>
+      </w:r>
+      <w:r>
+        <w:rPr>
+          <w:b/>
+          <w:bCs/>
+          <w:rtl/>
+        </w:rPr>
+        <w:t xml:space="preserve">לחסום את הגישה של עובד שעזב בלי לאבד את ההיסטוריה שלו</w:t>
+      </w:r>
+      <w:r>
+        <w:rPr>
+          <w:rtl/>
+        </w:rPr>
+        <w:t xml:space="preserve">,</w:t>
+      </w:r>
+      <w:r>
+        <w:rPr>
+          <w:rtl/>
+        </w:rPr>
+        <w:t xml:space="preserve"> </w:t>
+      </w:r>
+      <w:r>
+        <w:rPr>
+          <w:rtl/>
+        </w:rPr>
+        <w:t xml:space="preserve">כדי</w:t>
+      </w:r>
+      <w:r>
+        <w:rPr>
+          <w:rtl/>
+        </w:rPr>
+        <w:t xml:space="preserve"> </w:t>
+      </w:r>
+      <w:r>
+        <w:rPr>
+          <w:b/>
+          <w:bCs/>
+          <w:rtl/>
+        </w:rPr>
+        <w:t xml:space="preserve">שלא ייכנס למערכת מחר, ועדיין אדע מי טיפל בהזמנות של אתמול</w:t>
+      </w:r>
+      <w:r>
+        <w:rPr>
+          <w:rtl/>
+        </w:rPr>
+        <w:t xml:space="preserve">.״</w:t>
+      </w:r>
+    </w:p>
+    <w:p>
+      <w:pPr>
+        <w:pStyle w:val="FirstParagraph"/>
+        <w:bidi/>
+      </w:pPr>
+      <w:r>
+        <w:rPr>
+          <w:b/>
+          <w:bCs/>
+          <w:rtl/>
+        </w:rPr>
+        <w:t xml:space="preserve">תנאי קבלה:</w:t>
+      </w:r>
+    </w:p>
+    <w:p>
+      <w:pPr>
+        <w:pStyle w:val="Compact"/>
+        <w:numPr>
+          <w:ilvl w:val="0"/>
+          <w:numId w:val="1013"/>
+        </w:numPr>
+        <w:bidi/>
+      </w:pPr>
+      <w:r>
+        <w:rPr>
+          <w:rtl/>
+        </w:rPr>
+        <w:t xml:space="preserve">מעבר לסטטוס ״לא-פעיל״ חוסם את גישת העובד ושומר את הרשומה (מחיקה רכה) — זו השגרה.</w:t>
+      </w:r>
+    </w:p>
+    <w:p>
+      <w:pPr>
+        <w:pStyle w:val="Compact"/>
+        <w:numPr>
+          <w:ilvl w:val="0"/>
+          <w:numId w:val="1013"/>
+        </w:numPr>
+        <w:bidi/>
+      </w:pPr>
+      <w:r>
+        <w:rPr>
+          <w:rtl/>
+        </w:rPr>
+        <w:t xml:space="preserve">עובד לא-פעיל אינו מופיע ברשימות השיבוץ, אך כן מופיע בהיסטוריית ההזמנות.</w:t>
+      </w:r>
+    </w:p>
+    <w:p>
+      <w:pPr>
+        <w:pStyle w:val="Compact"/>
+        <w:numPr>
+          <w:ilvl w:val="0"/>
+          <w:numId w:val="1013"/>
+        </w:numPr>
+        <w:bidi/>
+      </w:pPr>
+      <w:r>
+        <w:rPr>
+          <w:rtl/>
+        </w:rPr>
+        <w:t xml:space="preserve">מחיקה לצמיתות אפשרית רק בתנאים מוגדרים (טעות / התיישנות / דרישה חוקית).</w:t>
+      </w:r>
+    </w:p>
+    <w:p>
+      <w:pPr>
+        <w:pStyle w:val="FirstParagraph"/>
+        <w:bidi/>
+      </w:pPr>
+      <w:r>
+        <w:rPr>
+          <w:i/>
+          <w:iCs/>
+          <w:rtl/>
+        </w:rPr>
+        <w:t xml:space="preserve">מקביל ל-</w:t>
+      </w:r>
+      <w:r>
+        <w:rPr>
+          <w:rStyle w:val="VerbatimChar"/>
+          <w:i/>
+          <w:iCs/>
+          <w:rtl/>
+        </w:rPr>
+        <w:t xml:space="preserve">FR-6.3.2</w:t>
+      </w:r>
+      <w:r>
+        <w:rPr>
+          <w:i/>
+          <w:iCs/>
+          <w:rtl/>
+        </w:rPr>
+        <w:t xml:space="preserve"> </w:t>
+      </w:r>
+      <w:r>
+        <w:rPr>
+          <w:i/>
+          <w:iCs/>
+          <w:rtl/>
+        </w:rPr>
+        <w:t xml:space="preserve">(המחיקה הרכה) ול-</w:t>
+      </w:r>
+      <w:r>
+        <w:rPr>
+          <w:rStyle w:val="VerbatimChar"/>
+          <w:i/>
+          <w:iCs/>
+          <w:rtl/>
+        </w:rPr>
+        <w:t xml:space="preserve">FR-6.4</w:t>
+      </w:r>
+      <w:r>
+        <w:rPr>
+          <w:i/>
+          <w:iCs/>
+          <w:rtl/>
+        </w:rPr>
+        <w:t xml:space="preserve"> </w:t>
+      </w:r>
+      <w:r>
+        <w:rPr>
+          <w:i/>
+          <w:iCs/>
+          <w:rtl/>
+        </w:rPr>
+        <w:t xml:space="preserve">(המחיקה לצמיתות) —</w:t>
+      </w:r>
+      <w:r>
+        <w:rPr>
+          <w:i/>
+          <w:iCs/>
+          <w:rtl/>
+        </w:rPr>
+        <w:t xml:space="preserve"> </w:t>
+      </w:r>
+      <w:r>
+        <w:rPr>
+          <w:b/>
+          <w:bCs/>
+          <w:i/>
+          <w:iCs/>
+          <w:rtl/>
+        </w:rPr>
+        <w:t xml:space="preserve">סיפור אחד על שתי</w:t>
+      </w:r>
+      <w:r>
+        <w:rPr>
+          <w:b/>
+          <w:bCs/>
+          <w:i/>
+          <w:iCs/>
+          <w:rtl/>
+        </w:rPr>
+        <w:t xml:space="preserve"> </w:t>
+      </w:r>
+      <w:r>
+        <w:rPr>
+          <w:b/>
+          <w:bCs/>
+          <w:i/>
+          <w:iCs/>
+          <w:rtl/>
+        </w:rPr>
+        <w:t xml:space="preserve">דרישות מפורטות</w:t>
+      </w:r>
+      <w:r>
+        <w:rPr>
+          <w:i/>
+          <w:iCs/>
+          <w:rtl/>
+        </w:rPr>
+        <w:t xml:space="preserve">, כי מבחינת המנהל זו פעולה אחת. שימו לב לעדיפות: הסיפור הוא Must, אך</w:t>
+      </w:r>
+      <w:r>
+        <w:rPr>
+          <w:i/>
+          <w:iCs/>
+          <w:rtl/>
+        </w:rPr>
+        <w:t xml:space="preserve"> </w:t>
+      </w:r>
+      <w:r>
+        <w:rPr>
+          <w:rStyle w:val="VerbatimChar"/>
+          <w:i/>
+          <w:iCs/>
+          <w:rtl/>
+        </w:rPr>
+        <w:t xml:space="preserve">FR-6.4.1</w:t>
+      </w:r>
+      <w:r>
+        <w:rPr>
+          <w:i/>
+          <w:iCs/>
+          <w:rtl/>
+        </w:rPr>
+        <w:t xml:space="preserve"> </w:t>
+      </w:r>
+      <w:r>
+        <w:rPr>
+          <w:i/>
+          <w:iCs/>
+          <w:rtl/>
+        </w:rPr>
+        <w:t xml:space="preserve">(מחיקה לצמיתות) מסומנת</w:t>
+      </w:r>
+      <w:r>
+        <w:rPr>
+          <w:i/>
+          <w:iCs/>
+          <w:rtl/>
+        </w:rPr>
+        <w:t xml:space="preserve"> </w:t>
+      </w:r>
+      <w:r>
+        <w:rPr>
+          <w:b/>
+          <w:bCs/>
+          <w:i/>
+          <w:iCs/>
+          <w:rtl/>
+        </w:rPr>
+        <w:t xml:space="preserve">Could</w:t>
+      </w:r>
+      <w:r>
+        <w:rPr>
+          <w:i/>
+          <w:iCs/>
+          <w:rtl/>
+        </w:rPr>
+        <w:t xml:space="preserve"> </w:t>
+      </w:r>
+      <w:r>
+        <w:rPr>
+          <w:i/>
+          <w:iCs/>
+          <w:rtl/>
+        </w:rPr>
+        <w:t xml:space="preserve">במסמך הדרישות — התנאי האחרון הוא זה שיכול</w:t>
+      </w:r>
+      <w:r>
+        <w:rPr>
+          <w:i/>
+          <w:iCs/>
+          <w:rtl/>
+        </w:rPr>
+        <w:t xml:space="preserve"> </w:t>
+      </w:r>
+      <w:r>
+        <w:rPr>
+          <w:i/>
+          <w:iCs/>
+          <w:rtl/>
+        </w:rPr>
+        <w:t xml:space="preserve">לחכות, לא הסיפור כולו.</w:t>
       </w:r>
     </w:p>
     <w:p>
@@ -2631,9 +4049,9 @@
         </w:pict>
       </w:r>
     </w:p>
-    <w:bookmarkEnd w:id="19"/>
-    <w:bookmarkEnd w:id="20"/>
-    <w:bookmarkStart w:id="21" w:name="טבלת-עקיבות--סיפור--דרישה"/>
+    <w:bookmarkEnd w:id="26"/>
+    <w:bookmarkEnd w:id="27"/>
+    <w:bookmarkStart w:id="32" w:name="הסיפורים--דרישות-לא-פונקציונליות"/>
     <w:p>
       <w:pPr>
         <w:pStyle w:val="Heading2"/>
@@ -2643,7 +4061,951 @@
         <w:rPr>
           <w:rtl/>
         </w:rPr>
-        <w:t xml:space="preserve">טבלת עקיבות — סיפור ↔ דרישה</w:t>
+        <w:t xml:space="preserve">הסיפורים — דרישות לא-פונקציונליות</w:t>
+      </w:r>
+    </w:p>
+    <w:p>
+      <w:pPr>
+        <w:pStyle w:val="BlockText"/>
+        <w:bidi/>
+      </w:pPr>
+      <w:r>
+        <w:rPr>
+          <w:rtl/>
+        </w:rPr>
+        <w:t xml:space="preserve">גם דרישה לא-פונקציונלית אפשר לנסח כסיפור, כשיש מאחוריה</w:t>
+      </w:r>
+      <w:r>
+        <w:rPr>
+          <w:rtl/>
+        </w:rPr>
+        <w:t xml:space="preserve"> </w:t>
+      </w:r>
+      <w:r>
+        <w:rPr>
+          <w:b/>
+          <w:bCs/>
+          <w:rtl/>
+        </w:rPr>
+        <w:t xml:space="preserve">מישהו שרוצה משהו</w:t>
+      </w:r>
+      <w:r>
+        <w:rPr>
+          <w:rtl/>
+        </w:rPr>
+        <w:t xml:space="preserve">. התנאים</w:t>
+      </w:r>
+      <w:r>
+        <w:rPr>
+          <w:rtl/>
+        </w:rPr>
+        <w:t xml:space="preserve"> </w:t>
+      </w:r>
+      <w:r>
+        <w:rPr>
+          <w:rtl/>
+        </w:rPr>
+        <w:t xml:space="preserve">נושאים את</w:t>
+      </w:r>
+      <w:r>
+        <w:rPr>
+          <w:rtl/>
+        </w:rPr>
+        <w:t xml:space="preserve"> </w:t>
+      </w:r>
+      <w:r>
+        <w:rPr>
+          <w:b/>
+          <w:bCs/>
+          <w:rtl/>
+        </w:rPr>
+        <w:t xml:space="preserve">המדד</w:t>
+      </w:r>
+      <w:r>
+        <w:rPr>
+          <w:rtl/>
+        </w:rPr>
+        <w:t xml:space="preserve"> </w:t>
+      </w:r>
+      <w:r>
+        <w:rPr>
+          <w:rtl/>
+        </w:rPr>
+        <w:t xml:space="preserve">— בלי מדד זו משאלה, לא דרישה. וכשאין מאחוריה משתמש שרוצה — כותבים</w:t>
+      </w:r>
+      <w:r>
+        <w:rPr>
+          <w:rtl/>
+        </w:rPr>
+        <w:t xml:space="preserve"> </w:t>
+      </w:r>
+      <w:r>
+        <w:rPr>
+          <w:rtl/>
+        </w:rPr>
+        <w:t xml:space="preserve">אותה במלל, ולא מכריחים אותה לתוך התבנית (ראו</w:t>
+      </w:r>
+      <w:r>
+        <w:rPr>
+          <w:rtl/>
+        </w:rPr>
+        <w:t xml:space="preserve"> </w:t>
+      </w:r>
+      <w:r>
+        <w:rPr>
+          <w:rStyle w:val="VerbatimChar"/>
+          <w:rtl/>
+        </w:rPr>
+        <w:t xml:space="preserve">NFR-4</w:t>
+      </w:r>
+      <w:r>
+        <w:rPr>
+          <w:rtl/>
+        </w:rPr>
+        <w:t xml:space="preserve"> </w:t>
+      </w:r>
+      <w:r>
+        <w:rPr>
+          <w:rtl/>
+        </w:rPr>
+        <w:t xml:space="preserve">בטבלה השנייה למטה).</w:t>
+      </w:r>
+    </w:p>
+    <w:bookmarkStart w:id="28" w:name="X4c8f2c02ef534c048f205a3e66cbb58e0c04327"/>
+    <w:p>
+      <w:pPr>
+        <w:pStyle w:val="Heading3"/>
+        <w:bidi/>
+      </w:pPr>
+      <w:r>
+        <w:rPr>
+          <w:rtl/>
+        </w:rPr>
+        <w:t xml:space="preserve">US-13 · המערכת מגיבה גם בשיא הצהריים —</w:t>
+      </w:r>
+      <w:r>
+        <w:rPr>
+          <w:rtl/>
+        </w:rPr>
+        <w:t xml:space="preserve"> </w:t>
+      </w:r>
+      <w:r>
+        <w:rPr>
+          <w:b/>
+          <w:bCs/>
+          <w:rtl/>
+        </w:rPr>
+        <w:t xml:space="preserve">Must</w:t>
+      </w:r>
+    </w:p>
+    <w:p>
+      <w:pPr>
+        <w:pStyle w:val="BlockText"/>
+        <w:bidi/>
+      </w:pPr>
+      <w:r>
+        <w:rPr>
+          <w:rtl/>
+        </w:rPr>
+        <w:t xml:space="preserve">״כ</w:t>
+      </w:r>
+      <w:r>
+        <w:rPr>
+          <w:b/>
+          <w:bCs/>
+          <w:rtl/>
+        </w:rPr>
+        <w:t xml:space="preserve">סטודנט</w:t>
+      </w:r>
+      <w:r>
+        <w:rPr>
+          <w:rtl/>
+        </w:rPr>
+        <w:t xml:space="preserve">, אני רוצה</w:t>
+      </w:r>
+      <w:r>
+        <w:rPr>
+          <w:rtl/>
+        </w:rPr>
+        <w:t xml:space="preserve"> </w:t>
+      </w:r>
+      <w:r>
+        <w:rPr>
+          <w:b/>
+          <w:bCs/>
+          <w:rtl/>
+        </w:rPr>
+        <w:t xml:space="preserve">שהמערכת תגיב מיד גם בעומס של 12:00</w:t>
+      </w:r>
+      <w:r>
+        <w:rPr>
+          <w:rtl/>
+        </w:rPr>
+        <w:t xml:space="preserve">, כדי</w:t>
+      </w:r>
+      <w:r>
+        <w:rPr>
+          <w:rtl/>
+        </w:rPr>
+        <w:t xml:space="preserve"> </w:t>
+      </w:r>
+      <w:r>
+        <w:rPr>
+          <w:b/>
+          <w:bCs/>
+          <w:rtl/>
+        </w:rPr>
+        <w:t xml:space="preserve">שלא אוותר באמצע</w:t>
+      </w:r>
+      <w:r>
+        <w:rPr>
+          <w:b/>
+          <w:bCs/>
+          <w:rtl/>
+        </w:rPr>
+        <w:t xml:space="preserve"> </w:t>
+      </w:r>
+      <w:r>
+        <w:rPr>
+          <w:b/>
+          <w:bCs/>
+          <w:rtl/>
+        </w:rPr>
+        <w:t xml:space="preserve">ההזמנה ואחזור לעמוד בתור</w:t>
+      </w:r>
+      <w:r>
+        <w:rPr>
+          <w:rtl/>
+        </w:rPr>
+        <w:t xml:space="preserve">.״</w:t>
+      </w:r>
+    </w:p>
+    <w:p>
+      <w:pPr>
+        <w:pStyle w:val="FirstParagraph"/>
+        <w:bidi/>
+      </w:pPr>
+      <w:r>
+        <w:rPr>
+          <w:b/>
+          <w:bCs/>
+          <w:rtl/>
+        </w:rPr>
+        <w:t xml:space="preserve">תנאי קבלה:</w:t>
+      </w:r>
+    </w:p>
+    <w:p>
+      <w:pPr>
+        <w:pStyle w:val="Compact"/>
+        <w:numPr>
+          <w:ilvl w:val="0"/>
+          <w:numId w:val="1014"/>
+        </w:numPr>
+        <w:bidi/>
+      </w:pPr>
+      <w:r>
+        <w:rPr>
+          <w:rtl/>
+        </w:rPr>
+        <w:t xml:space="preserve">500 הזמנות במקביל בין 12:00–14:00, כשזמן התגובה ≤ 2 שניות.</w:t>
+      </w:r>
+    </w:p>
+    <w:p>
+      <w:pPr>
+        <w:pStyle w:val="Compact"/>
+        <w:numPr>
+          <w:ilvl w:val="0"/>
+          <w:numId w:val="1014"/>
+        </w:numPr>
+        <w:bidi/>
+      </w:pPr>
+      <w:r>
+        <w:rPr>
+          <w:rtl/>
+        </w:rPr>
+        <w:t xml:space="preserve">נמדד בבדיקת עומס המדמה את חלון השיא, ולא בהערכה.</w:t>
+      </w:r>
+    </w:p>
+    <w:p>
+      <w:pPr>
+        <w:pStyle w:val="FirstParagraph"/>
+        <w:bidi/>
+      </w:pPr>
+      <w:r>
+        <w:rPr>
+          <w:i/>
+          <w:iCs/>
+          <w:rtl/>
+        </w:rPr>
+        <w:t xml:space="preserve">מקביל ל-</w:t>
+      </w:r>
+      <w:r>
+        <w:rPr>
+          <w:rStyle w:val="VerbatimChar"/>
+          <w:i/>
+          <w:iCs/>
+          <w:rtl/>
+        </w:rPr>
+        <w:t xml:space="preserve">NFR-1</w:t>
+      </w:r>
+      <w:r>
+        <w:rPr>
+          <w:i/>
+          <w:iCs/>
+          <w:rtl/>
+        </w:rPr>
+        <w:t xml:space="preserve">.</w:t>
+      </w:r>
+    </w:p>
+    <w:bookmarkEnd w:id="28"/>
+    <w:bookmarkStart w:id="29" w:name="us-14--הזמנה-שנכנסת-לתוך-ההפסקה--must"/>
+    <w:p>
+      <w:pPr>
+        <w:pStyle w:val="Heading3"/>
+        <w:bidi/>
+      </w:pPr>
+      <w:r>
+        <w:rPr>
+          <w:rtl/>
+        </w:rPr>
+        <w:t xml:space="preserve">US-14 · הזמנה שנכנסת לתוך ההפסקה —</w:t>
+      </w:r>
+      <w:r>
+        <w:rPr>
+          <w:rtl/>
+        </w:rPr>
+        <w:t xml:space="preserve"> </w:t>
+      </w:r>
+      <w:r>
+        <w:rPr>
+          <w:b/>
+          <w:bCs/>
+          <w:rtl/>
+        </w:rPr>
+        <w:t xml:space="preserve">Must</w:t>
+      </w:r>
+    </w:p>
+    <w:p>
+      <w:pPr>
+        <w:pStyle w:val="BlockText"/>
+        <w:bidi/>
+      </w:pPr>
+      <w:r>
+        <w:rPr>
+          <w:rtl/>
+        </w:rPr>
+        <w:t xml:space="preserve">״כ</w:t>
+      </w:r>
+      <w:r>
+        <w:rPr>
+          <w:b/>
+          <w:bCs/>
+          <w:rtl/>
+        </w:rPr>
+        <w:t xml:space="preserve">סטודנטית</w:t>
+      </w:r>
+      <w:r>
+        <w:rPr>
+          <w:rtl/>
+        </w:rPr>
+        <w:t xml:space="preserve">, אני רוצה</w:t>
+      </w:r>
+      <w:r>
+        <w:rPr>
+          <w:rtl/>
+        </w:rPr>
+        <w:t xml:space="preserve"> </w:t>
+      </w:r>
+      <w:r>
+        <w:rPr>
+          <w:b/>
+          <w:bCs/>
+          <w:rtl/>
+        </w:rPr>
+        <w:t xml:space="preserve">להשלים הזמנה מבחירת המנה ועד אישור התשלום בפחות מדקה וחצי</w:t>
+      </w:r>
+      <w:r>
+        <w:rPr>
+          <w:rtl/>
+        </w:rPr>
+        <w:t xml:space="preserve">,</w:t>
+      </w:r>
+      <w:r>
+        <w:rPr>
+          <w:rtl/>
+        </w:rPr>
+        <w:t xml:space="preserve"> </w:t>
+      </w:r>
+      <w:r>
+        <w:rPr>
+          <w:rtl/>
+        </w:rPr>
+        <w:t xml:space="preserve">כדי</w:t>
+      </w:r>
+      <w:r>
+        <w:rPr>
+          <w:rtl/>
+        </w:rPr>
+        <w:t xml:space="preserve"> </w:t>
+      </w:r>
+      <w:r>
+        <w:rPr>
+          <w:b/>
+          <w:bCs/>
+          <w:rtl/>
+        </w:rPr>
+        <w:t xml:space="preserve">שכל ההזמנה תיכנס לתוך ההפסקה הקצרה</w:t>
+      </w:r>
+      <w:r>
+        <w:rPr>
+          <w:rtl/>
+        </w:rPr>
+        <w:t xml:space="preserve">.״</w:t>
+      </w:r>
+    </w:p>
+    <w:p>
+      <w:pPr>
+        <w:pStyle w:val="FirstParagraph"/>
+        <w:bidi/>
+      </w:pPr>
+      <w:r>
+        <w:rPr>
+          <w:b/>
+          <w:bCs/>
+          <w:rtl/>
+        </w:rPr>
+        <w:t xml:space="preserve">תנאי קבלה:</w:t>
+      </w:r>
+    </w:p>
+    <w:p>
+      <w:pPr>
+        <w:pStyle w:val="Compact"/>
+        <w:numPr>
+          <w:ilvl w:val="0"/>
+          <w:numId w:val="1015"/>
+        </w:numPr>
+        <w:bidi/>
+      </w:pPr>
+      <w:r>
+        <w:rPr>
+          <w:rtl/>
+        </w:rPr>
+        <w:t xml:space="preserve">תהליך הזמנה מלא מקצה לקצה ≤ 90 שניות.</w:t>
+      </w:r>
+    </w:p>
+    <w:p>
+      <w:pPr>
+        <w:pStyle w:val="Compact"/>
+        <w:numPr>
+          <w:ilvl w:val="0"/>
+          <w:numId w:val="1015"/>
+        </w:numPr>
+        <w:bidi/>
+      </w:pPr>
+      <w:r>
+        <w:rPr>
+          <w:rtl/>
+        </w:rPr>
+        <w:t xml:space="preserve">נמדד גם בשעת השיא, לא רק בשעה שקטה.</w:t>
+      </w:r>
+    </w:p>
+    <w:p>
+      <w:pPr>
+        <w:pStyle w:val="FirstParagraph"/>
+        <w:bidi/>
+      </w:pPr>
+      <w:r>
+        <w:rPr>
+          <w:i/>
+          <w:iCs/>
+          <w:rtl/>
+        </w:rPr>
+        <w:t xml:space="preserve">מקביל ל-</w:t>
+      </w:r>
+      <w:r>
+        <w:rPr>
+          <w:rStyle w:val="VerbatimChar"/>
+          <w:i/>
+          <w:iCs/>
+          <w:rtl/>
+        </w:rPr>
+        <w:t xml:space="preserve">NFR-2</w:t>
+      </w:r>
+      <w:r>
+        <w:rPr>
+          <w:i/>
+          <w:iCs/>
+          <w:rtl/>
+        </w:rPr>
+        <w:t xml:space="preserve"> </w:t>
+      </w:r>
+      <w:r>
+        <w:rPr>
+          <w:i/>
+          <w:iCs/>
+          <w:rtl/>
+        </w:rPr>
+        <w:t xml:space="preserve">· קשור ל-US-1 (אותו מסע, כאן מזווית הזמן).</w:t>
+      </w:r>
+    </w:p>
+    <w:bookmarkEnd w:id="29"/>
+    <w:bookmarkStart w:id="30" w:name="Xf41887b51841ae045a0a6f59e227fb1fa71a42b"/>
+    <w:p>
+      <w:pPr>
+        <w:pStyle w:val="Heading3"/>
+        <w:bidi/>
+      </w:pPr>
+      <w:r>
+        <w:rPr>
+          <w:rtl/>
+        </w:rPr>
+        <w:t xml:space="preserve">US-15 · בלי למסור פרטי אשראי לקפיטריה —</w:t>
+      </w:r>
+      <w:r>
+        <w:rPr>
+          <w:rtl/>
+        </w:rPr>
+        <w:t xml:space="preserve"> </w:t>
+      </w:r>
+      <w:r>
+        <w:rPr>
+          <w:b/>
+          <w:bCs/>
+          <w:rtl/>
+        </w:rPr>
+        <w:t xml:space="preserve">Must</w:t>
+      </w:r>
+    </w:p>
+    <w:p>
+      <w:pPr>
+        <w:pStyle w:val="BlockText"/>
+        <w:bidi/>
+      </w:pPr>
+      <w:r>
+        <w:rPr>
+          <w:rtl/>
+        </w:rPr>
+        <w:t xml:space="preserve">״כ</w:t>
+      </w:r>
+      <w:r>
+        <w:rPr>
+          <w:b/>
+          <w:bCs/>
+          <w:rtl/>
+        </w:rPr>
+        <w:t xml:space="preserve">סטודנט</w:t>
+      </w:r>
+      <w:r>
+        <w:rPr>
+          <w:rtl/>
+        </w:rPr>
+        <w:t xml:space="preserve">, אני רוצה</w:t>
+      </w:r>
+      <w:r>
+        <w:rPr>
+          <w:rtl/>
+        </w:rPr>
+        <w:t xml:space="preserve"> </w:t>
+      </w:r>
+      <w:r>
+        <w:rPr>
+          <w:b/>
+          <w:bCs/>
+          <w:rtl/>
+        </w:rPr>
+        <w:t xml:space="preserve">להיכנס עם הזיהוי של האוניברסיטה ולא להשאיר פרטי כרטיס במערכת</w:t>
+      </w:r>
+      <w:r>
+        <w:rPr>
+          <w:b/>
+          <w:bCs/>
+          <w:rtl/>
+        </w:rPr>
+        <w:t xml:space="preserve"> </w:t>
+      </w:r>
+      <w:r>
+        <w:rPr>
+          <w:b/>
+          <w:bCs/>
+          <w:rtl/>
+        </w:rPr>
+        <w:t xml:space="preserve">של הקפיטריה</w:t>
+      </w:r>
+      <w:r>
+        <w:rPr>
+          <w:rtl/>
+        </w:rPr>
+        <w:t xml:space="preserve">, כדי</w:t>
+      </w:r>
+      <w:r>
+        <w:rPr>
+          <w:rtl/>
+        </w:rPr>
+        <w:t xml:space="preserve"> </w:t>
+      </w:r>
+      <w:r>
+        <w:rPr>
+          <w:b/>
+          <w:bCs/>
+          <w:rtl/>
+        </w:rPr>
+        <w:t xml:space="preserve">שלא אצטרך לסמוך עליה בשמירת הפרטים שלי</w:t>
+      </w:r>
+      <w:r>
+        <w:rPr>
+          <w:rtl/>
+        </w:rPr>
+        <w:t xml:space="preserve">.״</w:t>
+      </w:r>
+    </w:p>
+    <w:p>
+      <w:pPr>
+        <w:pStyle w:val="FirstParagraph"/>
+        <w:bidi/>
+      </w:pPr>
+      <w:r>
+        <w:rPr>
+          <w:b/>
+          <w:bCs/>
+          <w:rtl/>
+        </w:rPr>
+        <w:t xml:space="preserve">תנאי קבלה:</w:t>
+      </w:r>
+    </w:p>
+    <w:p>
+      <w:pPr>
+        <w:pStyle w:val="Compact"/>
+        <w:numPr>
+          <w:ilvl w:val="0"/>
+          <w:numId w:val="1016"/>
+        </w:numPr>
+        <w:bidi/>
+      </w:pPr>
+      <w:r>
+        <w:rPr>
+          <w:rtl/>
+        </w:rPr>
+        <w:t xml:space="preserve">כל כניסה עוברת דרך זיהוי האוניברסיטה — אין מסך הרשמה נפרד ואין סיסמה משלנו.</w:t>
+      </w:r>
+    </w:p>
+    <w:p>
+      <w:pPr>
+        <w:pStyle w:val="Compact"/>
+        <w:numPr>
+          <w:ilvl w:val="0"/>
+          <w:numId w:val="1016"/>
+        </w:numPr>
+        <w:bidi/>
+      </w:pPr>
+      <w:r>
+        <w:rPr>
+          <w:rtl/>
+        </w:rPr>
+        <w:t xml:space="preserve">במסד הנתונים אין שדה סיסמה ואין פרטי כרטיס; נשמרת אסמכתת שער התשלום בלבד.</w:t>
+      </w:r>
+    </w:p>
+    <w:p>
+      <w:pPr>
+        <w:pStyle w:val="FirstParagraph"/>
+        <w:bidi/>
+      </w:pPr>
+      <w:r>
+        <w:rPr>
+          <w:i/>
+          <w:iCs/>
+          <w:rtl/>
+        </w:rPr>
+        <w:t xml:space="preserve">מקביל ל-</w:t>
+      </w:r>
+      <w:r>
+        <w:rPr>
+          <w:rStyle w:val="VerbatimChar"/>
+          <w:i/>
+          <w:iCs/>
+          <w:rtl/>
+        </w:rPr>
+        <w:t xml:space="preserve">NFR-3</w:t>
+      </w:r>
+      <w:r>
+        <w:rPr>
+          <w:i/>
+          <w:iCs/>
+          <w:rtl/>
+        </w:rPr>
+        <w:t xml:space="preserve"> </w:t>
+      </w:r>
+      <w:r>
+        <w:rPr>
+          <w:i/>
+          <w:iCs/>
+          <w:rtl/>
+        </w:rPr>
+        <w:t xml:space="preserve">· ראו ישות ״תשלום״ במילון הנתונים.</w:t>
+      </w:r>
+    </w:p>
+    <w:bookmarkEnd w:id="30"/>
+    <w:bookmarkStart w:id="31" w:name="X19d50a092b63c7a13db2ee9283129b633e52e8c"/>
+    <w:p>
+      <w:pPr>
+        <w:pStyle w:val="Heading3"/>
+        <w:bidi/>
+      </w:pPr>
+      <w:r>
+        <w:rPr>
+          <w:rtl/>
+        </w:rPr>
+        <w:t xml:space="preserve">US-16 · המערכת זמינה כל עוד הקפיטריה פתוחה —</w:t>
+      </w:r>
+      <w:r>
+        <w:rPr>
+          <w:rtl/>
+        </w:rPr>
+        <w:t xml:space="preserve"> </w:t>
+      </w:r>
+      <w:r>
+        <w:rPr>
+          <w:b/>
+          <w:bCs/>
+          <w:rtl/>
+        </w:rPr>
+        <w:t xml:space="preserve">Must</w:t>
+      </w:r>
+    </w:p>
+    <w:p>
+      <w:pPr>
+        <w:pStyle w:val="BlockText"/>
+        <w:bidi/>
+      </w:pPr>
+      <w:r>
+        <w:rPr>
+          <w:rtl/>
+        </w:rPr>
+        <w:t xml:space="preserve">״כ</w:t>
+      </w:r>
+      <w:r>
+        <w:rPr>
+          <w:b/>
+          <w:bCs/>
+          <w:rtl/>
+        </w:rPr>
+        <w:t xml:space="preserve">מנהל קפיטריה</w:t>
+      </w:r>
+      <w:r>
+        <w:rPr>
+          <w:rtl/>
+        </w:rPr>
+        <w:t xml:space="preserve">, אני רוצה</w:t>
+      </w:r>
+      <w:r>
+        <w:rPr>
+          <w:rtl/>
+        </w:rPr>
+        <w:t xml:space="preserve"> </w:t>
+      </w:r>
+      <w:r>
+        <w:rPr>
+          <w:b/>
+          <w:bCs/>
+          <w:rtl/>
+        </w:rPr>
+        <w:t xml:space="preserve">שהמערכת תהיה זמינה לאורך כל שעות הפעילות</w:t>
+      </w:r>
+      <w:r>
+        <w:rPr>
+          <w:rtl/>
+        </w:rPr>
+        <w:t xml:space="preserve">, כדי</w:t>
+      </w:r>
+      <w:r>
+        <w:rPr>
+          <w:rtl/>
+        </w:rPr>
+        <w:t xml:space="preserve"> </w:t>
+      </w:r>
+      <w:r>
+        <w:rPr>
+          <w:b/>
+          <w:bCs/>
+          <w:rtl/>
+        </w:rPr>
+        <w:t xml:space="preserve">שלא</w:t>
+      </w:r>
+      <w:r>
+        <w:rPr>
+          <w:b/>
+          <w:bCs/>
+          <w:rtl/>
+        </w:rPr>
+        <w:t xml:space="preserve"> </w:t>
+      </w:r>
+      <w:r>
+        <w:rPr>
+          <w:b/>
+          <w:bCs/>
+          <w:rtl/>
+        </w:rPr>
+        <w:t xml:space="preserve">אחזור לפתקים ולדף ועט באמצע יום עבודה</w:t>
+      </w:r>
+      <w:r>
+        <w:rPr>
+          <w:rtl/>
+        </w:rPr>
+        <w:t xml:space="preserve">.״</w:t>
+      </w:r>
+    </w:p>
+    <w:p>
+      <w:pPr>
+        <w:pStyle w:val="FirstParagraph"/>
+        <w:bidi/>
+      </w:pPr>
+      <w:r>
+        <w:rPr>
+          <w:b/>
+          <w:bCs/>
+          <w:rtl/>
+        </w:rPr>
+        <w:t xml:space="preserve">תנאי קבלה:</w:t>
+      </w:r>
+    </w:p>
+    <w:p>
+      <w:pPr>
+        <w:pStyle w:val="Compact"/>
+        <w:numPr>
+          <w:ilvl w:val="0"/>
+          <w:numId w:val="1017"/>
+        </w:numPr>
+        <w:bidi/>
+      </w:pPr>
+      <w:r>
+        <w:rPr>
+          <w:rtl/>
+        </w:rPr>
+        <w:t xml:space="preserve">99.5% זמינות בין 08:00–20:00.</w:t>
+      </w:r>
+    </w:p>
+    <w:p>
+      <w:pPr>
+        <w:pStyle w:val="Compact"/>
+        <w:numPr>
+          <w:ilvl w:val="0"/>
+          <w:numId w:val="1017"/>
+        </w:numPr>
+        <w:bidi/>
+      </w:pPr>
+      <w:r>
+        <w:rPr>
+          <w:rtl/>
+        </w:rPr>
+        <w:t xml:space="preserve">ניטור רציף בשעות הפעילות וחישוב האחוז מדי חודש.</w:t>
+      </w:r>
+    </w:p>
+    <w:p>
+      <w:pPr>
+        <w:pStyle w:val="FirstParagraph"/>
+        <w:bidi/>
+      </w:pPr>
+      <w:r>
+        <w:rPr>
+          <w:i/>
+          <w:iCs/>
+          <w:rtl/>
+        </w:rPr>
+        <w:t xml:space="preserve">מקביל ל-</w:t>
+      </w:r>
+      <w:r>
+        <w:rPr>
+          <w:rStyle w:val="VerbatimChar"/>
+          <w:i/>
+          <w:iCs/>
+          <w:rtl/>
+        </w:rPr>
+        <w:t xml:space="preserve">NFR-5</w:t>
+      </w:r>
+      <w:r>
+        <w:rPr>
+          <w:i/>
+          <w:iCs/>
+          <w:rtl/>
+        </w:rPr>
+        <w:t xml:space="preserve">.</w:t>
+      </w:r>
+    </w:p>
+    <w:p>
+      <w:pPr>
+        <w:bidi/>
+      </w:pPr>
+      <w:r>
+        <w:rPr>
+          <w:rtl/>
+        </w:rPr>
+        <w:pict>
+          <v:rect style="width:0;height:1.5pt" o:hralign="center" o:hrstd="t" o:hr="t"/>
+        </w:pict>
+      </w:r>
+    </w:p>
+    <w:bookmarkEnd w:id="31"/>
+    <w:bookmarkEnd w:id="32"/>
+    <w:bookmarkStart w:id="35" w:name="טבלת-עקיבות--סיפור--דרישות"/>
+    <w:p>
+      <w:pPr>
+        <w:pStyle w:val="Heading2"/>
+        <w:bidi/>
+      </w:pPr>
+      <w:r>
+        <w:rPr>
+          <w:rtl/>
+        </w:rPr>
+        <w:t xml:space="preserve">טבלת עקיבות — סיפור ↔ דרישות</w:t>
+      </w:r>
+    </w:p>
+    <w:p>
+      <w:pPr>
+        <w:pStyle w:val="FirstParagraph"/>
+        <w:bidi/>
+      </w:pPr>
+      <w:r>
+        <w:rPr>
+          <w:rtl/>
+        </w:rPr>
+        <w:t xml:space="preserve">הטבלה</w:t>
+      </w:r>
+      <w:r>
+        <w:rPr>
+          <w:rtl/>
+        </w:rPr>
+        <w:t xml:space="preserve"> </w:t>
+      </w:r>
+      <w:r>
+        <w:rPr>
+          <w:b/>
+          <w:bCs/>
+          <w:rtl/>
+        </w:rPr>
+        <w:t xml:space="preserve">אינה</w:t>
+      </w:r>
+      <w:r>
+        <w:rPr>
+          <w:rtl/>
+        </w:rPr>
+        <w:t xml:space="preserve"> </w:t>
+      </w:r>
+      <w:r>
+        <w:rPr>
+          <w:rtl/>
+        </w:rPr>
+        <w:t xml:space="preserve">התאמה של אחד-לאחד, וזו הנקודה: היא קיימת כדי לחשוף היכן הכיסוי חסר,</w:t>
+      </w:r>
+      <w:r>
+        <w:rPr>
+          <w:rtl/>
+        </w:rPr>
+        <w:t xml:space="preserve"> </w:t>
+      </w:r>
+      <w:r>
+        <w:rPr>
+          <w:rtl/>
+        </w:rPr>
+        <w:t xml:space="preserve">לא כדי להראות שלכל דרישה יש בן זוג.</w:t>
       </w:r>
     </w:p>
     <w:tbl>
@@ -2654,9 +5016,10 @@
         <w:tblLook w:firstRow="1" w:lastRow="0" w:firstColumn="0" w:lastColumn="0" w:noHBand="0" w:noVBand="0" w:val="0020"/>
       </w:tblPr>
       <w:tblGrid>
-        <w:gridCol w:w="2640"/>
-        <w:gridCol w:w="2640"/>
-        <w:gridCol w:w="2640"/>
+        <w:gridCol w:w="1980"/>
+        <w:gridCol w:w="1980"/>
+        <w:gridCol w:w="1980"/>
+        <w:gridCol w:w="1980"/>
       </w:tblGrid>
       <w:tr>
         <w:trPr>
@@ -2683,13 +5046,27 @@
             <w:pPr>
               <w:pStyle w:val="Compact"/>
               <w:bidi/>
-              <w:jc w:val="center"/>
             </w:pPr>
             <w:r>
               <w:rPr>
                 <w:rtl/>
               </w:rPr>
-              <w:t xml:space="preserve">FR מקביל</w:t>
+              <w:t xml:space="preserve">הכותרת</w:t>
+            </w:r>
+          </w:p>
+        </w:tc>
+        <w:tc>
+          <w:tcPr/>
+          <w:p>
+            <w:pPr>
+              <w:pStyle w:val="Compact"/>
+              <w:bidi/>
+            </w:pPr>
+            <w:r>
+              <w:rPr>
+                <w:rtl/>
+              </w:rPr>
+              <w:t xml:space="preserve">הדרישות שהוא מכסה</w:t>
             </w:r>
           </w:p>
         </w:tc>
@@ -2732,13 +5109,53 @@
             <w:pPr>
               <w:pStyle w:val="Compact"/>
               <w:bidi/>
-              <w:jc w:val="center"/>
             </w:pPr>
             <w:r>
               <w:rPr>
                 <w:rtl/>
               </w:rPr>
-              <w:t xml:space="preserve">FR-1</w:t>
+              <w:t xml:space="preserve">הזמנה מהטלפון</w:t>
+            </w:r>
+          </w:p>
+        </w:tc>
+        <w:tc>
+          <w:tcPr/>
+          <w:p>
+            <w:pPr>
+              <w:pStyle w:val="Compact"/>
+              <w:bidi/>
+            </w:pPr>
+            <w:r>
+              <w:rPr>
+                <w:rStyle w:val="VerbatimChar"/>
+                <w:rtl/>
+              </w:rPr>
+              <w:t xml:space="preserve">FR-8</w:t>
+            </w:r>
+            <w:r>
+              <w:rPr>
+                <w:rtl/>
+              </w:rPr>
+              <w:t xml:space="preserve"> </w:t>
+            </w:r>
+            <w:r>
+              <w:rPr>
+                <w:rtl/>
+              </w:rPr>
+              <w:t xml:space="preserve">·</w:t>
+            </w:r>
+            <w:r>
+              <w:rPr>
+                <w:rtl/>
+              </w:rPr>
+              <w:t xml:space="preserve"> </w:t>
+            </w:r>
+            <w:r>
+              <w:rPr>
+                <w:rStyle w:val="VerbatimChar"/>
+                <w:rtl/>
+              </w:rPr>
+              <w:t xml:space="preserve">FR-9</w:t>
             </w:r>
           </w:p>
         </w:tc>
@@ -2754,7 +5171,7 @@
               <w:rPr>
                 <w:rtl/>
               </w:rPr>
-              <w:t xml:space="preserve">Should</w:t>
+              <w:t xml:space="preserve">Must</w:t>
             </w:r>
           </w:p>
         </w:tc>
@@ -2781,13 +5198,28 @@
             <w:pPr>
               <w:pStyle w:val="Compact"/>
               <w:bidi/>
-              <w:jc w:val="center"/>
             </w:pPr>
             <w:r>
               <w:rPr>
                 <w:rtl/>
               </w:rPr>
-              <w:t xml:space="preserve">FR-2</w:t>
+              <w:t xml:space="preserve">סינון לפי פרופיל תזונתי</w:t>
+            </w:r>
+          </w:p>
+        </w:tc>
+        <w:tc>
+          <w:tcPr/>
+          <w:p>
+            <w:pPr>
+              <w:pStyle w:val="Compact"/>
+              <w:bidi/>
+            </w:pPr>
+            <w:r>
+              <w:rPr>
+                <w:rStyle w:val="VerbatimChar"/>
+                <w:rtl/>
+              </w:rPr>
+              <w:t xml:space="preserve">FR-1</w:t>
             </w:r>
           </w:p>
         </w:tc>
@@ -2803,7 +5235,7 @@
               <w:rPr>
                 <w:rtl/>
               </w:rPr>
-              <w:t xml:space="preserve">Must</w:t>
+              <w:t xml:space="preserve">Should</w:t>
             </w:r>
           </w:p>
         </w:tc>
@@ -2830,13 +5262,28 @@
             <w:pPr>
               <w:pStyle w:val="Compact"/>
               <w:bidi/>
-              <w:jc w:val="center"/>
             </w:pPr>
             <w:r>
               <w:rPr>
                 <w:rtl/>
               </w:rPr>
-              <w:t xml:space="preserve">FR-3</w:t>
+              <w:t xml:space="preserve">לדעת שההזמנה מוכנה</w:t>
+            </w:r>
+          </w:p>
+        </w:tc>
+        <w:tc>
+          <w:tcPr/>
+          <w:p>
+            <w:pPr>
+              <w:pStyle w:val="Compact"/>
+              <w:bidi/>
+            </w:pPr>
+            <w:r>
+              <w:rPr>
+                <w:rStyle w:val="VerbatimChar"/>
+                <w:rtl/>
+              </w:rPr>
+              <w:t xml:space="preserve">FR-2</w:t>
             </w:r>
           </w:p>
         </w:tc>
@@ -2879,13 +5326,28 @@
             <w:pPr>
               <w:pStyle w:val="Compact"/>
               <w:bidi/>
-              <w:jc w:val="center"/>
             </w:pPr>
             <w:r>
               <w:rPr>
                 <w:rtl/>
               </w:rPr>
-              <w:t xml:space="preserve">FR-4</w:t>
+              <w:t xml:space="preserve">הזמנה מועדפת</w:t>
+            </w:r>
+          </w:p>
+        </w:tc>
+        <w:tc>
+          <w:tcPr/>
+          <w:p>
+            <w:pPr>
+              <w:pStyle w:val="Compact"/>
+              <w:bidi/>
+            </w:pPr>
+            <w:r>
+              <w:rPr>
+                <w:rStyle w:val="VerbatimChar"/>
+                <w:rtl/>
+              </w:rPr>
+              <w:t xml:space="preserve">FR-7</w:t>
             </w:r>
           </w:p>
         </w:tc>
@@ -2901,7 +5363,7 @@
               <w:rPr>
                 <w:rtl/>
               </w:rPr>
-              <w:t xml:space="preserve">Must</w:t>
+              <w:t xml:space="preserve">Could</w:t>
             </w:r>
           </w:p>
         </w:tc>
@@ -2918,7 +5380,7 @@
               <w:rPr>
                 <w:rtl/>
               </w:rPr>
-              <w:t xml:space="preserve">US-6</w:t>
+              <w:t xml:space="preserve">US-5</w:t>
             </w:r>
           </w:p>
         </w:tc>
@@ -2928,13 +5390,28 @@
             <w:pPr>
               <w:pStyle w:val="Compact"/>
               <w:bidi/>
-              <w:jc w:val="center"/>
             </w:pPr>
             <w:r>
               <w:rPr>
                 <w:rtl/>
               </w:rPr>
-              <w:t xml:space="preserve">FR-6</w:t>
+              <w:t xml:space="preserve">אימות ומסירה בקוד איסוף</w:t>
+            </w:r>
+          </w:p>
+        </w:tc>
+        <w:tc>
+          <w:tcPr/>
+          <w:p>
+            <w:pPr>
+              <w:pStyle w:val="Compact"/>
+              <w:bidi/>
+            </w:pPr>
+            <w:r>
+              <w:rPr>
+                <w:rStyle w:val="VerbatimChar"/>
+                <w:rtl/>
+              </w:rPr>
+              <w:t xml:space="preserve">FR-3</w:t>
             </w:r>
           </w:p>
         </w:tc>
@@ -2967,7 +5444,38 @@
               <w:rPr>
                 <w:rtl/>
               </w:rPr>
-              <w:t xml:space="preserve">US-7</w:t>
+              <w:t xml:space="preserve">US-6</w:t>
+            </w:r>
+          </w:p>
+        </w:tc>
+        <w:tc>
+          <w:tcPr/>
+          <w:p>
+            <w:pPr>
+              <w:pStyle w:val="Compact"/>
+              <w:bidi/>
+            </w:pPr>
+            <w:r>
+              <w:rPr>
+                <w:rtl/>
+              </w:rPr>
+              <w:t xml:space="preserve">תור הכנה לפי עמדה</w:t>
+            </w:r>
+          </w:p>
+        </w:tc>
+        <w:tc>
+          <w:tcPr/>
+          <w:p>
+            <w:pPr>
+              <w:pStyle w:val="Compact"/>
+              <w:bidi/>
+            </w:pPr>
+            <w:r>
+              <w:rPr>
+                <w:rStyle w:val="VerbatimChar"/>
+                <w:rtl/>
+              </w:rPr>
+              <w:t xml:space="preserve">FR-10</w:t>
             </w:r>
           </w:p>
         </w:tc>
@@ -2983,23 +5491,7 @@
               <w:rPr>
                 <w:rtl/>
               </w:rPr>
-              <w:t xml:space="preserve">FR-7</w:t>
-            </w:r>
-          </w:p>
-        </w:tc>
-        <w:tc>
-          <w:tcPr/>
-          <w:p>
-            <w:pPr>
-              <w:pStyle w:val="Compact"/>
-              <w:bidi/>
-              <w:jc w:val="center"/>
-            </w:pPr>
-            <w:r>
-              <w:rPr>
-                <w:rtl/>
-              </w:rPr>
-              <w:t xml:space="preserve">Could</w:t>
+              <w:t xml:space="preserve">Must</w:t>
             </w:r>
           </w:p>
         </w:tc>
@@ -3016,7 +5508,7 @@
               <w:rPr>
                 <w:rtl/>
               </w:rPr>
-              <w:t xml:space="preserve">US-9</w:t>
+              <w:t xml:space="preserve">US-7</w:t>
             </w:r>
           </w:p>
         </w:tc>
@@ -3026,13 +5518,28 @@
             <w:pPr>
               <w:pStyle w:val="Compact"/>
               <w:bidi/>
-              <w:jc w:val="center"/>
             </w:pPr>
             <w:r>
               <w:rPr>
                 <w:rtl/>
               </w:rPr>
-              <w:t xml:space="preserve">FR-9</w:t>
+              <w:t xml:space="preserve">עדכון זמינות בזמן אמת</w:t>
+            </w:r>
+          </w:p>
+        </w:tc>
+        <w:tc>
+          <w:tcPr/>
+          <w:p>
+            <w:pPr>
+              <w:pStyle w:val="Compact"/>
+              <w:bidi/>
+            </w:pPr>
+            <w:r>
+              <w:rPr>
+                <w:rStyle w:val="VerbatimChar"/>
+                <w:rtl/>
+              </w:rPr>
+              <w:t xml:space="preserve">FR-4</w:t>
             </w:r>
           </w:p>
         </w:tc>
@@ -3065,7 +5572,7 @@
               <w:rPr>
                 <w:rtl/>
               </w:rPr>
-              <w:t xml:space="preserve">US-10</w:t>
+              <w:t xml:space="preserve">US-8</w:t>
             </w:r>
           </w:p>
         </w:tc>
@@ -3075,13 +5582,28 @@
             <w:pPr>
               <w:pStyle w:val="Compact"/>
               <w:bidi/>
-              <w:jc w:val="center"/>
             </w:pPr>
             <w:r>
               <w:rPr>
                 <w:rtl/>
               </w:rPr>
-              <w:t xml:space="preserve">FR-10</w:t>
+              <w:t xml:space="preserve">לוח ההזמנות הפעילות</w:t>
+            </w:r>
+          </w:p>
+        </w:tc>
+        <w:tc>
+          <w:tcPr/>
+          <w:p>
+            <w:pPr>
+              <w:pStyle w:val="Compact"/>
+              <w:bidi/>
+            </w:pPr>
+            <w:r>
+              <w:rPr>
+                <w:rStyle w:val="VerbatimChar"/>
+                <w:rtl/>
+              </w:rPr>
+              <w:t xml:space="preserve">FR-10.4</w:t>
             </w:r>
           </w:p>
         </w:tc>
@@ -3114,7 +5636,38 @@
               <w:rPr>
                 <w:rtl/>
               </w:rPr>
-              <w:t xml:space="preserve">US-11</w:t>
+              <w:t xml:space="preserve">US-9</w:t>
+            </w:r>
+          </w:p>
+        </w:tc>
+        <w:tc>
+          <w:tcPr/>
+          <w:p>
+            <w:pPr>
+              <w:pStyle w:val="Compact"/>
+              <w:bidi/>
+            </w:pPr>
+            <w:r>
+              <w:rPr>
+                <w:rtl/>
+              </w:rPr>
+              <w:t xml:space="preserve">הוספת עובד חדש</w:t>
+            </w:r>
+          </w:p>
+        </w:tc>
+        <w:tc>
+          <w:tcPr/>
+          <w:p>
+            <w:pPr>
+              <w:pStyle w:val="Compact"/>
+              <w:bidi/>
+            </w:pPr>
+            <w:r>
+              <w:rPr>
+                <w:rStyle w:val="VerbatimChar"/>
+                <w:rtl/>
+              </w:rPr>
+              <w:t xml:space="preserve">FR-6.1</w:t>
             </w:r>
           </w:p>
         </w:tc>
@@ -3130,7 +5683,55 @@
               <w:rPr>
                 <w:rtl/>
               </w:rPr>
-              <w:t xml:space="preserve">FR-10.4</w:t>
+              <w:t xml:space="preserve">Must</w:t>
+            </w:r>
+          </w:p>
+        </w:tc>
+      </w:tr>
+      <w:tr>
+        <w:tc>
+          <w:tcPr/>
+          <w:p>
+            <w:pPr>
+              <w:pStyle w:val="Compact"/>
+              <w:bidi/>
+            </w:pPr>
+            <w:r>
+              <w:rPr>
+                <w:rtl/>
+              </w:rPr>
+              <w:t xml:space="preserve">US-10</w:t>
+            </w:r>
+          </w:p>
+        </w:tc>
+        <w:tc>
+          <w:tcPr/>
+          <w:p>
+            <w:pPr>
+              <w:pStyle w:val="Compact"/>
+              <w:bidi/>
+            </w:pPr>
+            <w:r>
+              <w:rPr>
+                <w:rtl/>
+              </w:rPr>
+              <w:t xml:space="preserve">איתור עובד ופרטיו</w:t>
+            </w:r>
+          </w:p>
+        </w:tc>
+        <w:tc>
+          <w:tcPr/>
+          <w:p>
+            <w:pPr>
+              <w:pStyle w:val="Compact"/>
+              <w:bidi/>
+            </w:pPr>
+            <w:r>
+              <w:rPr>
+                <w:rStyle w:val="VerbatimChar"/>
+                <w:rtl/>
+              </w:rPr>
+              <w:t xml:space="preserve">FR-6.2</w:t>
             </w:r>
           </w:p>
         </w:tc>
@@ -3151,17 +5752,776 @@
           </w:p>
         </w:tc>
       </w:tr>
+      <w:tr>
+        <w:tc>
+          <w:tcPr/>
+          <w:p>
+            <w:pPr>
+              <w:pStyle w:val="Compact"/>
+              <w:bidi/>
+            </w:pPr>
+            <w:r>
+              <w:rPr>
+                <w:rtl/>
+              </w:rPr>
+              <w:t xml:space="preserve">US-11</w:t>
+            </w:r>
+          </w:p>
+        </w:tc>
+        <w:tc>
+          <w:tcPr/>
+          <w:p>
+            <w:pPr>
+              <w:pStyle w:val="Compact"/>
+              <w:bidi/>
+            </w:pPr>
+            <w:r>
+              <w:rPr>
+                <w:rtl/>
+              </w:rPr>
+              <w:t xml:space="preserve">עדכון פרטי עובד והרשאותיו</w:t>
+            </w:r>
+          </w:p>
+        </w:tc>
+        <w:tc>
+          <w:tcPr/>
+          <w:p>
+            <w:pPr>
+              <w:pStyle w:val="Compact"/>
+              <w:bidi/>
+            </w:pPr>
+            <w:r>
+              <w:rPr>
+                <w:rStyle w:val="VerbatimChar"/>
+                <w:rtl/>
+              </w:rPr>
+              <w:t xml:space="preserve">FR-6.3</w:t>
+            </w:r>
+          </w:p>
+        </w:tc>
+        <w:tc>
+          <w:tcPr/>
+          <w:p>
+            <w:pPr>
+              <w:pStyle w:val="Compact"/>
+              <w:bidi/>
+              <w:jc w:val="center"/>
+            </w:pPr>
+            <w:r>
+              <w:rPr>
+                <w:rtl/>
+              </w:rPr>
+              <w:t xml:space="preserve">Must</w:t>
+            </w:r>
+          </w:p>
+        </w:tc>
+      </w:tr>
+      <w:tr>
+        <w:tc>
+          <w:tcPr/>
+          <w:p>
+            <w:pPr>
+              <w:pStyle w:val="Compact"/>
+              <w:bidi/>
+            </w:pPr>
+            <w:r>
+              <w:rPr>
+                <w:rtl/>
+              </w:rPr>
+              <w:t xml:space="preserve">US-12</w:t>
+            </w:r>
+          </w:p>
+        </w:tc>
+        <w:tc>
+          <w:tcPr/>
+          <w:p>
+            <w:pPr>
+              <w:pStyle w:val="Compact"/>
+              <w:bidi/>
+            </w:pPr>
+            <w:r>
+              <w:rPr>
+                <w:rtl/>
+              </w:rPr>
+              <w:t xml:space="preserve">השבתת עובד שעזב</w:t>
+            </w:r>
+          </w:p>
+        </w:tc>
+        <w:tc>
+          <w:tcPr/>
+          <w:p>
+            <w:pPr>
+              <w:pStyle w:val="Compact"/>
+              <w:bidi/>
+            </w:pPr>
+            <w:r>
+              <w:rPr>
+                <w:rStyle w:val="VerbatimChar"/>
+                <w:rtl/>
+              </w:rPr>
+              <w:t xml:space="preserve">FR-6.3.2</w:t>
+            </w:r>
+            <w:r>
+              <w:rPr>
+                <w:rtl/>
+              </w:rPr>
+              <w:t xml:space="preserve"> </w:t>
+            </w:r>
+            <w:r>
+              <w:rPr>
+                <w:rtl/>
+              </w:rPr>
+              <w:t xml:space="preserve">·</w:t>
+            </w:r>
+            <w:r>
+              <w:rPr>
+                <w:rtl/>
+              </w:rPr>
+              <w:t xml:space="preserve"> </w:t>
+            </w:r>
+            <w:r>
+              <w:rPr>
+                <w:rStyle w:val="VerbatimChar"/>
+                <w:rtl/>
+              </w:rPr>
+              <w:t xml:space="preserve">FR-6.4</w:t>
+            </w:r>
+          </w:p>
+        </w:tc>
+        <w:tc>
+          <w:tcPr/>
+          <w:p>
+            <w:pPr>
+              <w:pStyle w:val="Compact"/>
+              <w:bidi/>
+              <w:jc w:val="center"/>
+            </w:pPr>
+            <w:r>
+              <w:rPr>
+                <w:rtl/>
+              </w:rPr>
+              <w:t xml:space="preserve">Must</w:t>
+            </w:r>
+          </w:p>
+        </w:tc>
+      </w:tr>
+      <w:tr>
+        <w:tc>
+          <w:tcPr/>
+          <w:p>
+            <w:pPr>
+              <w:pStyle w:val="Compact"/>
+              <w:bidi/>
+            </w:pPr>
+            <w:r>
+              <w:rPr>
+                <w:rtl/>
+              </w:rPr>
+              <w:t xml:space="preserve">US-13</w:t>
+            </w:r>
+          </w:p>
+        </w:tc>
+        <w:tc>
+          <w:tcPr/>
+          <w:p>
+            <w:pPr>
+              <w:pStyle w:val="Compact"/>
+              <w:bidi/>
+            </w:pPr>
+            <w:r>
+              <w:rPr>
+                <w:rtl/>
+              </w:rPr>
+              <w:t xml:space="preserve">תגובה בשיא הצהריים</w:t>
+            </w:r>
+          </w:p>
+        </w:tc>
+        <w:tc>
+          <w:tcPr/>
+          <w:p>
+            <w:pPr>
+              <w:pStyle w:val="Compact"/>
+              <w:bidi/>
+            </w:pPr>
+            <w:r>
+              <w:rPr>
+                <w:rStyle w:val="VerbatimChar"/>
+                <w:rtl/>
+              </w:rPr>
+              <w:t xml:space="preserve">NFR-1</w:t>
+            </w:r>
+          </w:p>
+        </w:tc>
+        <w:tc>
+          <w:tcPr/>
+          <w:p>
+            <w:pPr>
+              <w:pStyle w:val="Compact"/>
+              <w:bidi/>
+              <w:jc w:val="center"/>
+            </w:pPr>
+            <w:r>
+              <w:rPr>
+                <w:rtl/>
+              </w:rPr>
+              <w:t xml:space="preserve">Must</w:t>
+            </w:r>
+          </w:p>
+        </w:tc>
+      </w:tr>
+      <w:tr>
+        <w:tc>
+          <w:tcPr/>
+          <w:p>
+            <w:pPr>
+              <w:pStyle w:val="Compact"/>
+              <w:bidi/>
+            </w:pPr>
+            <w:r>
+              <w:rPr>
+                <w:rtl/>
+              </w:rPr>
+              <w:t xml:space="preserve">US-14</w:t>
+            </w:r>
+          </w:p>
+        </w:tc>
+        <w:tc>
+          <w:tcPr/>
+          <w:p>
+            <w:pPr>
+              <w:pStyle w:val="Compact"/>
+              <w:bidi/>
+            </w:pPr>
+            <w:r>
+              <w:rPr>
+                <w:rtl/>
+              </w:rPr>
+              <w:t xml:space="preserve">הזמנה שנכנסת לתוך ההפסקה</w:t>
+            </w:r>
+          </w:p>
+        </w:tc>
+        <w:tc>
+          <w:tcPr/>
+          <w:p>
+            <w:pPr>
+              <w:pStyle w:val="Compact"/>
+              <w:bidi/>
+            </w:pPr>
+            <w:r>
+              <w:rPr>
+                <w:rStyle w:val="VerbatimChar"/>
+                <w:rtl/>
+              </w:rPr>
+              <w:t xml:space="preserve">NFR-2</w:t>
+            </w:r>
+          </w:p>
+        </w:tc>
+        <w:tc>
+          <w:tcPr/>
+          <w:p>
+            <w:pPr>
+              <w:pStyle w:val="Compact"/>
+              <w:bidi/>
+              <w:jc w:val="center"/>
+            </w:pPr>
+            <w:r>
+              <w:rPr>
+                <w:rtl/>
+              </w:rPr>
+              <w:t xml:space="preserve">Must</w:t>
+            </w:r>
+          </w:p>
+        </w:tc>
+      </w:tr>
+      <w:tr>
+        <w:tc>
+          <w:tcPr/>
+          <w:p>
+            <w:pPr>
+              <w:pStyle w:val="Compact"/>
+              <w:bidi/>
+            </w:pPr>
+            <w:r>
+              <w:rPr>
+                <w:rtl/>
+              </w:rPr>
+              <w:t xml:space="preserve">US-15</w:t>
+            </w:r>
+          </w:p>
+        </w:tc>
+        <w:tc>
+          <w:tcPr/>
+          <w:p>
+            <w:pPr>
+              <w:pStyle w:val="Compact"/>
+              <w:bidi/>
+            </w:pPr>
+            <w:r>
+              <w:rPr>
+                <w:rtl/>
+              </w:rPr>
+              <w:t xml:space="preserve">בלי למסור פרטי אשראי</w:t>
+            </w:r>
+          </w:p>
+        </w:tc>
+        <w:tc>
+          <w:tcPr/>
+          <w:p>
+            <w:pPr>
+              <w:pStyle w:val="Compact"/>
+              <w:bidi/>
+            </w:pPr>
+            <w:r>
+              <w:rPr>
+                <w:rStyle w:val="VerbatimChar"/>
+                <w:rtl/>
+              </w:rPr>
+              <w:t xml:space="preserve">NFR-3</w:t>
+            </w:r>
+          </w:p>
+        </w:tc>
+        <w:tc>
+          <w:tcPr/>
+          <w:p>
+            <w:pPr>
+              <w:pStyle w:val="Compact"/>
+              <w:bidi/>
+              <w:jc w:val="center"/>
+            </w:pPr>
+            <w:r>
+              <w:rPr>
+                <w:rtl/>
+              </w:rPr>
+              <w:t xml:space="preserve">Must</w:t>
+            </w:r>
+          </w:p>
+        </w:tc>
+      </w:tr>
+      <w:tr>
+        <w:tc>
+          <w:tcPr/>
+          <w:p>
+            <w:pPr>
+              <w:pStyle w:val="Compact"/>
+              <w:bidi/>
+            </w:pPr>
+            <w:r>
+              <w:rPr>
+                <w:rtl/>
+              </w:rPr>
+              <w:t xml:space="preserve">US-16</w:t>
+            </w:r>
+          </w:p>
+        </w:tc>
+        <w:tc>
+          <w:tcPr/>
+          <w:p>
+            <w:pPr>
+              <w:pStyle w:val="Compact"/>
+              <w:bidi/>
+            </w:pPr>
+            <w:r>
+              <w:rPr>
+                <w:rtl/>
+              </w:rPr>
+              <w:t xml:space="preserve">זמינות בשעות הפעילות</w:t>
+            </w:r>
+          </w:p>
+        </w:tc>
+        <w:tc>
+          <w:tcPr/>
+          <w:p>
+            <w:pPr>
+              <w:pStyle w:val="Compact"/>
+              <w:bidi/>
+            </w:pPr>
+            <w:r>
+              <w:rPr>
+                <w:rStyle w:val="VerbatimChar"/>
+                <w:rtl/>
+              </w:rPr>
+              <w:t xml:space="preserve">NFR-5</w:t>
+            </w:r>
+          </w:p>
+        </w:tc>
+        <w:tc>
+          <w:tcPr/>
+          <w:p>
+            <w:pPr>
+              <w:pStyle w:val="Compact"/>
+              <w:bidi/>
+              <w:jc w:val="center"/>
+            </w:pPr>
+            <w:r>
+              <w:rPr>
+                <w:rtl/>
+              </w:rPr>
+              <w:t xml:space="preserve">Must</w:t>
+            </w:r>
+          </w:p>
+        </w:tc>
+      </w:tr>
     </w:tbl>
-    <w:p>
-      <w:pPr>
-        <w:pStyle w:val="BodyText"/>
-        <w:bidi/>
-      </w:pPr>
-      <w:r>
-        <w:rPr>
-          <w:rtl/>
-        </w:rPr>
-        <w:t xml:space="preserve">ארבע הערות שהטבלה הזו מלמדת:</w:t>
+    <w:bookmarkStart w:id="33" w:name="דרישות-שאין-להן-סיפור--ולמה"/>
+    <w:p>
+      <w:pPr>
+        <w:pStyle w:val="Heading3"/>
+        <w:bidi/>
+      </w:pPr>
+      <w:r>
+        <w:rPr>
+          <w:rtl/>
+        </w:rPr>
+        <w:t xml:space="preserve">דרישות שאין להן סיפור — ולמה</w:t>
+      </w:r>
+    </w:p>
+    <w:tbl>
+      <w:tblPr>
+        <w:tblStyle w:val="Table"/>
+        <w:bidiVisual/>
+        <w:tblW w:type="auto" w:w="0"/>
+        <w:tblLook w:firstRow="1" w:lastRow="0" w:firstColumn="0" w:lastColumn="0" w:noHBand="0" w:noVBand="0" w:val="0020"/>
+      </w:tblPr>
+      <w:tblGrid>
+        <w:gridCol w:w="3960"/>
+        <w:gridCol w:w="3960"/>
+      </w:tblGrid>
+      <w:tr>
+        <w:trPr>
+          <w:tblHeader w:val="on"/>
+        </w:trPr>
+        <w:tc>
+          <w:tcPr/>
+          <w:p>
+            <w:pPr>
+              <w:pStyle w:val="Compact"/>
+              <w:bidi/>
+            </w:pPr>
+            <w:r>
+              <w:rPr>
+                <w:rtl/>
+              </w:rPr>
+              <w:t xml:space="preserve">הדרישה</w:t>
+            </w:r>
+          </w:p>
+        </w:tc>
+        <w:tc>
+          <w:tcPr/>
+          <w:p>
+            <w:pPr>
+              <w:pStyle w:val="Compact"/>
+              <w:bidi/>
+            </w:pPr>
+            <w:r>
+              <w:rPr>
+                <w:rtl/>
+              </w:rPr>
+              <w:t xml:space="preserve">למה אין סיפור</w:t>
+            </w:r>
+          </w:p>
+        </w:tc>
+      </w:tr>
+      <w:tr>
+        <w:tc>
+          <w:tcPr/>
+          <w:p>
+            <w:pPr>
+              <w:pStyle w:val="Compact"/>
+              <w:bidi/>
+            </w:pPr>
+            <w:r>
+              <w:rPr>
+                <w:rStyle w:val="VerbatimChar"/>
+                <w:rtl/>
+              </w:rPr>
+              <w:t xml:space="preserve">FR-5</w:t>
+            </w:r>
+            <w:r>
+              <w:rPr>
+                <w:rtl/>
+              </w:rPr>
+              <w:t xml:space="preserve"> </w:t>
+            </w:r>
+            <w:r>
+              <w:rPr>
+                <w:rtl/>
+              </w:rPr>
+              <w:t xml:space="preserve">— דוח מכירות סוף-יום</w:t>
+            </w:r>
+          </w:p>
+        </w:tc>
+        <w:tc>
+          <w:tcPr/>
+          <w:p>
+            <w:pPr>
+              <w:pStyle w:val="Compact"/>
+              <w:bidi/>
+            </w:pPr>
+            <w:r>
+              <w:rPr>
+                <w:b/>
+                <w:bCs/>
+                <w:rtl/>
+              </w:rPr>
+              <w:t xml:space="preserve">Won't</w:t>
+            </w:r>
+            <w:r>
+              <w:rPr>
+                <w:rtl/>
+              </w:rPr>
+              <w:t xml:space="preserve"> </w:t>
+            </w:r>
+            <w:r>
+              <w:rPr>
+                <w:rtl/>
+              </w:rPr>
+              <w:t xml:space="preserve">בגרסה זו. מתועדת בטבלת המעקב כדי שלא תישכח, אך לא נכתב לה סיפור ולא פירוט.</w:t>
+            </w:r>
+          </w:p>
+        </w:tc>
+      </w:tr>
+      <w:tr>
+        <w:tc>
+          <w:tcPr/>
+          <w:p>
+            <w:pPr>
+              <w:pStyle w:val="Compact"/>
+              <w:bidi/>
+            </w:pPr>
+            <w:r>
+              <w:rPr>
+                <w:rStyle w:val="VerbatimChar"/>
+                <w:rtl/>
+              </w:rPr>
+              <w:t xml:space="preserve">FR-11</w:t>
+            </w:r>
+            <w:r>
+              <w:rPr>
+                <w:rtl/>
+              </w:rPr>
+              <w:t xml:space="preserve"> </w:t>
+            </w:r>
+            <w:r>
+              <w:rPr>
+                <w:rtl/>
+              </w:rPr>
+              <w:t xml:space="preserve">— ניהול פריטי התפריט</w:t>
+            </w:r>
+          </w:p>
+        </w:tc>
+        <w:tc>
+          <w:tcPr/>
+          <w:p>
+            <w:pPr>
+              <w:pStyle w:val="Compact"/>
+              <w:bidi/>
+            </w:pPr>
+            <w:r>
+              <w:rPr>
+                <w:rtl/>
+              </w:rPr>
+              <w:t xml:space="preserve">זו</w:t>
+            </w:r>
+            <w:r>
+              <w:rPr>
+                <w:rtl/>
+              </w:rPr>
+              <w:t xml:space="preserve"> </w:t>
+            </w:r>
+            <w:r>
+              <w:rPr>
+                <w:b/>
+                <w:bCs/>
+                <w:rtl/>
+              </w:rPr>
+              <w:t xml:space="preserve">CRUD נוספת</w:t>
+            </w:r>
+            <w:r>
+              <w:rPr>
+                <w:rtl/>
+              </w:rPr>
+              <w:t xml:space="preserve">. פירוקה לארבעה סיפורים זהה בתבניתו ל-</w:t>
+            </w:r>
+            <w:r>
+              <w:rPr>
+                <w:rStyle w:val="VerbatimChar"/>
+                <w:rtl/>
+              </w:rPr>
+              <w:t xml:space="preserve">US-9</w:t>
+            </w:r>
+            <w:r>
+              <w:rPr>
+                <w:rtl/>
+              </w:rPr>
+              <w:t xml:space="preserve">–</w:t>
+            </w:r>
+            <w:r>
+              <w:rPr>
+                <w:rStyle w:val="VerbatimChar"/>
+                <w:rtl/>
+              </w:rPr>
+              <w:t xml:space="preserve">US-12</w:t>
+            </w:r>
+            <w:r>
+              <w:rPr>
+                <w:rtl/>
+              </w:rPr>
+              <w:t xml:space="preserve">, ולכן לא חזר כאן —</w:t>
+            </w:r>
+            <w:r>
+              <w:rPr>
+                <w:rtl/>
+              </w:rPr>
+              <w:t xml:space="preserve"> </w:t>
+            </w:r>
+            <w:r>
+              <w:rPr>
+                <w:b/>
+                <w:bCs/>
+                <w:rtl/>
+              </w:rPr>
+              <w:t xml:space="preserve">בפרויקט שלכם כן כתבו אותו</w:t>
+            </w:r>
+            <w:r>
+              <w:rPr>
+                <w:rtl/>
+              </w:rPr>
+              <w:t xml:space="preserve">.</w:t>
+            </w:r>
+          </w:p>
+        </w:tc>
+      </w:tr>
+      <w:tr>
+        <w:tc>
+          <w:tcPr/>
+          <w:p>
+            <w:pPr>
+              <w:pStyle w:val="Compact"/>
+              <w:bidi/>
+            </w:pPr>
+            <w:r>
+              <w:rPr>
+                <w:rStyle w:val="VerbatimChar"/>
+                <w:rtl/>
+              </w:rPr>
+              <w:t xml:space="preserve">FR-12</w:t>
+            </w:r>
+            <w:r>
+              <w:rPr>
+                <w:rtl/>
+              </w:rPr>
+              <w:t xml:space="preserve"> </w:t>
+            </w:r>
+            <w:r>
+              <w:rPr>
+                <w:rtl/>
+              </w:rPr>
+              <w:t xml:space="preserve">— טיפול בהזמנה שלא נאספה</w:t>
+            </w:r>
+          </w:p>
+        </w:tc>
+        <w:tc>
+          <w:tcPr/>
+          <w:p>
+            <w:pPr>
+              <w:pStyle w:val="Compact"/>
+              <w:bidi/>
+            </w:pPr>
+            <w:r>
+              <w:rPr>
+                <w:b/>
+                <w:bCs/>
+                <w:rtl/>
+              </w:rPr>
+              <w:t xml:space="preserve">מוזנקת-זמן</w:t>
+            </w:r>
+            <w:r>
+              <w:rPr>
+                <w:rtl/>
+              </w:rPr>
+              <w:t xml:space="preserve">: הטריגר הוא שעון, לא אדם. אין ״מי שרוצה״, ולכן אין תבנית סיפור.</w:t>
+            </w:r>
+          </w:p>
+        </w:tc>
+      </w:tr>
+      <w:tr>
+        <w:tc>
+          <w:tcPr/>
+          <w:p>
+            <w:pPr>
+              <w:pStyle w:val="Compact"/>
+              <w:bidi/>
+            </w:pPr>
+            <w:r>
+              <w:rPr>
+                <w:rStyle w:val="VerbatimChar"/>
+                <w:rtl/>
+              </w:rPr>
+              <w:t xml:space="preserve">NFR-4</w:t>
+            </w:r>
+            <w:r>
+              <w:rPr>
+                <w:rtl/>
+              </w:rPr>
+              <w:t xml:space="preserve"> </w:t>
+            </w:r>
+            <w:r>
+              <w:rPr>
+                <w:rtl/>
+              </w:rPr>
+              <w:t xml:space="preserve">— תמיכה ב-5000 סטודנטים</w:t>
+            </w:r>
+          </w:p>
+        </w:tc>
+        <w:tc>
+          <w:tcPr/>
+          <w:p>
+            <w:pPr>
+              <w:pStyle w:val="Compact"/>
+              <w:bidi/>
+            </w:pPr>
+            <w:r>
+              <w:rPr>
+                <w:rtl/>
+              </w:rPr>
+              <w:t xml:space="preserve">אף משתמש לא ״רוצה״ שהמערכת תתמוך ב-5000 משתמשים. כשאין מאחורי הדרישה רצון של מישהו —</w:t>
+            </w:r>
+            <w:r>
+              <w:rPr>
+                <w:rtl/>
+              </w:rPr>
+              <w:t xml:space="preserve"> </w:t>
+            </w:r>
+            <w:r>
+              <w:rPr>
+                <w:b/>
+                <w:bCs/>
+                <w:rtl/>
+              </w:rPr>
+              <w:t xml:space="preserve">מנסחים אותה במלל, לא בכוח כסיפור</w:t>
+            </w:r>
+            <w:r>
+              <w:rPr>
+                <w:rtl/>
+              </w:rPr>
+              <w:t xml:space="preserve">.</w:t>
+            </w:r>
+          </w:p>
+        </w:tc>
+      </w:tr>
+    </w:tbl>
+    <w:bookmarkEnd w:id="33"/>
+    <w:bookmarkStart w:id="34" w:name="חמש-הערות-שהטבלה-הזו-מלמדת"/>
+    <w:p>
+      <w:pPr>
+        <w:pStyle w:val="Heading3"/>
+        <w:bidi/>
+      </w:pPr>
+      <w:r>
+        <w:rPr>
+          <w:rtl/>
+        </w:rPr>
+        <w:t xml:space="preserve">חמש הערות שהטבלה הזו מלמדת</w:t>
       </w:r>
     </w:p>
     <w:p>
@@ -3169,7 +6529,7 @@
         <w:pStyle w:val="Compact"/>
         <w:numPr>
           <w:ilvl w:val="0"/>
-          <w:numId w:val="1011"/>
+          <w:numId w:val="1018"/>
         </w:numPr>
         <w:bidi/>
       </w:pPr>
@@ -3179,7 +6539,45 @@
           <w:bCs/>
           <w:rtl/>
         </w:rPr>
-        <w:t xml:space="preserve">אין US-5 — בכוונה.</w:t>
+        <w:t xml:space="preserve">הקשר אינו אחד-לאחד, לארבעה כיוונים.</w:t>
+      </w:r>
+      <w:r>
+        <w:rPr>
+          <w:rtl/>
+        </w:rPr>
+        <w:t xml:space="preserve"> </w:t>
+      </w:r>
+      <w:r>
+        <w:rPr>
+          <w:rtl/>
+        </w:rPr>
+        <w:t xml:space="preserve">סיפור אחד יכול לכסות</w:t>
+      </w:r>
+      <w:r>
+        <w:rPr>
+          <w:rtl/>
+        </w:rPr>
+        <w:t xml:space="preserve"> </w:t>
+      </w:r>
+      <w:r>
+        <w:rPr>
+          <w:b/>
+          <w:bCs/>
+          <w:rtl/>
+        </w:rPr>
+        <w:t xml:space="preserve">כמה דרישות</w:t>
+      </w:r>
+      <w:r>
+        <w:rPr>
+          <w:rtl/>
+        </w:rPr>
+        <w:t xml:space="preserve"> </w:t>
+      </w:r>
+      <w:r>
+        <w:rPr>
+          <w:rtl/>
+        </w:rPr>
+        <w:t xml:space="preserve">(US-1 →</w:t>
       </w:r>
       <w:r>
         <w:rPr>
@@ -3192,31 +6590,166 @@
           <w:rStyle w:val="VerbatimChar"/>
           <w:rtl/>
         </w:rPr>
-        <w:t xml:space="preserve">FR-5</w:t>
-      </w:r>
-      <w:r>
-        <w:rPr>
-          <w:rtl/>
-        </w:rPr>
-        <w:t xml:space="preserve"> </w:t>
-      </w:r>
-      <w:r>
-        <w:rPr>
-          <w:rtl/>
-        </w:rPr>
-        <w:t xml:space="preserve">(דוח מכירות) היא Won't: מתועדת בטבלת המעקב כדי שלא</w:t>
-      </w:r>
-      <w:r>
-        <w:rPr>
-          <w:rtl/>
-        </w:rPr>
-        <w:t xml:space="preserve"> </w:t>
-      </w:r>
-      <w:r>
-        <w:rPr>
-          <w:rtl/>
-        </w:rPr>
-        <w:t xml:space="preserve">תישכח, אבל אין לה סיפור בגרסה זו. המספור מיושר לדרישות כדי שהעקיבות תישאר קריאה.</w:t>
+        <w:t xml:space="preserve">FR-8</w:t>
+      </w:r>
+      <w:r>
+        <w:rPr>
+          <w:rtl/>
+        </w:rPr>
+        <w:t xml:space="preserve"> </w:t>
+      </w:r>
+      <w:r>
+        <w:rPr>
+          <w:rtl/>
+        </w:rPr>
+        <w:t xml:space="preserve">+</w:t>
+      </w:r>
+      <w:r>
+        <w:rPr>
+          <w:rtl/>
+        </w:rPr>
+        <w:t xml:space="preserve"> </w:t>
+      </w:r>
+      <w:r>
+        <w:rPr>
+          <w:rStyle w:val="VerbatimChar"/>
+          <w:rtl/>
+        </w:rPr>
+        <w:t xml:space="preserve">FR-9</w:t>
+      </w:r>
+      <w:r>
+        <w:rPr>
+          <w:rtl/>
+        </w:rPr>
+        <w:t xml:space="preserve">) · כמה סיפורים יכולים לחיות על</w:t>
+      </w:r>
+      <w:r>
+        <w:rPr>
+          <w:rtl/>
+        </w:rPr>
+        <w:t xml:space="preserve"> </w:t>
+      </w:r>
+      <w:r>
+        <w:rPr>
+          <w:b/>
+          <w:bCs/>
+          <w:rtl/>
+        </w:rPr>
+        <w:t xml:space="preserve">דרישה אחת</w:t>
+      </w:r>
+      <w:r>
+        <w:rPr>
+          <w:rtl/>
+        </w:rPr>
+        <w:t xml:space="preserve"> </w:t>
+      </w:r>
+      <w:r>
+        <w:rPr>
+          <w:rtl/>
+        </w:rPr>
+        <w:t xml:space="preserve">(US-9–US-12 כולם על</w:t>
+      </w:r>
+      <w:r>
+        <w:rPr>
+          <w:rtl/>
+        </w:rPr>
+        <w:t xml:space="preserve"> </w:t>
+      </w:r>
+      <w:r>
+        <w:rPr>
+          <w:rStyle w:val="VerbatimChar"/>
+          <w:rtl/>
+        </w:rPr>
+        <w:t xml:space="preserve">FR-6</w:t>
+      </w:r>
+      <w:r>
+        <w:rPr>
+          <w:rtl/>
+        </w:rPr>
+        <w:t xml:space="preserve">; US-6 ו-US-8 שניהם על</w:t>
+      </w:r>
+      <w:r>
+        <w:rPr>
+          <w:rtl/>
+        </w:rPr>
+        <w:t xml:space="preserve"> </w:t>
+      </w:r>
+      <w:r>
+        <w:rPr>
+          <w:rStyle w:val="VerbatimChar"/>
+          <w:rtl/>
+        </w:rPr>
+        <w:t xml:space="preserve">FR-10</w:t>
+      </w:r>
+      <w:r>
+        <w:rPr>
+          <w:rtl/>
+        </w:rPr>
+        <w:t xml:space="preserve">) · דרישה יכולה להישאר</w:t>
+      </w:r>
+      <w:r>
+        <w:rPr>
+          <w:rtl/>
+        </w:rPr>
+        <w:t xml:space="preserve"> </w:t>
+      </w:r>
+      <w:r>
+        <w:rPr>
+          <w:b/>
+          <w:bCs/>
+          <w:rtl/>
+        </w:rPr>
+        <w:t xml:space="preserve">בלי סיפור</w:t>
+      </w:r>
+      <w:r>
+        <w:rPr>
+          <w:rtl/>
+        </w:rPr>
+        <w:t xml:space="preserve"> </w:t>
+      </w:r>
+      <w:r>
+        <w:rPr>
+          <w:rtl/>
+        </w:rPr>
+        <w:t xml:space="preserve">(הטבלה השנייה) · וסיפור יכול להתחיל את חייו</w:t>
+      </w:r>
+      <w:r>
+        <w:rPr>
+          <w:rtl/>
+        </w:rPr>
+        <w:t xml:space="preserve"> </w:t>
+      </w:r>
+      <w:r>
+        <w:rPr>
+          <w:b/>
+          <w:bCs/>
+          <w:rtl/>
+        </w:rPr>
+        <w:t xml:space="preserve">בלי דרישה</w:t>
+      </w:r>
+      <w:r>
+        <w:rPr>
+          <w:rtl/>
+        </w:rPr>
+        <w:t xml:space="preserve"> </w:t>
+      </w:r>
+      <w:r>
+        <w:rPr>
+          <w:rtl/>
+        </w:rPr>
+        <w:t xml:space="preserve">— וזה</w:t>
+      </w:r>
+      <w:r>
+        <w:rPr>
+          <w:rtl/>
+        </w:rPr>
+        <w:t xml:space="preserve"> </w:t>
+      </w:r>
+      <w:r>
+        <w:rPr>
+          <w:rtl/>
+        </w:rPr>
+        <w:t xml:space="preserve">הדגל האדום.</w:t>
       </w:r>
     </w:p>
     <w:p>
@@ -3224,7 +6757,7 @@
         <w:pStyle w:val="Compact"/>
         <w:numPr>
           <w:ilvl w:val="0"/>
-          <w:numId w:val="1011"/>
+          <w:numId w:val="1018"/>
         </w:numPr>
         <w:bidi/>
       </w:pPr>
@@ -3234,74 +6767,43 @@
           <w:bCs/>
           <w:rtl/>
         </w:rPr>
-        <w:t xml:space="preserve">הפער שהטבלה חשפה — נסגר.</w:t>
-      </w:r>
-      <w:r>
-        <w:rPr>
-          <w:rtl/>
-        </w:rPr>
-        <w:t xml:space="preserve"> </w:t>
-      </w:r>
-      <w:r>
-        <w:rPr>
-          <w:rtl/>
-        </w:rPr>
-        <w:t xml:space="preserve">בגרסה הראשונה של המסמכים, סיפורי המטבח והלוח עמדו מול</w:t>
-      </w:r>
-      <w:r>
-        <w:rPr>
-          <w:rtl/>
-        </w:rPr>
-        <w:t xml:space="preserve"> </w:t>
-      </w:r>
-      <w:r>
-        <w:rPr>
-          <w:rtl/>
-        </w:rPr>
-        <w:t xml:space="preserve">"—": עלו מהראיונות, ולא הייתה להם דרישה כללית. סיפור Must בלי דרישה הוא דגל אדום —</w:t>
-      </w:r>
-      <w:r>
-        <w:rPr>
-          <w:rtl/>
-        </w:rPr>
-        <w:t xml:space="preserve"> </w:t>
-      </w:r>
-      <w:r>
-        <w:rPr>
-          <w:rtl/>
-        </w:rPr>
-        <w:t xml:space="preserve">והוא טופל בדיוק כפי שהטבלה דורשת: הפער חזר למסמך הדרישות ונולדה</w:t>
-      </w:r>
-      <w:r>
-        <w:rPr>
-          <w:rtl/>
-        </w:rPr>
-        <w:t xml:space="preserve"> </w:t>
-      </w:r>
-      <w:r>
-        <w:rPr>
-          <w:rStyle w:val="VerbatimChar"/>
-          <w:rtl/>
-        </w:rPr>
-        <w:t xml:space="preserve">FR-10</w:t>
-      </w:r>
-      <w:r>
-        <w:rPr>
-          <w:rtl/>
-        </w:rPr>
-        <w:t xml:space="preserve">. כך עקיבות</w:t>
-      </w:r>
-      <w:r>
-        <w:rPr>
-          <w:rtl/>
-        </w:rPr>
-        <w:t xml:space="preserve"> </w:t>
-      </w:r>
-      <w:r>
-        <w:rPr>
-          <w:rtl/>
-        </w:rPr>
-        <w:t xml:space="preserve">עובדת בשני הכיוונים.</w:t>
+        <w:t xml:space="preserve">המספור עצמאי — אל תיישרו אותו לדרישות.</w:t>
+      </w:r>
+      <w:r>
+        <w:rPr>
+          <w:rtl/>
+        </w:rPr>
+        <w:t xml:space="preserve"> </w:t>
+      </w:r>
+      <w:r>
+        <w:rPr>
+          <w:rtl/>
+        </w:rPr>
+        <w:t xml:space="preserve">מספר הסיפור אומר רק ״זה הסיפור השלישי</w:t>
+      </w:r>
+      <w:r>
+        <w:rPr>
+          <w:rtl/>
+        </w:rPr>
+        <w:t xml:space="preserve"> </w:t>
+      </w:r>
+      <w:r>
+        <w:rPr>
+          <w:rtl/>
+        </w:rPr>
+        <w:t xml:space="preserve">שכתבנו״. אם המספרים יתיישרו למספרי הדרישות, אתם מקבעים לעצמכם התאמה של אחד-לאחד</w:t>
+      </w:r>
+      <w:r>
+        <w:rPr>
+          <w:rtl/>
+        </w:rPr>
+        <w:t xml:space="preserve"> </w:t>
+      </w:r>
+      <w:r>
+        <w:rPr>
+          <w:rtl/>
+        </w:rPr>
+        <w:t xml:space="preserve">שלא קיימת — ואז מפסיקים לשים לב לפערים. הקשר חי בטבלה.</w:t>
       </w:r>
     </w:p>
     <w:p>
@@ -3309,7 +6811,7 @@
         <w:pStyle w:val="Compact"/>
         <w:numPr>
           <w:ilvl w:val="0"/>
-          <w:numId w:val="1011"/>
+          <w:numId w:val="1018"/>
         </w:numPr>
         <w:bidi/>
       </w:pPr>
@@ -3319,7 +6821,43 @@
           <w:bCs/>
           <w:rtl/>
         </w:rPr>
-        <w:t xml:space="preserve">לא לכל דרישה יש סיפור.</w:t>
+        <w:t xml:space="preserve">הפער שהטבלה חשפה — נסגר.</w:t>
+      </w:r>
+      <w:r>
+        <w:rPr>
+          <w:rtl/>
+        </w:rPr>
+        <w:t xml:space="preserve"> </w:t>
+      </w:r>
+      <w:r>
+        <w:rPr>
+          <w:rtl/>
+        </w:rPr>
+        <w:t xml:space="preserve">בגרסה הראשונה של המסמכים, סיפורי המטבח והלוח עמדו מול</w:t>
+      </w:r>
+      <w:r>
+        <w:rPr>
+          <w:rtl/>
+        </w:rPr>
+        <w:t xml:space="preserve"> </w:t>
+      </w:r>
+      <w:r>
+        <w:rPr>
+          <w:rtl/>
+        </w:rPr>
+        <w:t xml:space="preserve">״—״: עלו מהראיונות, ולא הייתה להם דרישה כללית. סיפור Must בלי דרישה הוא דגל אדום —</w:t>
+      </w:r>
+      <w:r>
+        <w:rPr>
+          <w:rtl/>
+        </w:rPr>
+        <w:t xml:space="preserve"> </w:t>
+      </w:r>
+      <w:r>
+        <w:rPr>
+          <w:rtl/>
+        </w:rPr>
+        <w:t xml:space="preserve">והוא טופל בדיוק כפי שהטבלה דורשת: הפער חזר למסמך הדרישות ונולדה</w:t>
       </w:r>
       <w:r>
         <w:rPr>
@@ -3332,113 +6870,25 @@
           <w:rStyle w:val="VerbatimChar"/>
           <w:rtl/>
         </w:rPr>
-        <w:t xml:space="preserve">FR-8</w:t>
-      </w:r>
-      <w:r>
-        <w:rPr>
-          <w:rtl/>
-        </w:rPr>
-        <w:t xml:space="preserve"> </w:t>
-      </w:r>
-      <w:r>
-        <w:rPr>
-          <w:rtl/>
-        </w:rPr>
-        <w:t xml:space="preserve">(עיון בתפריט) נבלעת בסיפור ההזמנה;</w:t>
-      </w:r>
-      <w:r>
-        <w:rPr>
-          <w:rtl/>
-        </w:rPr>
-        <w:t xml:space="preserve"> </w:t>
-      </w:r>
-      <w:r>
-        <w:rPr>
-          <w:rStyle w:val="VerbatimChar"/>
-          <w:rtl/>
-        </w:rPr>
-        <w:t xml:space="preserve">FR-11</w:t>
-      </w:r>
-      <w:r>
-        <w:rPr>
-          <w:rtl/>
-        </w:rPr>
-        <w:t xml:space="preserve"> </w:t>
-      </w:r>
-      <w:r>
-        <w:rPr>
-          <w:rtl/>
-        </w:rPr>
-        <w:t xml:space="preserve">(ניהול</w:t>
-      </w:r>
-      <w:r>
-        <w:rPr>
-          <w:rtl/>
-        </w:rPr>
-        <w:t xml:space="preserve"> </w:t>
-      </w:r>
-      <w:r>
-        <w:rPr>
-          <w:rtl/>
-        </w:rPr>
-        <w:t xml:space="preserve">תפריט) תפעולית;</w:t>
-      </w:r>
-      <w:r>
-        <w:rPr>
-          <w:rtl/>
-        </w:rPr>
-        <w:t xml:space="preserve"> </w:t>
-      </w:r>
-      <w:r>
-        <w:rPr>
-          <w:rStyle w:val="VerbatimChar"/>
-          <w:rtl/>
-        </w:rPr>
-        <w:t xml:space="preserve">FR-12</w:t>
-      </w:r>
-      <w:r>
-        <w:rPr>
-          <w:rtl/>
-        </w:rPr>
-        <w:t xml:space="preserve"> </w:t>
-      </w:r>
-      <w:r>
-        <w:rPr>
-          <w:rtl/>
-        </w:rPr>
-        <w:t xml:space="preserve">מוזנקת-</w:t>
-      </w:r>
-      <w:r>
-        <w:rPr>
-          <w:b/>
-          <w:bCs/>
-          <w:rtl/>
-        </w:rPr>
-        <w:t xml:space="preserve">זמן</w:t>
-      </w:r>
-      <w:r>
-        <w:rPr>
-          <w:rtl/>
-        </w:rPr>
-        <w:t xml:space="preserve"> </w:t>
-      </w:r>
-      <w:r>
-        <w:rPr>
-          <w:rtl/>
-        </w:rPr>
-        <w:t xml:space="preserve">— אין "משתמש שרוצה", הטריגר הוא שעון. סיפורי</w:t>
-      </w:r>
-      <w:r>
-        <w:rPr>
-          <w:rtl/>
-        </w:rPr>
-        <w:t xml:space="preserve"> </w:t>
-      </w:r>
-      <w:r>
-        <w:rPr>
-          <w:rtl/>
-        </w:rPr>
-        <w:t xml:space="preserve">משתמש משלימים את מסמך הדרישות — הם לא תחליף לו.</w:t>
+        <w:t xml:space="preserve">FR-10</w:t>
+      </w:r>
+      <w:r>
+        <w:rPr>
+          <w:rtl/>
+        </w:rPr>
+        <w:t xml:space="preserve">. כך עקיבות</w:t>
+      </w:r>
+      <w:r>
+        <w:rPr>
+          <w:rtl/>
+        </w:rPr>
+        <w:t xml:space="preserve"> </w:t>
+      </w:r>
+      <w:r>
+        <w:rPr>
+          <w:rtl/>
+        </w:rPr>
+        <w:t xml:space="preserve">עובדת בשני הכיוונים.</w:t>
       </w:r>
     </w:p>
     <w:p>
@@ -3446,7 +6896,7 @@
         <w:pStyle w:val="Compact"/>
         <w:numPr>
           <w:ilvl w:val="0"/>
-          <w:numId w:val="1011"/>
+          <w:numId w:val="1018"/>
         </w:numPr>
         <w:bidi/>
       </w:pPr>
@@ -3456,6 +6906,60 @@
           <w:bCs/>
           <w:rtl/>
         </w:rPr>
+        <w:t xml:space="preserve">CRUD הוא אפוס, לא סיפור.</w:t>
+      </w:r>
+      <w:r>
+        <w:rPr>
+          <w:rtl/>
+        </w:rPr>
+        <w:t xml:space="preserve"> </w:t>
+      </w:r>
+      <w:r>
+        <w:rPr>
+          <w:rtl/>
+        </w:rPr>
+        <w:t xml:space="preserve">״לנהל את X״ נשמע כמו סיפור אחד ואינו כזה: אי-אפשר</w:t>
+      </w:r>
+      <w:r>
+        <w:rPr>
+          <w:rtl/>
+        </w:rPr>
+        <w:t xml:space="preserve"> </w:t>
+      </w:r>
+      <w:r>
+        <w:rPr>
+          <w:rtl/>
+        </w:rPr>
+        <w:t xml:space="preserve">לאמוד אותו, אי-אפשר לבדוק אותו, ואי-אפשר לשחרר ״חצי ניהול״. ארבע פעולות — ארבעה</w:t>
+      </w:r>
+      <w:r>
+        <w:rPr>
+          <w:rtl/>
+        </w:rPr>
+        <w:t xml:space="preserve"> </w:t>
+      </w:r>
+      <w:r>
+        <w:rPr>
+          <w:rtl/>
+        </w:rPr>
+        <w:t xml:space="preserve">סיפורים, כל אחד עם תנאי הקבלה שלו.</w:t>
+      </w:r>
+    </w:p>
+    <w:p>
+      <w:pPr>
+        <w:pStyle w:val="Compact"/>
+        <w:numPr>
+          <w:ilvl w:val="0"/>
+          <w:numId w:val="1018"/>
+        </w:numPr>
+        <w:bidi/>
+      </w:pPr>
+      <w:r>
+        <w:rPr>
+          <w:b/>
+          <w:bCs/>
+          <w:rtl/>
+        </w:rPr>
         <w:t xml:space="preserve">העדיפות זהה בשני הפורמטים.</w:t>
       </w:r>
       <w:r>
@@ -3468,69 +6972,57 @@
         <w:rPr>
           <w:rtl/>
         </w:rPr>
-        <w:t xml:space="preserve">הסיפור והדרישה הכללית הם אותה יכולת — ולכן ה-MoSCoW</w:t>
-      </w:r>
-      <w:r>
-        <w:rPr>
-          <w:rtl/>
-        </w:rPr>
-        <w:t xml:space="preserve"> </w:t>
-      </w:r>
-      <w:r>
-        <w:rPr>
-          <w:rtl/>
-        </w:rPr>
-        <w:t xml:space="preserve">שלהם חייב להיות זהה (US-11 יורש את ה-Must של</w:t>
-      </w:r>
-      <w:r>
-        <w:rPr>
-          <w:rtl/>
-        </w:rPr>
-        <w:t xml:space="preserve"> </w:t>
-      </w:r>
-      <w:r>
-        <w:rPr>
-          <w:rStyle w:val="VerbatimChar"/>
-          <w:rtl/>
-        </w:rPr>
-        <w:t xml:space="preserve">FR-10</w:t>
-      </w:r>
-      <w:r>
-        <w:rPr>
-          <w:rtl/>
-        </w:rPr>
-        <w:t xml:space="preserve">, שבתוכה חיה</w:t>
-      </w:r>
-      <w:r>
-        <w:rPr>
-          <w:rtl/>
-        </w:rPr>
-        <w:t xml:space="preserve"> </w:t>
-      </w:r>
-      <w:r>
-        <w:rPr>
-          <w:rStyle w:val="VerbatimChar"/>
-          <w:rtl/>
-        </w:rPr>
-        <w:t xml:space="preserve">FR-10.4</w:t>
-      </w:r>
-      <w:r>
-        <w:rPr>
-          <w:rtl/>
-        </w:rPr>
-        <w:t xml:space="preserve">).</w:t>
-      </w:r>
-      <w:r>
-        <w:rPr>
-          <w:rtl/>
-        </w:rPr>
-        <w:t xml:space="preserve"> </w:t>
-      </w:r>
-      <w:r>
-        <w:rPr>
-          <w:rtl/>
-        </w:rPr>
-        <w:t xml:space="preserve">אם התגלה פער — אחד מהמסמכים לא מעודכן.</w:t>
+        <w:t xml:space="preserve">הסיפור והדרישה שהוא מכסה הם אותה יכולת — ולכן</w:t>
+      </w:r>
+      <w:r>
+        <w:rPr>
+          <w:rtl/>
+        </w:rPr>
+        <w:t xml:space="preserve"> </w:t>
+      </w:r>
+      <w:r>
+        <w:rPr>
+          <w:rtl/>
+        </w:rPr>
+        <w:t xml:space="preserve">ה-MoSCoW שלהם חייב להיות זהה. סיפור שמכסה כמה דרישות בעדיפויות שונות הוא סימן</w:t>
+      </w:r>
+      <w:r>
+        <w:rPr>
+          <w:rtl/>
+        </w:rPr>
+        <w:t xml:space="preserve"> </w:t>
+      </w:r>
+      <w:r>
+        <w:rPr>
+          <w:rtl/>
+        </w:rPr>
+        <w:t xml:space="preserve">שהסיפור</w:t>
+      </w:r>
+      <w:r>
+        <w:rPr>
+          <w:rtl/>
+        </w:rPr>
+        <w:t xml:space="preserve"> </w:t>
+      </w:r>
+      <w:r>
+        <w:rPr>
+          <w:b/>
+          <w:bCs/>
+          <w:rtl/>
+        </w:rPr>
+        <w:t xml:space="preserve">גדול מדי</w:t>
+      </w:r>
+      <w:r>
+        <w:rPr>
+          <w:rtl/>
+        </w:rPr>
+        <w:t xml:space="preserve"> </w:t>
+      </w:r>
+      <w:r>
+        <w:rPr>
+          <w:rtl/>
+        </w:rPr>
+        <w:t xml:space="preserve">וצריך פיצול. אם התגלה פער — אחד מהמסמכים לא מעודכן.</w:t>
       </w:r>
     </w:p>
     <w:p>
@@ -3605,11 +7097,24 @@
         <w:rPr>
           <w:rtl/>
         </w:rPr>
-        <w:t xml:space="preserve">מבריח פנימה "איך" (ערוץ, מסך, טכנולוגיה) שמקומו בעיצוב.</w:t>
-      </w:r>
-    </w:p>
-    <w:bookmarkEnd w:id="21"/>
-    <w:bookmarkEnd w:id="22"/>
+        <w:t xml:space="preserve">מבריח פנימה ״איך״ (ערוץ, מסך, טכנולוגיה) שמקומו בעיצוב. ושימו לב לנטייה שלו למפות</w:t>
+      </w:r>
+      <w:r>
+        <w:rPr>
+          <w:rtl/>
+        </w:rPr>
+        <w:t xml:space="preserve"> </w:t>
+      </w:r>
+      <w:r>
+        <w:rPr>
+          <w:rtl/>
+        </w:rPr>
+        <w:t xml:space="preserve">אחד-לאחד: הוא ישמח לייצר סיפור לכל דרישה, כולל לדרישות שאין מאחוריהן משתמש שרוצה משהו.</w:t>
+      </w:r>
+    </w:p>
+    <w:bookmarkEnd w:id="34"/>
+    <w:bookmarkEnd w:id="35"/>
+    <w:bookmarkEnd w:id="36"/>
     <w:sectPr>
       <w:footnotePr>
         <w:numRestart w:val="eachSect"/>
@@ -3857,6 +7362,27 @@
     <w:abstractNumId w:val="991"/>
   </w:num>
   <w:num w:numId="1011">
+    <w:abstractNumId w:val="991"/>
+  </w:num>
+  <w:num w:numId="1012">
+    <w:abstractNumId w:val="991"/>
+  </w:num>
+  <w:num w:numId="1013">
+    <w:abstractNumId w:val="991"/>
+  </w:num>
+  <w:num w:numId="1014">
+    <w:abstractNumId w:val="991"/>
+  </w:num>
+  <w:num w:numId="1015">
+    <w:abstractNumId w:val="991"/>
+  </w:num>
+  <w:num w:numId="1016">
+    <w:abstractNumId w:val="991"/>
+  </w:num>
+  <w:num w:numId="1017">
+    <w:abstractNumId w:val="991"/>
+  </w:num>
+  <w:num w:numId="1018">
     <w:abstractNumId w:val="991"/>
   </w:num>
 </w:numbering>

--- a/materials/3-ניתוח-דרישות/תוצר-מאומת/סיפורי-משתמש-קמפוס.docx
+++ b/materials/3-ניתוח-דרישות/תוצר-מאומת/סיפורי-משתמש-קמפוס.docx
@@ -2,7 +2,7 @@
 <file path=word/document.xml><?xml version="1.0" encoding="utf-8"?>
 <w:document xmlns:w="http://schemas.openxmlformats.org/wordprocessingml/2006/main" xmlns:m="http://schemas.openxmlformats.org/officeDocument/2006/math" xmlns:r="http://schemas.openxmlformats.org/officeDocument/2006/relationships" xmlns:o="urn:schemas-microsoft-com:office:office" xmlns:v="urn:schemas-microsoft-com:vml" xmlns:w10="urn:schemas-microsoft-com:office:word" xmlns:a="http://schemas.openxmlformats.org/drawingml/2006/main" xmlns:pic="http://schemas.openxmlformats.org/drawingml/2006/picture" xmlns:wp="http://schemas.openxmlformats.org/drawingml/2006/wordprocessingDrawing">
   <w:body>
-    <w:bookmarkStart w:id="36" w:name="סיפורי-משתמש--מערכת-הזמנת-האוכל-בקמפוס"/>
+    <w:bookmarkStart w:id="39" w:name="סיפורי-משתמש--מערכת-הזמנת-האוכל-בקמפוס"/>
     <w:p>
       <w:pPr>
         <w:pStyle w:val="Heading1"/>
@@ -378,7 +378,7 @@
         <w:t xml:space="preserve">הרלוונטי · הסיפור עצמו נשאר קצר — הפירוט חי בתנאים, לא במשפט.</w:t>
       </w:r>
     </w:p>
-    <w:bookmarkStart w:id="10" w:name="שני-כללים-שקובעים-כמה-סיפורים-ייצאו-לכם"/>
+    <w:bookmarkStart w:id="10" w:name="X644e7ad73400e53eed610f1f20c6d5b0dfdd0b4"/>
     <w:p>
       <w:pPr>
         <w:pStyle w:val="Heading3"/>
@@ -388,7 +388,7 @@
         <w:rPr>
           <w:rtl/>
         </w:rPr>
-        <w:t xml:space="preserve">שני כללים שקובעים כמה סיפורים ייצאו לכם</w:t>
+        <w:t xml:space="preserve">שלושה כללים שקובעים כמה סיפורים ייצאו לכם</w:t>
       </w:r>
     </w:p>
     <w:p>
@@ -398,61 +398,215 @@
       </w:pPr>
       <w:r>
         <w:rPr>
-          <w:b/>
-          <w:bCs/>
-          <w:rtl/>
-        </w:rPr>
-        <w:t xml:space="preserve">1. דרישת CRUD מתפרקת לארבעה סיפורים — אחד לכל פעולה.</w:t>
-      </w:r>
-      <w:r>
-        <w:rPr>
-          <w:rtl/>
-        </w:rPr>
-        <w:t xml:space="preserve"> </w:t>
-      </w:r>
-      <w:r>
-        <w:rPr>
-          <w:rtl/>
-        </w:rPr>
-        <w:t xml:space="preserve">״לנהל את העובדים״ הוא</w:t>
-      </w:r>
-      <w:r>
-        <w:rPr>
-          <w:rtl/>
-        </w:rPr>
-        <w:t xml:space="preserve"> </w:t>
-      </w:r>
-      <w:r>
-        <w:rPr>
-          <w:b/>
-          <w:bCs/>
-          <w:rtl/>
-        </w:rPr>
-        <w:t xml:space="preserve">אפוס</w:t>
-      </w:r>
-      <w:r>
-        <w:rPr>
-          <w:rtl/>
-        </w:rPr>
-        <w:t xml:space="preserve"> </w:t>
-      </w:r>
-      <w:r>
-        <w:rPr>
-          <w:rtl/>
-        </w:rPr>
-        <w:t xml:space="preserve">(Epic), לא סיפור: הוא גדול מכדי לתכנן, לאמוד או לבדוק אותו כיחידה אחת. לכן</w:t>
-      </w:r>
-      <w:r>
-        <w:rPr>
-          <w:rtl/>
-        </w:rPr>
-        <w:t xml:space="preserve"> </w:t>
-      </w:r>
-      <w:r>
-        <w:rPr>
-          <w:rtl/>
-        </w:rPr>
-        <w:t xml:space="preserve">כותבים ארבעה סיפורים נפרדים — יצירה, קריאה, עדכון, מחיקה — כל אחד עם תנאי הקבלה שלו</w:t>
+          <w:rtl/>
+        </w:rPr>
+        <w:t xml:space="preserve">אין מספר יעד של סיפורים. כל דרישה, פונקציונלית ולא-פונקציונלית, מכוסה בסיפור, למעט דרישה</w:t>
+      </w:r>
+      <w:r>
+        <w:rPr>
+          <w:rtl/>
+        </w:rPr>
+        <w:t xml:space="preserve"> </w:t>
+      </w:r>
+      <w:r>
+        <w:rPr>
+          <w:rtl/>
+        </w:rPr>
+        <w:t xml:space="preserve">שסומנה</w:t>
+      </w:r>
+      <w:r>
+        <w:rPr>
+          <w:rtl/>
+        </w:rPr>
+        <w:t xml:space="preserve"> </w:t>
+      </w:r>
+      <w:r>
+        <w:rPr>
+          <w:rStyle w:val="VerbatimChar"/>
+          <w:rtl/>
+        </w:rPr>
+        <w:t xml:space="preserve">Won't</w:t>
+      </w:r>
+      <w:r>
+        <w:rPr>
+          <w:rtl/>
+        </w:rPr>
+        <w:t xml:space="preserve">. סיפור אחד יכול לכסות כמה דרישות (</w:t>
+      </w:r>
+      <w:r>
+        <w:rPr>
+          <w:rStyle w:val="VerbatimChar"/>
+          <w:rtl/>
+        </w:rPr>
+        <w:t xml:space="preserve">US-1</w:t>
+      </w:r>
+      <w:r>
+        <w:rPr>
+          <w:rtl/>
+        </w:rPr>
+        <w:t xml:space="preserve"> </w:t>
+      </w:r>
+      <w:r>
+        <w:rPr>
+          <w:rtl/>
+        </w:rPr>
+        <w:t xml:space="preserve">כאן מכסה שתיים). הכללים הבאים קובעים מתי יכולת היא סיפור</w:t>
+      </w:r>
+      <w:r>
+        <w:rPr>
+          <w:rtl/>
+        </w:rPr>
+        <w:t xml:space="preserve"> </w:t>
+      </w:r>
+      <w:r>
+        <w:rPr>
+          <w:rtl/>
+        </w:rPr>
+        <w:t xml:space="preserve">אחד ומתי היא כמה.</w:t>
+      </w:r>
+    </w:p>
+    <w:p>
+      <w:pPr>
+        <w:pStyle w:val="BodyText"/>
+        <w:bidi/>
+      </w:pPr>
+      <w:r>
+        <w:rPr>
+          <w:b/>
+          <w:bCs/>
+          <w:rtl/>
+        </w:rPr>
+        <w:t xml:space="preserve">1. יכולת אחת = סיפור אחד, גם כשיש לה כמה סיבות.</w:t>
+      </w:r>
+      <w:r>
+        <w:rPr>
+          <w:rtl/>
+        </w:rPr>
+        <w:t xml:space="preserve"> </w:t>
+      </w:r>
+      <w:r>
+        <w:rPr>
+          <w:rtl/>
+        </w:rPr>
+        <w:t xml:space="preserve">המבחן הוא</w:t>
+      </w:r>
+      <w:r>
+        <w:rPr>
+          <w:rtl/>
+        </w:rPr>
+        <w:t xml:space="preserve"> </w:t>
+      </w:r>
+      <w:r>
+        <w:rPr>
+          <w:b/>
+          <w:bCs/>
+          <w:rtl/>
+        </w:rPr>
+        <w:t xml:space="preserve">תנאי הקבלה</w:t>
+      </w:r>
+      <w:r>
+        <w:rPr>
+          <w:rtl/>
+        </w:rPr>
+        <w:t xml:space="preserve">: שני</w:t>
+      </w:r>
+      <w:r>
+        <w:rPr>
+          <w:rtl/>
+        </w:rPr>
+        <w:t xml:space="preserve"> </w:t>
+      </w:r>
+      <w:r>
+        <w:rPr>
+          <w:rtl/>
+        </w:rPr>
+        <w:t xml:space="preserve">סיפורים עם אותם תנאי קבלה הם סיפור אחד שנכתב פעמיים. בוחרים למשפט את הסיבה החזקה, ואת</w:t>
+      </w:r>
+      <w:r>
+        <w:rPr>
+          <w:rtl/>
+        </w:rPr>
+        <w:t xml:space="preserve"> </w:t>
+      </w:r>
+      <w:r>
+        <w:rPr>
+          <w:rtl/>
+        </w:rPr>
+        <w:t xml:space="preserve">השאר רושמים בהערת המקור שמתחת לסיפור. מפצלים רק כשסיבה אחרת מובילה להתנהגות אחרת, כלומר</w:t>
+      </w:r>
+      <w:r>
+        <w:rPr>
+          <w:rtl/>
+        </w:rPr>
+        <w:t xml:space="preserve"> </w:t>
+      </w:r>
+      <w:r>
+        <w:rPr>
+          <w:rtl/>
+        </w:rPr>
+        <w:t xml:space="preserve">לתנאי קבלה אחרים; אז היכולת עצמה שונה, ולרוב חסרה דרישה מפורטת. אותו מבחן חל כשכמה</w:t>
+      </w:r>
+      <w:r>
+        <w:rPr>
+          <w:rtl/>
+        </w:rPr>
+        <w:t xml:space="preserve"> </w:t>
+      </w:r>
+      <w:r>
+        <w:rPr>
+          <w:rtl/>
+        </w:rPr>
+        <w:t xml:space="preserve">תפקידים רוצים אותה יכולת: מפצלים רק כשתנאי הקבלה או ההרשאות שונים.</w:t>
+      </w:r>
+    </w:p>
+    <w:p>
+      <w:pPr>
+        <w:pStyle w:val="BodyText"/>
+        <w:bidi/>
+      </w:pPr>
+      <w:r>
+        <w:rPr>
+          <w:b/>
+          <w:bCs/>
+          <w:rtl/>
+        </w:rPr>
+        <w:t xml:space="preserve">2. דרישת CRUD מתפרקת לפחות לארבעה סיפורים, אחד לכל פעולה.</w:t>
+      </w:r>
+      <w:r>
+        <w:rPr>
+          <w:rtl/>
+        </w:rPr>
+        <w:t xml:space="preserve"> </w:t>
+      </w:r>
+      <w:r>
+        <w:rPr>
+          <w:rtl/>
+        </w:rPr>
+        <w:t xml:space="preserve">״לנהל את העובדים״ אינו</w:t>
+      </w:r>
+      <w:r>
+        <w:rPr>
+          <w:rtl/>
+        </w:rPr>
+        <w:t xml:space="preserve"> </w:t>
+      </w:r>
+      <w:r>
+        <w:rPr>
+          <w:rtl/>
+        </w:rPr>
+        <w:t xml:space="preserve">סיפור: הוא גדול מכדי לתכנן, לאמוד או לבדוק אותו כיחידה אחת. לכן</w:t>
+      </w:r>
+      <w:r>
+        <w:rPr>
+          <w:rtl/>
+        </w:rPr>
+        <w:t xml:space="preserve"> </w:t>
+      </w:r>
+      <w:r>
+        <w:rPr>
+          <w:rtl/>
+        </w:rPr>
+        <w:t xml:space="preserve">כותבים סיפור נפרד לכל פעולה (יצירה, קריאה, עדכון, מחיקה), כל אחד עם תנאי הקבלה שלו</w:t>
       </w:r>
       <w:r>
         <w:rPr>
@@ -496,37 +650,31 @@
         <w:rPr>
           <w:rtl/>
         </w:rPr>
-        <w:t xml:space="preserve">כאן).</w:t>
-      </w:r>
-      <w:r>
-        <w:rPr>
-          <w:rtl/>
-        </w:rPr>
-        <w:t xml:space="preserve"> </w:t>
-      </w:r>
-      <w:r>
-        <w:rPr>
-          <w:i/>
-          <w:iCs/>
-          <w:rtl/>
-        </w:rPr>
-        <w:t xml:space="preserve">הערה למי שמכיר Agile: בהמשך הקורס נראה שאפשר להחזיק את הארבעה</w:t>
-      </w:r>
-      <w:r>
-        <w:rPr>
-          <w:i/>
-          <w:iCs/>
-          <w:rtl/>
-        </w:rPr>
-        <w:t xml:space="preserve"> </w:t>
-      </w:r>
-      <w:r>
-        <w:rPr>
-          <w:i/>
-          <w:iCs/>
-          <w:rtl/>
-        </w:rPr>
-        <w:t xml:space="preserve">תחת אפוס אחד ולפרק אותם ממנו; בשלב זה כותבים אותם ישירות כארבעה סיפורים.</w:t>
+        <w:t xml:space="preserve">כאן). פעולה המשרתת מקרים שונים מתפרקת עוד, לפי המבחן של כלל 1: צפייה</w:t>
+      </w:r>
+      <w:r>
+        <w:rPr>
+          <w:rtl/>
+        </w:rPr>
+        <w:t xml:space="preserve"> </w:t>
+      </w:r>
+      <w:r>
+        <w:rPr>
+          <w:rtl/>
+        </w:rPr>
+        <w:t xml:space="preserve">ברשימת העובדים הפעילים ואיתור עובד בודד לפי מספר הם שני סיפורים, כי תנאי הקבלה שלהם</w:t>
+      </w:r>
+      <w:r>
+        <w:rPr>
+          <w:rtl/>
+        </w:rPr>
+        <w:t xml:space="preserve"> </w:t>
+      </w:r>
+      <w:r>
+        <w:rPr>
+          <w:rtl/>
+        </w:rPr>
+        <w:t xml:space="preserve">שונים; חיפוש לפי שם או לפי טלפון באותו מסך הוא סיפור אחד.</w:t>
       </w:r>
     </w:p>
     <w:p>
@@ -540,7 +688,7 @@
           <w:bCs/>
           <w:rtl/>
         </w:rPr>
-        <w:t xml:space="preserve">2. המספור של הסיפורים עצמאי — הוא אינו עוקב אחרי מספרי הדרישות.</w:t>
+        <w:t xml:space="preserve">3. המספור של הסיפורים עצמאי: הוא אינו עוקב אחרי מספרי הדרישות.</w:t>
       </w:r>
       <w:r>
         <w:rPr>
@@ -2943,45 +3091,19 @@
         <w:rPr>
           <w:rtl/>
         </w:rPr>
-        <w:t xml:space="preserve">ארבע פעולות, ארבעה סיפורים. ״כמנהל אני רוצה לנהל את העובדים״ הוא</w:t>
-      </w:r>
-      <w:r>
-        <w:rPr>
-          <w:rtl/>
-        </w:rPr>
-        <w:t xml:space="preserve"> </w:t>
-      </w:r>
-      <w:r>
-        <w:rPr>
-          <w:b/>
-          <w:bCs/>
-          <w:rtl/>
-        </w:rPr>
-        <w:t xml:space="preserve">אפוס</w:t>
-      </w:r>
-      <w:r>
-        <w:rPr>
-          <w:rtl/>
-        </w:rPr>
-        <w:t xml:space="preserve"> </w:t>
-      </w:r>
-      <w:r>
-        <w:rPr>
-          <w:rtl/>
-        </w:rPr>
-        <w:t xml:space="preserve">— הוא נשמע</w:t>
-      </w:r>
-      <w:r>
-        <w:rPr>
-          <w:rtl/>
-        </w:rPr>
-        <w:t xml:space="preserve"> </w:t>
-      </w:r>
-      <w:r>
-        <w:rPr>
-          <w:rtl/>
-        </w:rPr>
-        <w:t xml:space="preserve">כמו סיפור אבל אי-אפשר לאמוד או לבדוק אותו. הפירוק הזה הוא בדיוק פירוק ה-CRUD של</w:t>
+        <w:t xml:space="preserve">ארבע פעולות, ולפחות ארבעה סיפורים. ״כמנהל אני רוצה לנהל את העובדים״ נשמע כמו סיפור,</w:t>
+      </w:r>
+      <w:r>
+        <w:rPr>
+          <w:rtl/>
+        </w:rPr>
+        <w:t xml:space="preserve"> </w:t>
+      </w:r>
+      <w:r>
+        <w:rPr>
+          <w:rtl/>
+        </w:rPr>
+        <w:t xml:space="preserve">אבל אי-אפשר לאמוד או לבדוק אותו. הפירוק הזה הוא בדיוק פירוק ה-CRUD של</w:t>
       </w:r>
       <w:r>
         <w:rPr>
@@ -4051,7 +4173,7 @@
     </w:p>
     <w:bookmarkEnd w:id="26"/>
     <w:bookmarkEnd w:id="27"/>
-    <w:bookmarkStart w:id="32" w:name="הסיפורים--דרישות-לא-פונקציונליות"/>
+    <w:bookmarkStart w:id="29" w:name="הסיפורים-דרישה-מוזנקת-זמן-fr-12"/>
     <w:p>
       <w:pPr>
         <w:pStyle w:val="Heading2"/>
@@ -4061,7 +4183,20 @@
         <w:rPr>
           <w:rtl/>
         </w:rPr>
-        <w:t xml:space="preserve">הסיפורים — דרישות לא-פונקציונליות</w:t>
+        <w:t xml:space="preserve">הסיפורים: דרישה מוזנקת-זמן (</w:t>
+      </w:r>
+      <w:r>
+        <w:rPr>
+          <w:rStyle w:val="VerbatimChar"/>
+          <w:rtl/>
+        </w:rPr>
+        <w:t xml:space="preserve">FR-12</w:t>
+      </w:r>
+      <w:r>
+        <w:rPr>
+          <w:rtl/>
+        </w:rPr>
+        <w:t xml:space="preserve">)</w:t>
       </w:r>
     </w:p>
     <w:p>
@@ -4073,77 +4208,7 @@
         <w:rPr>
           <w:rtl/>
         </w:rPr>
-        <w:t xml:space="preserve">גם דרישה לא-פונקציונלית אפשר לנסח כסיפור, כשיש מאחוריה</w:t>
-      </w:r>
-      <w:r>
-        <w:rPr>
-          <w:rtl/>
-        </w:rPr>
-        <w:t xml:space="preserve"> </w:t>
-      </w:r>
-      <w:r>
-        <w:rPr>
-          <w:b/>
-          <w:bCs/>
-          <w:rtl/>
-        </w:rPr>
-        <w:t xml:space="preserve">מישהו שרוצה משהו</w:t>
-      </w:r>
-      <w:r>
-        <w:rPr>
-          <w:rtl/>
-        </w:rPr>
-        <w:t xml:space="preserve">. התנאים</w:t>
-      </w:r>
-      <w:r>
-        <w:rPr>
-          <w:rtl/>
-        </w:rPr>
-        <w:t xml:space="preserve"> </w:t>
-      </w:r>
-      <w:r>
-        <w:rPr>
-          <w:rtl/>
-        </w:rPr>
-        <w:t xml:space="preserve">נושאים את</w:t>
-      </w:r>
-      <w:r>
-        <w:rPr>
-          <w:rtl/>
-        </w:rPr>
-        <w:t xml:space="preserve"> </w:t>
-      </w:r>
-      <w:r>
-        <w:rPr>
-          <w:b/>
-          <w:bCs/>
-          <w:rtl/>
-        </w:rPr>
-        <w:t xml:space="preserve">המדד</w:t>
-      </w:r>
-      <w:r>
-        <w:rPr>
-          <w:rtl/>
-        </w:rPr>
-        <w:t xml:space="preserve"> </w:t>
-      </w:r>
-      <w:r>
-        <w:rPr>
-          <w:rtl/>
-        </w:rPr>
-        <w:t xml:space="preserve">— בלי מדד זו משאלה, לא דרישה. וכשאין מאחוריה משתמש שרוצה — כותבים</w:t>
-      </w:r>
-      <w:r>
-        <w:rPr>
-          <w:rtl/>
-        </w:rPr>
-        <w:t xml:space="preserve"> </w:t>
-      </w:r>
-      <w:r>
-        <w:rPr>
-          <w:rtl/>
-        </w:rPr>
-        <w:t xml:space="preserve">אותה במלל, ולא מכריחים אותה לתוך התבנית (ראו</w:t>
+        <w:t xml:space="preserve">השחקן של</w:t>
       </w:r>
       <w:r>
         <w:rPr>
@@ -4156,22 +4221,94 @@
           <w:rStyle w:val="VerbatimChar"/>
           <w:rtl/>
         </w:rPr>
-        <w:t xml:space="preserve">NFR-4</w:t>
-      </w:r>
-      <w:r>
-        <w:rPr>
-          <w:rtl/>
-        </w:rPr>
-        <w:t xml:space="preserve"> </w:t>
-      </w:r>
-      <w:r>
-        <w:rPr>
-          <w:rtl/>
-        </w:rPr>
-        <w:t xml:space="preserve">בטבלה השנייה למטה).</w:t>
-      </w:r>
-    </w:p>
-    <w:bookmarkStart w:id="28" w:name="X4c8f2c02ef534c048f205a3e66cbb58e0c04327"/>
+        <w:t xml:space="preserve">FR-12</w:t>
+      </w:r>
+      <w:r>
+        <w:rPr>
+          <w:rtl/>
+        </w:rPr>
+        <w:t xml:space="preserve"> </w:t>
+      </w:r>
+      <w:r>
+        <w:rPr>
+          <w:rtl/>
+        </w:rPr>
+        <w:t xml:space="preserve">הוא</w:t>
+      </w:r>
+      <w:r>
+        <w:rPr>
+          <w:rtl/>
+        </w:rPr>
+        <w:t xml:space="preserve"> </w:t>
+      </w:r>
+      <w:r>
+        <w:rPr>
+          <w:b/>
+          <w:bCs/>
+          <w:rtl/>
+        </w:rPr>
+        <w:t xml:space="preserve">⏰ זמן</w:t>
+      </w:r>
+      <w:r>
+        <w:rPr>
+          <w:rtl/>
+        </w:rPr>
+        <w:t xml:space="preserve">: איש אינו לוחץ על כפתור. אבל מישהו רוצה את התוצאה, והוא</w:t>
+      </w:r>
+      <w:r>
+        <w:rPr>
+          <w:rtl/>
+        </w:rPr>
+        <w:t xml:space="preserve"> </w:t>
+      </w:r>
+      <w:r>
+        <w:rPr>
+          <w:rtl/>
+        </w:rPr>
+        <w:t xml:space="preserve">ה״כ...״ של הסיפור. השחקן בתרחיש הוא</w:t>
+      </w:r>
+      <w:r>
+        <w:rPr>
+          <w:rtl/>
+        </w:rPr>
+        <w:t xml:space="preserve"> </w:t>
+      </w:r>
+      <w:r>
+        <w:rPr>
+          <w:b/>
+          <w:bCs/>
+          <w:rtl/>
+        </w:rPr>
+        <w:t xml:space="preserve">מי שיוזם</w:t>
+      </w:r>
+      <w:r>
+        <w:rPr>
+          <w:rtl/>
+        </w:rPr>
+        <w:t xml:space="preserve">; הדמות בסיפור היא</w:t>
+      </w:r>
+      <w:r>
+        <w:rPr>
+          <w:rtl/>
+        </w:rPr>
+        <w:t xml:space="preserve"> </w:t>
+      </w:r>
+      <w:r>
+        <w:rPr>
+          <w:b/>
+          <w:bCs/>
+          <w:rtl/>
+        </w:rPr>
+        <w:t xml:space="preserve">מי שרוצה</w:t>
+      </w:r>
+      <w:r>
+        <w:rPr>
+          <w:rtl/>
+        </w:rPr>
+        <w:t xml:space="preserve">.</w:t>
+      </w:r>
+    </w:p>
+    <w:bookmarkStart w:id="28" w:name="X245df132a99e936b6b35849de4bb059f8a30ceb"/>
     <w:p>
       <w:pPr>
         <w:pStyle w:val="Heading3"/>
@@ -4181,7 +4318,7 @@
         <w:rPr>
           <w:rtl/>
         </w:rPr>
-        <w:t xml:space="preserve">US-13 · המערכת מגיבה גם בשיא הצהריים —</w:t>
+        <w:t xml:space="preserve">US-13 · הזמנות שלא נאספו מגיעות אליי —</w:t>
       </w:r>
       <w:r>
         <w:rPr>
@@ -4215,7 +4352,7 @@
           <w:bCs/>
           <w:rtl/>
         </w:rPr>
-        <w:t xml:space="preserve">סטודנט</w:t>
+        <w:t xml:space="preserve">מנהל הקפיטריה</w:t>
       </w:r>
       <w:r>
         <w:rPr>
@@ -4235,7 +4372,23 @@
           <w:bCs/>
           <w:rtl/>
         </w:rPr>
-        <w:t xml:space="preserve">שהמערכת תגיב מיד גם בעומס של 12:00</w:t>
+        <w:t xml:space="preserve">לדעת אילו הזמנות שולמו ולא נאספו כשחלון האיסוף שלהן</w:t>
+      </w:r>
+      <w:r>
+        <w:rPr>
+          <w:b/>
+          <w:bCs/>
+          <w:rtl/>
+        </w:rPr>
+        <w:t xml:space="preserve"> </w:t>
+      </w:r>
+      <w:r>
+        <w:rPr>
+          <w:b/>
+          <w:bCs/>
+          <w:rtl/>
+        </w:rPr>
+        <w:t xml:space="preserve">נגמר</w:t>
       </w:r>
       <w:r>
         <w:rPr>
@@ -4255,23 +4408,7 @@
           <w:bCs/>
           <w:rtl/>
         </w:rPr>
-        <w:t xml:space="preserve">שלא אוותר באמצע</w:t>
-      </w:r>
-      <w:r>
-        <w:rPr>
-          <w:b/>
-          <w:bCs/>
-          <w:rtl/>
-        </w:rPr>
-        <w:t xml:space="preserve"> </w:t>
-      </w:r>
-      <w:r>
-        <w:rPr>
-          <w:b/>
-          <w:bCs/>
-          <w:rtl/>
-        </w:rPr>
-        <w:t xml:space="preserve">ההזמנה ואחזור לעמוד בתור</w:t>
+        <w:t xml:space="preserve">לטפל בהן לפני שהמנות מצטברות על הדלפק</w:t>
       </w:r>
       <w:r>
         <w:rPr>
@@ -4307,7 +4444,19 @@
         <w:rPr>
           <w:rtl/>
         </w:rPr>
-        <w:t xml:space="preserve">500 הזמנות במקביל בין 12:00–14:00, כשזמן התגובה ≤ 2 שניות.</w:t>
+        <w:t xml:space="preserve">בתום חלון האיסוף, הזמנה בסטטוס ״מוכנה״ שלא נמסרה מזוהה כ״לא נאספה״, בלי שאיש מפעיל את</w:t>
+      </w:r>
+      <w:r>
+        <w:rPr>
+          <w:rtl/>
+        </w:rPr>
+        <w:t xml:space="preserve"> </w:t>
+      </w:r>
+      <w:r>
+        <w:rPr>
+          <w:rtl/>
+        </w:rPr>
+        <w:t xml:space="preserve">הבדיקה.</w:t>
       </w:r>
     </w:p>
     <w:p>
@@ -4323,7 +4472,42 @@
         <w:rPr>
           <w:rtl/>
         </w:rPr>
-        <w:t xml:space="preserve">נמדד בבדיקת עומס המדמה את חלון השיא, ולא בהערכה.</w:t>
+        <w:t xml:space="preserve">המנהל רואה את רשימת ההזמנות שלא נאספו, עם מועד ההזמנה, הסכום ופרטי הסטודנט המזמין.</w:t>
+      </w:r>
+    </w:p>
+    <w:p>
+      <w:pPr>
+        <w:pStyle w:val="Compact"/>
+        <w:numPr>
+          <w:ilvl w:val="0"/>
+          <w:numId w:val="1014"/>
+        </w:numPr>
+        <w:bidi/>
+      </w:pPr>
+      <w:r>
+        <w:rPr>
+          <w:rtl/>
+        </w:rPr>
+        <w:t xml:space="preserve">מה עושים בהזמנה (זיכוי, חיוב או חסימה) אינו חלק מהסיפור עד שתוכרע</w:t>
+      </w:r>
+      <w:r>
+        <w:rPr>
+          <w:rtl/>
+        </w:rPr>
+        <w:t xml:space="preserve"> </w:t>
+      </w:r>
+      <w:r>
+        <w:rPr>
+          <w:rStyle w:val="VerbatimChar"/>
+          <w:rtl/>
+        </w:rPr>
+        <w:t xml:space="preserve">BR-3</w:t>
+      </w:r>
+      <w:r>
+        <w:rPr>
+          <w:rtl/>
+        </w:rPr>
+        <w:t xml:space="preserve">.</w:t>
       </w:r>
     </w:p>
     <w:p>
@@ -4337,7 +4521,7 @@
           <w:iCs/>
           <w:rtl/>
         </w:rPr>
-        <w:t xml:space="preserve">מקביל ל-</w:t>
+        <w:t xml:space="preserve">מקור: ראיונות המנהל והדלפק · מקביל ל-</w:t>
       </w:r>
       <w:r>
         <w:rPr>
@@ -4346,7 +4530,7 @@
           <w:iCs/>
           <w:rtl/>
         </w:rPr>
-        <w:t xml:space="preserve">NFR-1</w:t>
+        <w:t xml:space="preserve">FR-12</w:t>
       </w:r>
       <w:r>
         <w:rPr>
@@ -4357,8 +4541,79 @@
         <w:t xml:space="preserve">.</w:t>
       </w:r>
     </w:p>
+    <w:p>
+      <w:pPr>
+        <w:bidi/>
+      </w:pPr>
+      <w:r>
+        <w:rPr>
+          <w:rtl/>
+        </w:rPr>
+        <w:pict>
+          <v:rect style="width:0;height:1.5pt" o:hralign="center" o:hrstd="t" o:hr="t"/>
+        </w:pict>
+      </w:r>
+    </w:p>
     <w:bookmarkEnd w:id="28"/>
-    <w:bookmarkStart w:id="29" w:name="us-14--הזמנה-שנכנסת-לתוך-ההפסקה--must"/>
+    <w:bookmarkEnd w:id="29"/>
+    <w:bookmarkStart w:id="35" w:name="הסיפורים-דרישות-לא-פונקציונליות"/>
+    <w:p>
+      <w:pPr>
+        <w:pStyle w:val="Heading2"/>
+        <w:bidi/>
+      </w:pPr>
+      <w:r>
+        <w:rPr>
+          <w:rtl/>
+        </w:rPr>
+        <w:t xml:space="preserve">הסיפורים: דרישות לא-פונקציונליות</w:t>
+      </w:r>
+    </w:p>
+    <w:p>
+      <w:pPr>
+        <w:pStyle w:val="BlockText"/>
+        <w:bidi/>
+      </w:pPr>
+      <w:r>
+        <w:rPr>
+          <w:rtl/>
+        </w:rPr>
+        <w:t xml:space="preserve">כל דרישה לא-פונקציונלית מנוסחת גם כסיפור: מישהו הגדיר אותה ויש לו סיבה, והוא ה״כ...״ של</w:t>
+      </w:r>
+      <w:r>
+        <w:rPr>
+          <w:rtl/>
+        </w:rPr>
+        <w:t xml:space="preserve"> </w:t>
+      </w:r>
+      <w:r>
+        <w:rPr>
+          <w:rtl/>
+        </w:rPr>
+        <w:t xml:space="preserve">הסיפור. התנאים נושאים את</w:t>
+      </w:r>
+      <w:r>
+        <w:rPr>
+          <w:rtl/>
+        </w:rPr>
+        <w:t xml:space="preserve"> </w:t>
+      </w:r>
+      <w:r>
+        <w:rPr>
+          <w:b/>
+          <w:bCs/>
+          <w:rtl/>
+        </w:rPr>
+        <w:t xml:space="preserve">המדד</w:t>
+      </w:r>
+      <w:r>
+        <w:rPr>
+          <w:rtl/>
+        </w:rPr>
+        <w:t xml:space="preserve">; בלי מדד זו משאלה, לא דרישה.</w:t>
+      </w:r>
+    </w:p>
+    <w:bookmarkStart w:id="30" w:name="Xa033c525d699a11f1e8eea6ee5080c34d24c456"/>
     <w:p>
       <w:pPr>
         <w:pStyle w:val="Heading3"/>
@@ -4368,7 +4623,7 @@
         <w:rPr>
           <w:rtl/>
         </w:rPr>
-        <w:t xml:space="preserve">US-14 · הזמנה שנכנסת לתוך ההפסקה —</w:t>
+        <w:t xml:space="preserve">US-14 · המערכת מגיבה גם בשיא הצהריים —</w:t>
       </w:r>
       <w:r>
         <w:rPr>
@@ -4402,7 +4657,7 @@
           <w:bCs/>
           <w:rtl/>
         </w:rPr>
-        <w:t xml:space="preserve">סטודנטית</w:t>
+        <w:t xml:space="preserve">סטודנט</w:t>
       </w:r>
       <w:r>
         <w:rPr>
@@ -4422,39 +4677,43 @@
           <w:bCs/>
           <w:rtl/>
         </w:rPr>
-        <w:t xml:space="preserve">להשלים הזמנה מבחירת המנה ועד אישור התשלום בפחות מדקה וחצי</w:t>
-      </w:r>
-      <w:r>
-        <w:rPr>
-          <w:rtl/>
-        </w:rPr>
-        <w:t xml:space="preserve">,</w:t>
-      </w:r>
-      <w:r>
-        <w:rPr>
-          <w:rtl/>
-        </w:rPr>
-        <w:t xml:space="preserve"> </w:t>
-      </w:r>
-      <w:r>
-        <w:rPr>
-          <w:rtl/>
-        </w:rPr>
-        <w:t xml:space="preserve">כדי</w:t>
-      </w:r>
-      <w:r>
-        <w:rPr>
-          <w:rtl/>
-        </w:rPr>
-        <w:t xml:space="preserve"> </w:t>
-      </w:r>
-      <w:r>
-        <w:rPr>
-          <w:b/>
-          <w:bCs/>
-          <w:rtl/>
-        </w:rPr>
-        <w:t xml:space="preserve">שכל ההזמנה תיכנס לתוך ההפסקה הקצרה</w:t>
+        <w:t xml:space="preserve">שהמערכת תגיב מיד גם בעומס של 12:00</w:t>
+      </w:r>
+      <w:r>
+        <w:rPr>
+          <w:rtl/>
+        </w:rPr>
+        <w:t xml:space="preserve">, כדי</w:t>
+      </w:r>
+      <w:r>
+        <w:rPr>
+          <w:rtl/>
+        </w:rPr>
+        <w:t xml:space="preserve"> </w:t>
+      </w:r>
+      <w:r>
+        <w:rPr>
+          <w:b/>
+          <w:bCs/>
+          <w:rtl/>
+        </w:rPr>
+        <w:t xml:space="preserve">שלא אוותר באמצע</w:t>
+      </w:r>
+      <w:r>
+        <w:rPr>
+          <w:b/>
+          <w:bCs/>
+          <w:rtl/>
+        </w:rPr>
+        <w:t xml:space="preserve"> </w:t>
+      </w:r>
+      <w:r>
+        <w:rPr>
+          <w:b/>
+          <w:bCs/>
+          <w:rtl/>
+        </w:rPr>
+        <w:t xml:space="preserve">ההזמנה ואחזור לעמוד בתור</w:t>
       </w:r>
       <w:r>
         <w:rPr>
@@ -4490,7 +4749,7 @@
         <w:rPr>
           <w:rtl/>
         </w:rPr>
-        <w:t xml:space="preserve">תהליך הזמנה מלא מקצה לקצה ≤ 90 שניות.</w:t>
+        <w:t xml:space="preserve">500 הזמנות במקביל בין 12:00–14:00, כשזמן התגובה ≤ 2 שניות.</w:t>
       </w:r>
     </w:p>
     <w:p>
@@ -4506,7 +4765,7 @@
         <w:rPr>
           <w:rtl/>
         </w:rPr>
-        <w:t xml:space="preserve">נמדד גם בשעת השיא, לא רק בשעה שקטה.</w:t>
+        <w:t xml:space="preserve">נמדד בבדיקת עומס המדמה את חלון השיא, ולא בהערכה.</w:t>
       </w:r>
     </w:p>
     <w:p>
@@ -4529,27 +4788,19 @@
           <w:iCs/>
           <w:rtl/>
         </w:rPr>
-        <w:t xml:space="preserve">NFR-2</w:t>
-      </w:r>
-      <w:r>
-        <w:rPr>
-          <w:i/>
-          <w:iCs/>
-          <w:rtl/>
-        </w:rPr>
-        <w:t xml:space="preserve"> </w:t>
-      </w:r>
-      <w:r>
-        <w:rPr>
-          <w:i/>
-          <w:iCs/>
-          <w:rtl/>
-        </w:rPr>
-        <w:t xml:space="preserve">· קשור ל-US-1 (אותו מסע, כאן מזווית הזמן).</w:t>
-      </w:r>
-    </w:p>
-    <w:bookmarkEnd w:id="29"/>
-    <w:bookmarkStart w:id="30" w:name="Xf41887b51841ae045a0a6f59e227fb1fa71a42b"/>
+        <w:t xml:space="preserve">NFR-1</w:t>
+      </w:r>
+      <w:r>
+        <w:rPr>
+          <w:i/>
+          <w:iCs/>
+          <w:rtl/>
+        </w:rPr>
+        <w:t xml:space="preserve">.</w:t>
+      </w:r>
+    </w:p>
+    <w:bookmarkEnd w:id="30"/>
+    <w:bookmarkStart w:id="31" w:name="us-15--הזמנה-שנכנסת-לתוך-ההפסקה--must"/>
     <w:p>
       <w:pPr>
         <w:pStyle w:val="Heading3"/>
@@ -4559,7 +4810,7 @@
         <w:rPr>
           <w:rtl/>
         </w:rPr>
-        <w:t xml:space="preserve">US-15 · בלי למסור פרטי אשראי לקפיטריה —</w:t>
+        <w:t xml:space="preserve">US-15 · הזמנה שנכנסת לתוך ההפסקה —</w:t>
       </w:r>
       <w:r>
         <w:rPr>
@@ -4593,7 +4844,7 @@
           <w:bCs/>
           <w:rtl/>
         </w:rPr>
-        <w:t xml:space="preserve">סטודנט</w:t>
+        <w:t xml:space="preserve">סטודנטית</w:t>
       </w:r>
       <w:r>
         <w:rPr>
@@ -4613,43 +4864,39 @@
           <w:bCs/>
           <w:rtl/>
         </w:rPr>
-        <w:t xml:space="preserve">להיכנס עם הזיהוי של האוניברסיטה ולא להשאיר פרטי כרטיס במערכת</w:t>
-      </w:r>
-      <w:r>
-        <w:rPr>
-          <w:b/>
-          <w:bCs/>
-          <w:rtl/>
-        </w:rPr>
-        <w:t xml:space="preserve"> </w:t>
-      </w:r>
-      <w:r>
-        <w:rPr>
-          <w:b/>
-          <w:bCs/>
-          <w:rtl/>
-        </w:rPr>
-        <w:t xml:space="preserve">של הקפיטריה</w:t>
-      </w:r>
-      <w:r>
-        <w:rPr>
-          <w:rtl/>
-        </w:rPr>
-        <w:t xml:space="preserve">, כדי</w:t>
-      </w:r>
-      <w:r>
-        <w:rPr>
-          <w:rtl/>
-        </w:rPr>
-        <w:t xml:space="preserve"> </w:t>
-      </w:r>
-      <w:r>
-        <w:rPr>
-          <w:b/>
-          <w:bCs/>
-          <w:rtl/>
-        </w:rPr>
-        <w:t xml:space="preserve">שלא אצטרך לסמוך עליה בשמירת הפרטים שלי</w:t>
+        <w:t xml:space="preserve">להשלים הזמנה מבחירת המנה ועד אישור התשלום בפחות מדקה וחצי</w:t>
+      </w:r>
+      <w:r>
+        <w:rPr>
+          <w:rtl/>
+        </w:rPr>
+        <w:t xml:space="preserve">,</w:t>
+      </w:r>
+      <w:r>
+        <w:rPr>
+          <w:rtl/>
+        </w:rPr>
+        <w:t xml:space="preserve"> </w:t>
+      </w:r>
+      <w:r>
+        <w:rPr>
+          <w:rtl/>
+        </w:rPr>
+        <w:t xml:space="preserve">כדי</w:t>
+      </w:r>
+      <w:r>
+        <w:rPr>
+          <w:rtl/>
+        </w:rPr>
+        <w:t xml:space="preserve"> </w:t>
+      </w:r>
+      <w:r>
+        <w:rPr>
+          <w:b/>
+          <w:bCs/>
+          <w:rtl/>
+        </w:rPr>
+        <w:t xml:space="preserve">שכל ההזמנה תיכנס לתוך ההפסקה הקצרה</w:t>
       </w:r>
       <w:r>
         <w:rPr>
@@ -4685,7 +4932,7 @@
         <w:rPr>
           <w:rtl/>
         </w:rPr>
-        <w:t xml:space="preserve">כל כניסה עוברת דרך זיהוי האוניברסיטה — אין מסך הרשמה נפרד ואין סיסמה משלנו.</w:t>
+        <w:t xml:space="preserve">תהליך הזמנה מלא מקצה לקצה ≤ 90 שניות.</w:t>
       </w:r>
     </w:p>
     <w:p>
@@ -4701,7 +4948,7 @@
         <w:rPr>
           <w:rtl/>
         </w:rPr>
-        <w:t xml:space="preserve">במסד הנתונים אין שדה סיסמה ואין פרטי כרטיס; נשמרת אסמכתת שער התשלום בלבד.</w:t>
+        <w:t xml:space="preserve">נמדד גם בשעת השיא, לא רק בשעה שקטה.</w:t>
       </w:r>
     </w:p>
     <w:p>
@@ -4724,27 +4971,27 @@
           <w:iCs/>
           <w:rtl/>
         </w:rPr>
-        <w:t xml:space="preserve">NFR-3</w:t>
-      </w:r>
-      <w:r>
-        <w:rPr>
-          <w:i/>
-          <w:iCs/>
-          <w:rtl/>
-        </w:rPr>
-        <w:t xml:space="preserve"> </w:t>
-      </w:r>
-      <w:r>
-        <w:rPr>
-          <w:i/>
-          <w:iCs/>
-          <w:rtl/>
-        </w:rPr>
-        <w:t xml:space="preserve">· ראו ישות ״תשלום״ במילון הנתונים.</w:t>
-      </w:r>
-    </w:p>
-    <w:bookmarkEnd w:id="30"/>
-    <w:bookmarkStart w:id="31" w:name="X19d50a092b63c7a13db2ee9283129b633e52e8c"/>
+        <w:t xml:space="preserve">NFR-2</w:t>
+      </w:r>
+      <w:r>
+        <w:rPr>
+          <w:i/>
+          <w:iCs/>
+          <w:rtl/>
+        </w:rPr>
+        <w:t xml:space="preserve"> </w:t>
+      </w:r>
+      <w:r>
+        <w:rPr>
+          <w:i/>
+          <w:iCs/>
+          <w:rtl/>
+        </w:rPr>
+        <w:t xml:space="preserve">· קשור ל-US-1 (אותו מסע, כאן מזווית הזמן).</w:t>
+      </w:r>
+    </w:p>
+    <w:bookmarkEnd w:id="31"/>
+    <w:bookmarkStart w:id="32" w:name="X1f5a8e2ca6444223572b0da7fbf9615251bf1f6"/>
     <w:p>
       <w:pPr>
         <w:pStyle w:val="Heading3"/>
@@ -4754,7 +5001,7 @@
         <w:rPr>
           <w:rtl/>
         </w:rPr>
-        <w:t xml:space="preserve">US-16 · המערכת זמינה כל עוד הקפיטריה פתוחה —</w:t>
+        <w:t xml:space="preserve">US-16 · בלי למסור פרטי אשראי לקפיטריה —</w:t>
       </w:r>
       <w:r>
         <w:rPr>
@@ -4788,7 +5035,7 @@
           <w:bCs/>
           <w:rtl/>
         </w:rPr>
-        <w:t xml:space="preserve">מנהל קפיטריה</w:t>
+        <w:t xml:space="preserve">סטודנט</w:t>
       </w:r>
       <w:r>
         <w:rPr>
@@ -4808,7 +5055,23 @@
           <w:bCs/>
           <w:rtl/>
         </w:rPr>
-        <w:t xml:space="preserve">שהמערכת תהיה זמינה לאורך כל שעות הפעילות</w:t>
+        <w:t xml:space="preserve">להיכנס עם הזיהוי של האוניברסיטה ולא להשאיר פרטי כרטיס במערכת</w:t>
+      </w:r>
+      <w:r>
+        <w:rPr>
+          <w:b/>
+          <w:bCs/>
+          <w:rtl/>
+        </w:rPr>
+        <w:t xml:space="preserve"> </w:t>
+      </w:r>
+      <w:r>
+        <w:rPr>
+          <w:b/>
+          <w:bCs/>
+          <w:rtl/>
+        </w:rPr>
+        <w:t xml:space="preserve">של הקפיטריה</w:t>
       </w:r>
       <w:r>
         <w:rPr>
@@ -4828,23 +5091,7 @@
           <w:bCs/>
           <w:rtl/>
         </w:rPr>
-        <w:t xml:space="preserve">שלא</w:t>
-      </w:r>
-      <w:r>
-        <w:rPr>
-          <w:b/>
-          <w:bCs/>
-          <w:rtl/>
-        </w:rPr>
-        <w:t xml:space="preserve"> </w:t>
-      </w:r>
-      <w:r>
-        <w:rPr>
-          <w:b/>
-          <w:bCs/>
-          <w:rtl/>
-        </w:rPr>
-        <w:t xml:space="preserve">אחזור לפתקים ולדף ועט באמצע יום עבודה</w:t>
+        <w:t xml:space="preserve">שלא אצטרך לסמוך עליה בשמירת הפרטים שלי</w:t>
       </w:r>
       <w:r>
         <w:rPr>
@@ -4880,7 +5127,7 @@
         <w:rPr>
           <w:rtl/>
         </w:rPr>
-        <w:t xml:space="preserve">99.5% זמינות בין 08:00–20:00.</w:t>
+        <w:t xml:space="preserve">כל כניסה עוברת דרך זיהוי האוניברסיטה — אין מסך הרשמה נפרד ואין סיסמה משלנו.</w:t>
       </w:r>
     </w:p>
     <w:p>
@@ -4896,6 +5143,201 @@
         <w:rPr>
           <w:rtl/>
         </w:rPr>
+        <w:t xml:space="preserve">במסד הנתונים אין שדה סיסמה ואין פרטי כרטיס; נשמרת אסמכתת שער התשלום בלבד.</w:t>
+      </w:r>
+    </w:p>
+    <w:p>
+      <w:pPr>
+        <w:pStyle w:val="FirstParagraph"/>
+        <w:bidi/>
+      </w:pPr>
+      <w:r>
+        <w:rPr>
+          <w:i/>
+          <w:iCs/>
+          <w:rtl/>
+        </w:rPr>
+        <w:t xml:space="preserve">מקביל ל-</w:t>
+      </w:r>
+      <w:r>
+        <w:rPr>
+          <w:rStyle w:val="VerbatimChar"/>
+          <w:i/>
+          <w:iCs/>
+          <w:rtl/>
+        </w:rPr>
+        <w:t xml:space="preserve">NFR-3</w:t>
+      </w:r>
+      <w:r>
+        <w:rPr>
+          <w:i/>
+          <w:iCs/>
+          <w:rtl/>
+        </w:rPr>
+        <w:t xml:space="preserve"> </w:t>
+      </w:r>
+      <w:r>
+        <w:rPr>
+          <w:i/>
+          <w:iCs/>
+          <w:rtl/>
+        </w:rPr>
+        <w:t xml:space="preserve">· ראו ישות ״תשלום״ במילון הנתונים.</w:t>
+      </w:r>
+    </w:p>
+    <w:bookmarkEnd w:id="32"/>
+    <w:bookmarkStart w:id="33" w:name="X6c5ce85254ec27bfe3cf4be1d3c14d78aca7583"/>
+    <w:p>
+      <w:pPr>
+        <w:pStyle w:val="Heading3"/>
+        <w:bidi/>
+      </w:pPr>
+      <w:r>
+        <w:rPr>
+          <w:rtl/>
+        </w:rPr>
+        <w:t xml:space="preserve">US-17 · המערכת זמינה כל עוד הקפיטריה פתוחה —</w:t>
+      </w:r>
+      <w:r>
+        <w:rPr>
+          <w:rtl/>
+        </w:rPr>
+        <w:t xml:space="preserve"> </w:t>
+      </w:r>
+      <w:r>
+        <w:rPr>
+          <w:b/>
+          <w:bCs/>
+          <w:rtl/>
+        </w:rPr>
+        <w:t xml:space="preserve">Must</w:t>
+      </w:r>
+    </w:p>
+    <w:p>
+      <w:pPr>
+        <w:pStyle w:val="BlockText"/>
+        <w:bidi/>
+      </w:pPr>
+      <w:r>
+        <w:rPr>
+          <w:rtl/>
+        </w:rPr>
+        <w:t xml:space="preserve">״כ</w:t>
+      </w:r>
+      <w:r>
+        <w:rPr>
+          <w:b/>
+          <w:bCs/>
+          <w:rtl/>
+        </w:rPr>
+        <w:t xml:space="preserve">מנהל קפיטריה</w:t>
+      </w:r>
+      <w:r>
+        <w:rPr>
+          <w:rtl/>
+        </w:rPr>
+        <w:t xml:space="preserve">, אני רוצה</w:t>
+      </w:r>
+      <w:r>
+        <w:rPr>
+          <w:rtl/>
+        </w:rPr>
+        <w:t xml:space="preserve"> </w:t>
+      </w:r>
+      <w:r>
+        <w:rPr>
+          <w:b/>
+          <w:bCs/>
+          <w:rtl/>
+        </w:rPr>
+        <w:t xml:space="preserve">שהמערכת תהיה זמינה לאורך כל שעות הפעילות</w:t>
+      </w:r>
+      <w:r>
+        <w:rPr>
+          <w:rtl/>
+        </w:rPr>
+        <w:t xml:space="preserve">, כדי</w:t>
+      </w:r>
+      <w:r>
+        <w:rPr>
+          <w:rtl/>
+        </w:rPr>
+        <w:t xml:space="preserve"> </w:t>
+      </w:r>
+      <w:r>
+        <w:rPr>
+          <w:b/>
+          <w:bCs/>
+          <w:rtl/>
+        </w:rPr>
+        <w:t xml:space="preserve">שלא</w:t>
+      </w:r>
+      <w:r>
+        <w:rPr>
+          <w:b/>
+          <w:bCs/>
+          <w:rtl/>
+        </w:rPr>
+        <w:t xml:space="preserve"> </w:t>
+      </w:r>
+      <w:r>
+        <w:rPr>
+          <w:b/>
+          <w:bCs/>
+          <w:rtl/>
+        </w:rPr>
+        <w:t xml:space="preserve">אחזור לפתקים ולדף ועט באמצע יום עבודה</w:t>
+      </w:r>
+      <w:r>
+        <w:rPr>
+          <w:rtl/>
+        </w:rPr>
+        <w:t xml:space="preserve">.״</w:t>
+      </w:r>
+    </w:p>
+    <w:p>
+      <w:pPr>
+        <w:pStyle w:val="FirstParagraph"/>
+        <w:bidi/>
+      </w:pPr>
+      <w:r>
+        <w:rPr>
+          <w:b/>
+          <w:bCs/>
+          <w:rtl/>
+        </w:rPr>
+        <w:t xml:space="preserve">תנאי קבלה:</w:t>
+      </w:r>
+    </w:p>
+    <w:p>
+      <w:pPr>
+        <w:pStyle w:val="Compact"/>
+        <w:numPr>
+          <w:ilvl w:val="0"/>
+          <w:numId w:val="1018"/>
+        </w:numPr>
+        <w:bidi/>
+      </w:pPr>
+      <w:r>
+        <w:rPr>
+          <w:rtl/>
+        </w:rPr>
+        <w:t xml:space="preserve">99.5% זמינות בין 08:00–20:00.</w:t>
+      </w:r>
+    </w:p>
+    <w:p>
+      <w:pPr>
+        <w:pStyle w:val="Compact"/>
+        <w:numPr>
+          <w:ilvl w:val="0"/>
+          <w:numId w:val="1018"/>
+        </w:numPr>
+        <w:bidi/>
+      </w:pPr>
+      <w:r>
+        <w:rPr>
+          <w:rtl/>
+        </w:rPr>
         <w:t xml:space="preserve">ניטור רציף בשעות הפעילות וחישוב האחוז מדי חודש.</w:t>
       </w:r>
     </w:p>
@@ -4920,6 +5362,218 @@
           <w:rtl/>
         </w:rPr>
         <w:t xml:space="preserve">NFR-5</w:t>
+      </w:r>
+      <w:r>
+        <w:rPr>
+          <w:i/>
+          <w:iCs/>
+          <w:rtl/>
+        </w:rPr>
+        <w:t xml:space="preserve">.</w:t>
+      </w:r>
+    </w:p>
+    <w:bookmarkEnd w:id="33"/>
+    <w:bookmarkStart w:id="34" w:name="us-18--כל-הקמפוס-יכול-להזמין--must"/>
+    <w:p>
+      <w:pPr>
+        <w:pStyle w:val="Heading3"/>
+        <w:bidi/>
+      </w:pPr>
+      <w:r>
+        <w:rPr>
+          <w:rtl/>
+        </w:rPr>
+        <w:t xml:space="preserve">US-18 · כל הקמפוס יכול להזמין —</w:t>
+      </w:r>
+      <w:r>
+        <w:rPr>
+          <w:rtl/>
+        </w:rPr>
+        <w:t xml:space="preserve"> </w:t>
+      </w:r>
+      <w:r>
+        <w:rPr>
+          <w:b/>
+          <w:bCs/>
+          <w:rtl/>
+        </w:rPr>
+        <w:t xml:space="preserve">Must</w:t>
+      </w:r>
+    </w:p>
+    <w:p>
+      <w:pPr>
+        <w:pStyle w:val="BlockText"/>
+        <w:bidi/>
+      </w:pPr>
+      <w:r>
+        <w:rPr>
+          <w:rtl/>
+        </w:rPr>
+        <w:t xml:space="preserve">״כ</w:t>
+      </w:r>
+      <w:r>
+        <w:rPr>
+          <w:b/>
+          <w:bCs/>
+          <w:rtl/>
+        </w:rPr>
+        <w:t xml:space="preserve">מנהל הקפיטריה</w:t>
+      </w:r>
+      <w:r>
+        <w:rPr>
+          <w:rtl/>
+        </w:rPr>
+        <w:t xml:space="preserve">, אני רוצה</w:t>
+      </w:r>
+      <w:r>
+        <w:rPr>
+          <w:rtl/>
+        </w:rPr>
+        <w:t xml:space="preserve"> </w:t>
+      </w:r>
+      <w:r>
+        <w:rPr>
+          <w:b/>
+          <w:bCs/>
+          <w:rtl/>
+        </w:rPr>
+        <w:t xml:space="preserve">שהמערכת תשרת את כל 5000 הסטודנטים בקמפוס</w:t>
+      </w:r>
+      <w:r>
+        <w:rPr>
+          <w:rtl/>
+        </w:rPr>
+        <w:t xml:space="preserve">, כדי</w:t>
+      </w:r>
+      <w:r>
+        <w:rPr>
+          <w:rtl/>
+        </w:rPr>
+        <w:t xml:space="preserve"> </w:t>
+      </w:r>
+      <w:r>
+        <w:rPr>
+          <w:b/>
+          <w:bCs/>
+          <w:rtl/>
+        </w:rPr>
+        <w:t xml:space="preserve">לפתוח</w:t>
+      </w:r>
+      <w:r>
+        <w:rPr>
+          <w:b/>
+          <w:bCs/>
+          <w:rtl/>
+        </w:rPr>
+        <w:t xml:space="preserve"> </w:t>
+      </w:r>
+      <w:r>
+        <w:rPr>
+          <w:b/>
+          <w:bCs/>
+          <w:rtl/>
+        </w:rPr>
+        <w:t xml:space="preserve">את ההזמנה מראש לכולם בלי להגביל את מספר הנרשמים</w:t>
+      </w:r>
+      <w:r>
+        <w:rPr>
+          <w:rtl/>
+        </w:rPr>
+        <w:t xml:space="preserve">.״</w:t>
+      </w:r>
+    </w:p>
+    <w:p>
+      <w:pPr>
+        <w:pStyle w:val="FirstParagraph"/>
+        <w:bidi/>
+      </w:pPr>
+      <w:r>
+        <w:rPr>
+          <w:b/>
+          <w:bCs/>
+          <w:rtl/>
+        </w:rPr>
+        <w:t xml:space="preserve">תנאי קבלה:</w:t>
+      </w:r>
+    </w:p>
+    <w:p>
+      <w:pPr>
+        <w:pStyle w:val="Compact"/>
+        <w:numPr>
+          <w:ilvl w:val="0"/>
+          <w:numId w:val="1019"/>
+        </w:numPr>
+        <w:bidi/>
+      </w:pPr>
+      <w:r>
+        <w:rPr>
+          <w:rtl/>
+        </w:rPr>
+        <w:t xml:space="preserve">5000 רשומות סטודנט נטענות בממשק היומי בלי שגיאה.</w:t>
+      </w:r>
+    </w:p>
+    <w:p>
+      <w:pPr>
+        <w:pStyle w:val="Compact"/>
+        <w:numPr>
+          <w:ilvl w:val="0"/>
+          <w:numId w:val="1019"/>
+        </w:numPr>
+        <w:bidi/>
+      </w:pPr>
+      <w:r>
+        <w:rPr>
+          <w:rtl/>
+        </w:rPr>
+        <w:t xml:space="preserve">בדיקת העומס של</w:t>
+      </w:r>
+      <w:r>
+        <w:rPr>
+          <w:rtl/>
+        </w:rPr>
+        <w:t xml:space="preserve"> </w:t>
+      </w:r>
+      <w:r>
+        <w:rPr>
+          <w:rStyle w:val="VerbatimChar"/>
+          <w:rtl/>
+        </w:rPr>
+        <w:t xml:space="preserve">NFR-1</w:t>
+      </w:r>
+      <w:r>
+        <w:rPr>
+          <w:rtl/>
+        </w:rPr>
+        <w:t xml:space="preserve"> </w:t>
+      </w:r>
+      <w:r>
+        <w:rPr>
+          <w:rtl/>
+        </w:rPr>
+        <w:t xml:space="preserve">עוברת גם כשכל 5000 הרשומות טעונות.</w:t>
+      </w:r>
+    </w:p>
+    <w:p>
+      <w:pPr>
+        <w:pStyle w:val="FirstParagraph"/>
+        <w:bidi/>
+      </w:pPr>
+      <w:r>
+        <w:rPr>
+          <w:i/>
+          <w:iCs/>
+          <w:rtl/>
+        </w:rPr>
+        <w:t xml:space="preserve">מקביל ל-</w:t>
+      </w:r>
+      <w:r>
+        <w:rPr>
+          <w:rStyle w:val="VerbatimChar"/>
+          <w:i/>
+          <w:iCs/>
+          <w:rtl/>
+        </w:rPr>
+        <w:t xml:space="preserve">NFR-4</w:t>
       </w:r>
       <w:r>
         <w:rPr>
@@ -4943,9 +5597,9 @@
         </w:pict>
       </w:r>
     </w:p>
-    <w:bookmarkEnd w:id="31"/>
-    <w:bookmarkEnd w:id="32"/>
-    <w:bookmarkStart w:id="35" w:name="טבלת-עקיבות--סיפור--דרישות"/>
+    <w:bookmarkEnd w:id="34"/>
+    <w:bookmarkEnd w:id="35"/>
+    <w:bookmarkStart w:id="38" w:name="טבלת-עקיבות--סיפור--דרישות"/>
     <w:p>
       <w:pPr>
         <w:pStyle w:val="Heading2"/>
@@ -5932,7 +6586,7 @@
               <w:rPr>
                 <w:rtl/>
               </w:rPr>
-              <w:t xml:space="preserve">תגובה בשיא הצהריים</w:t>
+              <w:t xml:space="preserve">הזמנות שלא נאספו</w:t>
             </w:r>
           </w:p>
         </w:tc>
@@ -5948,7 +6602,7 @@
                 <w:rStyle w:val="VerbatimChar"/>
                 <w:rtl/>
               </w:rPr>
-              <w:t xml:space="preserve">NFR-1</w:t>
+              <w:t xml:space="preserve">FR-12</w:t>
             </w:r>
           </w:p>
         </w:tc>
@@ -5996,7 +6650,7 @@
               <w:rPr>
                 <w:rtl/>
               </w:rPr>
-              <w:t xml:space="preserve">הזמנה שנכנסת לתוך ההפסקה</w:t>
+              <w:t xml:space="preserve">תגובה בשיא הצהריים</w:t>
             </w:r>
           </w:p>
         </w:tc>
@@ -6012,7 +6666,7 @@
                 <w:rStyle w:val="VerbatimChar"/>
                 <w:rtl/>
               </w:rPr>
-              <w:t xml:space="preserve">NFR-2</w:t>
+              <w:t xml:space="preserve">NFR-1</w:t>
             </w:r>
           </w:p>
         </w:tc>
@@ -6060,7 +6714,7 @@
               <w:rPr>
                 <w:rtl/>
               </w:rPr>
-              <w:t xml:space="preserve">בלי למסור פרטי אשראי</w:t>
+              <w:t xml:space="preserve">הזמנה שנכנסת לתוך ההפסקה</w:t>
             </w:r>
           </w:p>
         </w:tc>
@@ -6076,7 +6730,7 @@
                 <w:rStyle w:val="VerbatimChar"/>
                 <w:rtl/>
               </w:rPr>
-              <w:t xml:space="preserve">NFR-3</w:t>
+              <w:t xml:space="preserve">NFR-2</w:t>
             </w:r>
           </w:p>
         </w:tc>
@@ -6124,7 +6778,7 @@
               <w:rPr>
                 <w:rtl/>
               </w:rPr>
-              <w:t xml:space="preserve">זמינות בשעות הפעילות</w:t>
+              <w:t xml:space="preserve">בלי למסור פרטי אשראי</w:t>
             </w:r>
           </w:p>
         </w:tc>
@@ -6140,7 +6794,7 @@
                 <w:rStyle w:val="VerbatimChar"/>
                 <w:rtl/>
               </w:rPr>
-              <w:t xml:space="preserve">NFR-5</w:t>
+              <w:t xml:space="preserve">NFR-3</w:t>
             </w:r>
           </w:p>
         </w:tc>
@@ -6161,8 +6815,136 @@
           </w:p>
         </w:tc>
       </w:tr>
+      <w:tr>
+        <w:tc>
+          <w:tcPr/>
+          <w:p>
+            <w:pPr>
+              <w:pStyle w:val="Compact"/>
+              <w:bidi/>
+            </w:pPr>
+            <w:r>
+              <w:rPr>
+                <w:rtl/>
+              </w:rPr>
+              <w:t xml:space="preserve">US-17</w:t>
+            </w:r>
+          </w:p>
+        </w:tc>
+        <w:tc>
+          <w:tcPr/>
+          <w:p>
+            <w:pPr>
+              <w:pStyle w:val="Compact"/>
+              <w:bidi/>
+            </w:pPr>
+            <w:r>
+              <w:rPr>
+                <w:rtl/>
+              </w:rPr>
+              <w:t xml:space="preserve">זמינות בשעות הפעילות</w:t>
+            </w:r>
+          </w:p>
+        </w:tc>
+        <w:tc>
+          <w:tcPr/>
+          <w:p>
+            <w:pPr>
+              <w:pStyle w:val="Compact"/>
+              <w:bidi/>
+            </w:pPr>
+            <w:r>
+              <w:rPr>
+                <w:rStyle w:val="VerbatimChar"/>
+                <w:rtl/>
+              </w:rPr>
+              <w:t xml:space="preserve">NFR-5</w:t>
+            </w:r>
+          </w:p>
+        </w:tc>
+        <w:tc>
+          <w:tcPr/>
+          <w:p>
+            <w:pPr>
+              <w:pStyle w:val="Compact"/>
+              <w:bidi/>
+              <w:jc w:val="center"/>
+            </w:pPr>
+            <w:r>
+              <w:rPr>
+                <w:rtl/>
+              </w:rPr>
+              <w:t xml:space="preserve">Must</w:t>
+            </w:r>
+          </w:p>
+        </w:tc>
+      </w:tr>
+      <w:tr>
+        <w:tc>
+          <w:tcPr/>
+          <w:p>
+            <w:pPr>
+              <w:pStyle w:val="Compact"/>
+              <w:bidi/>
+            </w:pPr>
+            <w:r>
+              <w:rPr>
+                <w:rtl/>
+              </w:rPr>
+              <w:t xml:space="preserve">US-18</w:t>
+            </w:r>
+          </w:p>
+        </w:tc>
+        <w:tc>
+          <w:tcPr/>
+          <w:p>
+            <w:pPr>
+              <w:pStyle w:val="Compact"/>
+              <w:bidi/>
+            </w:pPr>
+            <w:r>
+              <w:rPr>
+                <w:rtl/>
+              </w:rPr>
+              <w:t xml:space="preserve">כל הקמפוס יכול להזמין</w:t>
+            </w:r>
+          </w:p>
+        </w:tc>
+        <w:tc>
+          <w:tcPr/>
+          <w:p>
+            <w:pPr>
+              <w:pStyle w:val="Compact"/>
+              <w:bidi/>
+            </w:pPr>
+            <w:r>
+              <w:rPr>
+                <w:rStyle w:val="VerbatimChar"/>
+                <w:rtl/>
+              </w:rPr>
+              <w:t xml:space="preserve">NFR-4</w:t>
+            </w:r>
+          </w:p>
+        </w:tc>
+        <w:tc>
+          <w:tcPr/>
+          <w:p>
+            <w:pPr>
+              <w:pStyle w:val="Compact"/>
+              <w:bidi/>
+              <w:jc w:val="center"/>
+            </w:pPr>
+            <w:r>
+              <w:rPr>
+                <w:rtl/>
+              </w:rPr>
+              <w:t xml:space="preserve">Must</w:t>
+            </w:r>
+          </w:p>
+        </w:tc>
+      </w:tr>
     </w:tbl>
-    <w:bookmarkStart w:id="33" w:name="דרישות-שאין-להן-סיפור--ולמה"/>
+    <w:bookmarkStart w:id="36" w:name="דרישות-שאין-להן-סיפור-ולמה"/>
     <w:p>
       <w:pPr>
         <w:pStyle w:val="Heading3"/>
@@ -6172,7 +6954,7 @@
         <w:rPr>
           <w:rtl/>
         </w:rPr>
-        <w:t xml:space="preserve">דרישות שאין להן סיפור — ולמה</w:t>
+        <w:t xml:space="preserve">דרישות שאין להן סיפור, ולמה</w:t>
       </w:r>
     </w:p>
     <w:tbl>
@@ -6391,127 +7173,9 @@
           </w:p>
         </w:tc>
       </w:tr>
-      <w:tr>
-        <w:tc>
-          <w:tcPr/>
-          <w:p>
-            <w:pPr>
-              <w:pStyle w:val="Compact"/>
-              <w:bidi/>
-            </w:pPr>
-            <w:r>
-              <w:rPr>
-                <w:rStyle w:val="VerbatimChar"/>
-                <w:rtl/>
-              </w:rPr>
-              <w:t xml:space="preserve">FR-12</w:t>
-            </w:r>
-            <w:r>
-              <w:rPr>
-                <w:rtl/>
-              </w:rPr>
-              <w:t xml:space="preserve"> </w:t>
-            </w:r>
-            <w:r>
-              <w:rPr>
-                <w:rtl/>
-              </w:rPr>
-              <w:t xml:space="preserve">— טיפול בהזמנה שלא נאספה</w:t>
-            </w:r>
-          </w:p>
-        </w:tc>
-        <w:tc>
-          <w:tcPr/>
-          <w:p>
-            <w:pPr>
-              <w:pStyle w:val="Compact"/>
-              <w:bidi/>
-            </w:pPr>
-            <w:r>
-              <w:rPr>
-                <w:b/>
-                <w:bCs/>
-                <w:rtl/>
-              </w:rPr>
-              <w:t xml:space="preserve">מוזנקת-זמן</w:t>
-            </w:r>
-            <w:r>
-              <w:rPr>
-                <w:rtl/>
-              </w:rPr>
-              <w:t xml:space="preserve">: הטריגר הוא שעון, לא אדם. אין ״מי שרוצה״, ולכן אין תבנית סיפור.</w:t>
-            </w:r>
-          </w:p>
-        </w:tc>
-      </w:tr>
-      <w:tr>
-        <w:tc>
-          <w:tcPr/>
-          <w:p>
-            <w:pPr>
-              <w:pStyle w:val="Compact"/>
-              <w:bidi/>
-            </w:pPr>
-            <w:r>
-              <w:rPr>
-                <w:rStyle w:val="VerbatimChar"/>
-                <w:rtl/>
-              </w:rPr>
-              <w:t xml:space="preserve">NFR-4</w:t>
-            </w:r>
-            <w:r>
-              <w:rPr>
-                <w:rtl/>
-              </w:rPr>
-              <w:t xml:space="preserve"> </w:t>
-            </w:r>
-            <w:r>
-              <w:rPr>
-                <w:rtl/>
-              </w:rPr>
-              <w:t xml:space="preserve">— תמיכה ב-5000 סטודנטים</w:t>
-            </w:r>
-          </w:p>
-        </w:tc>
-        <w:tc>
-          <w:tcPr/>
-          <w:p>
-            <w:pPr>
-              <w:pStyle w:val="Compact"/>
-              <w:bidi/>
-            </w:pPr>
-            <w:r>
-              <w:rPr>
-                <w:rtl/>
-              </w:rPr>
-              <w:t xml:space="preserve">אף משתמש לא ״רוצה״ שהמערכת תתמוך ב-5000 משתמשים. כשאין מאחורי הדרישה רצון של מישהו —</w:t>
-            </w:r>
-            <w:r>
-              <w:rPr>
-                <w:rtl/>
-              </w:rPr>
-              <w:t xml:space="preserve"> </w:t>
-            </w:r>
-            <w:r>
-              <w:rPr>
-                <w:b/>
-                <w:bCs/>
-                <w:rtl/>
-              </w:rPr>
-              <w:t xml:space="preserve">מנסחים אותה במלל, לא בכוח כסיפור</w:t>
-            </w:r>
-            <w:r>
-              <w:rPr>
-                <w:rtl/>
-              </w:rPr>
-              <w:t xml:space="preserve">.</w:t>
-            </w:r>
-          </w:p>
-        </w:tc>
-      </w:tr>
     </w:tbl>
-    <w:bookmarkEnd w:id="33"/>
-    <w:bookmarkStart w:id="34" w:name="חמש-הערות-שהטבלה-הזו-מלמדת"/>
+    <w:bookmarkEnd w:id="36"/>
+    <w:bookmarkStart w:id="37" w:name="ארבע-הערות-שהטבלה-הזו-מלמדת"/>
     <w:p>
       <w:pPr>
         <w:pStyle w:val="Heading3"/>
@@ -6521,7 +7185,7 @@
         <w:rPr>
           <w:rtl/>
         </w:rPr>
-        <w:t xml:space="preserve">חמש הערות שהטבלה הזו מלמדת</w:t>
+        <w:t xml:space="preserve">ארבע הערות שהטבלה הזו מלמדת</w:t>
       </w:r>
     </w:p>
     <w:p>
@@ -6529,7 +7193,7 @@
         <w:pStyle w:val="Compact"/>
         <w:numPr>
           <w:ilvl w:val="0"/>
-          <w:numId w:val="1018"/>
+          <w:numId w:val="1020"/>
         </w:numPr>
         <w:bidi/>
       </w:pPr>
@@ -6757,7 +7421,7 @@
         <w:pStyle w:val="Compact"/>
         <w:numPr>
           <w:ilvl w:val="0"/>
-          <w:numId w:val="1018"/>
+          <w:numId w:val="1020"/>
         </w:numPr>
         <w:bidi/>
       </w:pPr>
@@ -6811,7 +7475,7 @@
         <w:pStyle w:val="Compact"/>
         <w:numPr>
           <w:ilvl w:val="0"/>
-          <w:numId w:val="1018"/>
+          <w:numId w:val="1020"/>
         </w:numPr>
         <w:bidi/>
       </w:pPr>
@@ -6896,61 +7560,7 @@
         <w:pStyle w:val="Compact"/>
         <w:numPr>
           <w:ilvl w:val="0"/>
-          <w:numId w:val="1018"/>
-        </w:numPr>
-        <w:bidi/>
-      </w:pPr>
-      <w:r>
-        <w:rPr>
-          <w:b/>
-          <w:bCs/>
-          <w:rtl/>
-        </w:rPr>
-        <w:t xml:space="preserve">CRUD הוא אפוס, לא סיפור.</w:t>
-      </w:r>
-      <w:r>
-        <w:rPr>
-          <w:rtl/>
-        </w:rPr>
-        <w:t xml:space="preserve"> </w:t>
-      </w:r>
-      <w:r>
-        <w:rPr>
-          <w:rtl/>
-        </w:rPr>
-        <w:t xml:space="preserve">״לנהל את X״ נשמע כמו סיפור אחד ואינו כזה: אי-אפשר</w:t>
-      </w:r>
-      <w:r>
-        <w:rPr>
-          <w:rtl/>
-        </w:rPr>
-        <w:t xml:space="preserve"> </w:t>
-      </w:r>
-      <w:r>
-        <w:rPr>
-          <w:rtl/>
-        </w:rPr>
-        <w:t xml:space="preserve">לאמוד אותו, אי-אפשר לבדוק אותו, ואי-אפשר לשחרר ״חצי ניהול״. ארבע פעולות — ארבעה</w:t>
-      </w:r>
-      <w:r>
-        <w:rPr>
-          <w:rtl/>
-        </w:rPr>
-        <w:t xml:space="preserve"> </w:t>
-      </w:r>
-      <w:r>
-        <w:rPr>
-          <w:rtl/>
-        </w:rPr>
-        <w:t xml:space="preserve">סיפורים, כל אחד עם תנאי הקבלה שלו.</w:t>
-      </w:r>
-    </w:p>
-    <w:p>
-      <w:pPr>
-        <w:pStyle w:val="Compact"/>
-        <w:numPr>
-          <w:ilvl w:val="0"/>
-          <w:numId w:val="1018"/>
+          <w:numId w:val="1020"/>
         </w:numPr>
         <w:bidi/>
       </w:pPr>
@@ -7109,12 +7719,24 @@
         <w:rPr>
           <w:rtl/>
         </w:rPr>
-        <w:t xml:space="preserve">אחד-לאחד: הוא ישמח לייצר סיפור לכל דרישה, כולל לדרישות שאין מאחוריהן משתמש שרוצה משהו.</w:t>
-      </w:r>
-    </w:p>
-    <w:bookmarkEnd w:id="34"/>
-    <w:bookmarkEnd w:id="35"/>
-    <w:bookmarkEnd w:id="36"/>
+        <w:t xml:space="preserve">אחד-לאחד: סיפור אחד לכל דרישה, גם כשדרישה אחת צריכה שני סיפורים מזוויות שונות (US-6</w:t>
+      </w:r>
+      <w:r>
+        <w:rPr>
+          <w:rtl/>
+        </w:rPr>
+        <w:t xml:space="preserve"> </w:t>
+      </w:r>
+      <w:r>
+        <w:rPr>
+          <w:rtl/>
+        </w:rPr>
+        <w:t xml:space="preserve">ו-US-8) או כשסיפור אחד מכסה שתיים (US-1).</w:t>
+      </w:r>
+    </w:p>
+    <w:bookmarkEnd w:id="37"/>
+    <w:bookmarkEnd w:id="38"/>
+    <w:bookmarkEnd w:id="39"/>
     <w:sectPr>
       <w:footnotePr>
         <w:numRestart w:val="eachSect"/>
@@ -7383,6 +8005,12 @@
     <w:abstractNumId w:val="991"/>
   </w:num>
   <w:num w:numId="1018">
+    <w:abstractNumId w:val="991"/>
+  </w:num>
+  <w:num w:numId="1019">
+    <w:abstractNumId w:val="991"/>
+  </w:num>
+  <w:num w:numId="1020">
     <w:abstractNumId w:val="991"/>
   </w:num>
 </w:numbering>
